--- a/downloads/workbook/ai-4-week-10.docx
+++ b/downloads/workbook/ai-4-week-10.docx
@@ -1292,6 +1292,178 @@
         <w:t>Project connection: For your Responsible Plant Classifier, save the input, procedure, observed result and limitation of this check. Label this worked example as practice; use a different, previously unreviewed case when checking independent understanding.</w:t>
       </w:r>
     </w:p>
+    <w:p>
+      <w:pPr>
+        <w:pStyle w:val="Heading1"/>
+      </w:pPr>
+      <w:r>
+        <w:t>19. Project portfolio milestone</w:t>
+      </w:r>
+    </w:p>
+    <w:p>
+      <w:r>
+        <w:t>Project: Responsible Plant Classifier</w:t>
+      </w:r>
+    </w:p>
+    <w:p>
+      <w:r>
+        <w:t>Current milestone: Make a transparent first version. Keep a trace of how one input becomes an output; explain the rule or learned component.</w:t>
+      </w:r>
+    </w:p>
+    <w:p>
+      <w:r>
+        <w:t>For your Responsible Plant Classifier, save the input, procedure, observed result and limitation of this check. Label this worked example as practice; use a different, previously unreviewed case when checking independent understanding.</w:t>
+      </w:r>
+    </w:p>
+    <w:tbl>
+      <w:tblPr>
+        <w:tblStyle w:val="LightShading-Accent1"/>
+        <w:tblW w:type="auto" w:w="0"/>
+        <w:tblLook w:firstColumn="1" w:firstRow="1" w:lastColumn="0" w:lastRow="0" w:noHBand="0" w:noVBand="1" w:val="04A0"/>
+      </w:tblPr>
+      <w:tblGrid>
+        <w:gridCol w:w="5112"/>
+        <w:gridCol w:w="5112"/>
+      </w:tblGrid>
+      <w:tr>
+        <w:trPr>
+          <w:tblHeader/>
+        </w:trPr>
+        <w:tc>
+          <w:tcPr>
+            <w:tcW w:type="dxa" w:w="5112"/>
+          </w:tcPr>
+          <w:p>
+            <w:r>
+              <w:t>Evidence to keep</w:t>
+            </w:r>
+          </w:p>
+        </w:tc>
+        <w:tc>
+          <w:tcPr>
+            <w:tcW w:type="dxa" w:w="5112"/>
+          </w:tcPr>
+          <w:p>
+            <w:r>
+              <w:t>My record</w:t>
+            </w:r>
+          </w:p>
+        </w:tc>
+      </w:tr>
+      <w:tr>
+        <w:tc>
+          <w:tcPr>
+            <w:tcW w:type="dxa" w:w="5112"/>
+          </w:tcPr>
+          <w:p>
+            <w:r>
+              <w:t>This week’s input and deciding step</w:t>
+            </w:r>
+          </w:p>
+        </w:tc>
+        <w:tc>
+          <w:tcPr>
+            <w:tcW w:type="dxa" w:w="5112"/>
+          </w:tcPr>
+          <w:p>
+            <w:r/>
+          </w:p>
+        </w:tc>
+      </w:tr>
+      <w:tr>
+        <w:tc>
+          <w:tcPr>
+            <w:tcW w:type="dxa" w:w="5112"/>
+          </w:tcPr>
+          <w:p>
+            <w:r>
+              <w:t>Prediction and actual result (or labelled paper trace)</w:t>
+            </w:r>
+          </w:p>
+        </w:tc>
+        <w:tc>
+          <w:tcPr>
+            <w:tcW w:type="dxa" w:w="5112"/>
+          </w:tcPr>
+          <w:p>
+            <w:r/>
+          </w:p>
+        </w:tc>
+      </w:tr>
+      <w:tr>
+        <w:tc>
+          <w:tcPr>
+            <w:tcW w:type="dxa" w:w="5112"/>
+          </w:tcPr>
+          <w:p>
+            <w:r>
+              <w:t>One change since the previous checkpoint and why</w:t>
+            </w:r>
+          </w:p>
+        </w:tc>
+        <w:tc>
+          <w:tcPr>
+            <w:tcW w:type="dxa" w:w="5112"/>
+          </w:tcPr>
+          <w:p>
+            <w:r/>
+          </w:p>
+        </w:tc>
+      </w:tr>
+      <w:tr>
+        <w:tc>
+          <w:tcPr>
+            <w:tcW w:type="dxa" w:w="5112"/>
+          </w:tcPr>
+          <w:p>
+            <w:r>
+              <w:t>One error or limit and the next test</w:t>
+            </w:r>
+          </w:p>
+        </w:tc>
+        <w:tc>
+          <w:tcPr>
+            <w:tcW w:type="dxa" w:w="5112"/>
+          </w:tcPr>
+          <w:p>
+            <w:r/>
+          </w:p>
+        </w:tc>
+      </w:tr>
+    </w:tbl>
+    <w:p>
+      <w:pPr>
+        <w:pStyle w:val="Heading3"/>
+      </w:pPr>
+      <w:r>
+        <w:t>Explain what this week adds to your project. Reuse last week’s record rather than starting again.</w:t>
+      </w:r>
+    </w:p>
+    <w:p>
+      <w:r>
+        <w:t>________________________________________________________________</w:t>
+      </w:r>
+    </w:p>
+    <w:p>
+      <w:r>
+        <w:t>________________________________________________________________</w:t>
+      </w:r>
+    </w:p>
+    <w:p>
+      <w:r>
+        <w:t>________________________________________________________________</w:t>
+      </w:r>
+    </w:p>
+    <w:p>
+      <w:r>
+        <w:t>________________________________________________________________</w:t>
+      </w:r>
+    </w:p>
+    <w:p>
+      <w:r>
+        <w:t>________________________________________________________________</w:t>
+      </w:r>
+    </w:p>
     <w:sectPr>
       <w:pgSz w:w="12240" w:h="15840"/>
       <w:pgMar w:top="936" w:right="1008" w:bottom="936" w:left="1008" w:header="720" w:footer="720" w:gutter="0"/>

--- a/downloads/workbook/ai-4-week-10.docx
+++ b/downloads/workbook/ai-4-week-10.docx
@@ -1464,6 +1464,248 @@
         <w:t>________________________________________________________________</w:t>
       </w:r>
     </w:p>
+    <w:p>
+      <w:pPr>
+        <w:pStyle w:val="Heading1"/>
+      </w:pPr>
+      <w:r>
+        <w:t>20. Supported practice and learning evidence</w:t>
+      </w:r>
+    </w:p>
+    <w:p>
+      <w:r>
+        <w:t>Use this supported practice once, in the browser or on paper. Keep the reserved independent assessment for a separate first attempt before teacher feedback.</w:t>
+      </w:r>
+    </w:p>
+    <w:p>
+      <w:r>
+        <w:t>Make a simple baseline earn its place before claiming a better classifier.</w:t>
+      </w:r>
+    </w:p>
+    <w:p>
+      <w:pPr>
+        <w:pStyle w:val="Heading3"/>
+      </w:pPr>
+      <w:r>
+        <w:t>Practice 1: explain the deciding evidence</w:t>
+      </w:r>
+    </w:p>
+    <w:p>
+      <w:r>
+        <w:t>Which labelled step matches this detail? Supplied candidate predictions healthy, spotted, spotted, spotted match 3/4: 75%.</w:t>
+      </w:r>
+    </w:p>
+    <w:p>
+      <w:r>
+        <w:t>1. Fit baseline</w:t>
+      </w:r>
+    </w:p>
+    <w:p>
+      <w:r>
+        <w:t>2. Score baseline</w:t>
+      </w:r>
+    </w:p>
+    <w:p>
+      <w:r>
+        <w:t>3. Compare candidate</w:t>
+      </w:r>
+    </w:p>
+    <w:p>
+      <w:pPr>
+        <w:pStyle w:val="Heading3"/>
+      </w:pPr>
+      <w:r>
+        <w:t>My selected conclusion, deciding fact and explanation</w:t>
+      </w:r>
+    </w:p>
+    <w:p>
+      <w:r>
+        <w:t>________________________________________________________________</w:t>
+      </w:r>
+    </w:p>
+    <w:p>
+      <w:r>
+        <w:t>________________________________________________________________</w:t>
+      </w:r>
+    </w:p>
+    <w:p>
+      <w:r>
+        <w:t>________________________________________________________________</w:t>
+      </w:r>
+    </w:p>
+    <w:p>
+      <w:r>
+        <w:t>________________________________________________________________</w:t>
+      </w:r>
+    </w:p>
+    <w:p>
+      <w:r>
+        <w:t>________________________________________________________________</w:t>
+      </w:r>
+    </w:p>
+    <w:p>
+      <w:r>
+        <w:t>Hint if needed: Read the steps in the pictorial case. Match the supplied detail to the stage that performs or records it.</w:t>
+      </w:r>
+    </w:p>
+    <w:p>
+      <w:r>
+        <w:t>After your attempt, compare with the supported explanation: Compare candidate Supplied candidate predictions healthy, spotted, spotted, spotted match 3/4: 75%. Read the picture in order. Supplied candidate predictions healthy, spotted, spotted, spotted match 3/4: 75%. The arrows show which recorded input or intermediate result each decision uses. Explain the deciding step aloud before checking the changed case; pointing to the final answer alone does not show how it follows.</w:t>
+      </w:r>
+    </w:p>
+    <w:p>
+      <w:pPr>
+        <w:pStyle w:val="Heading3"/>
+      </w:pPr>
+      <w:r>
+        <w:t>Practice 2: explain the deciding evidence</w:t>
+      </w:r>
+    </w:p>
+    <w:p>
+      <w:r>
+        <w:t>Changed-case practice: Change the third candidate prediction from spotted to healthy. Which conclusion is supported by the supplied facts?</w:t>
+      </w:r>
+    </w:p>
+    <w:p>
+      <w:r>
+        <w:t>1. Candidate becomes correct on all 4 validation cases.</w:t>
+      </w:r>
+    </w:p>
+    <w:p>
+      <w:r>
+        <w:t>2. We can decide the result without examining the changed input or the procedure.</w:t>
+      </w:r>
+    </w:p>
+    <w:p>
+      <w:r>
+        <w:t>3. This one example guarantees correct results for every future input.</w:t>
+      </w:r>
+    </w:p>
+    <w:p>
+      <w:pPr>
+        <w:pStyle w:val="Heading3"/>
+      </w:pPr>
+      <w:r>
+        <w:t>My selected conclusion, deciding fact and explanation</w:t>
+      </w:r>
+    </w:p>
+    <w:p>
+      <w:r>
+        <w:t>________________________________________________________________</w:t>
+      </w:r>
+    </w:p>
+    <w:p>
+      <w:r>
+        <w:t>________________________________________________________________</w:t>
+      </w:r>
+    </w:p>
+    <w:p>
+      <w:r>
+        <w:t>________________________________________________________________</w:t>
+      </w:r>
+    </w:p>
+    <w:p>
+      <w:r>
+        <w:t>________________________________________________________________</w:t>
+      </w:r>
+    </w:p>
+    <w:p>
+      <w:r>
+        <w:t>________________________________________________________________</w:t>
+      </w:r>
+    </w:p>
+    <w:p>
+      <w:r>
+        <w:t>Hint if needed: Use the changed condition and the deciding step in the pictorial trace. The answer must say what follows from those facts.</w:t>
+      </w:r>
+    </w:p>
+    <w:p>
+      <w:r>
+        <w:t>After your attempt, compare with the supported explanation: Candidate becomes correct on all 4 validation cases. Only the previously wrong third decision changes; baseline stays fixed at 2/4.</w:t>
+      </w:r>
+    </w:p>
+    <w:p>
+      <w:pPr>
+        <w:pStyle w:val="Heading3"/>
+      </w:pPr>
+      <w:r>
+        <w:t>Repair a missing building block</w:t>
+      </w:r>
+    </w:p>
+    <w:p>
+      <w:r>
+        <w:t>Review Dataset Cards (ai-4/9). Goal: Inspect row meaning missing values and repeated records. Short practice: What two counts should the revised card show? Point to the relevant step in the picture, then write the changed result and the rule or evidence that supports it.. Return to this week and explain what you changed.</w:t>
+      </w:r>
+    </w:p>
+    <w:p>
+      <w:r>
+        <w:t>Review Sampling and Intended Use (ai-4/7). Goal: Inspect row meaning missing values and repeated records. Short practice: Which collection would address the intended-use gap most directly? Point to the relevant step in the picture, then write the changed result and the rule or evidence that supports it.. Return to this week and explain what you changed.</w:t>
+      </w:r>
+    </w:p>
+    <w:p>
+      <w:r>
+        <w:t>Review Python and Table Readiness (ai-4/4). Goal: Specify a table schema. Short practice: Why should the missing value not silently become zero? Point to the relevant step in the picture, then write the changed result and the rule or evidence that supports it.. Return to this week and explain what you changed.</w:t>
+      </w:r>
+    </w:p>
+    <w:p>
+      <w:pPr>
+        <w:pStyle w:val="Heading3"/>
+      </w:pPr>
+      <w:r>
+        <w:t>Predict, run and debug</w:t>
+      </w:r>
+    </w:p>
+    <w:p>
+      <w:r>
+        <w:t>The browser lab lets you edit the supported Python examples already included in this lesson. Predict first, run, inspect the actual output or error, change one input, then run again. Keep code, predictions, actual results and a reasoned revision together. On paper, label your result as a trace rather than an execution.</w:t>
+      </w:r>
+    </w:p>
+    <w:p>
+      <w:pPr>
+        <w:pStyle w:val="Heading3"/>
+      </w:pPr>
+      <w:r>
+        <w:t>Keep your completed work</w:t>
+      </w:r>
+    </w:p>
+    <w:p>
+      <w:r>
+        <w:t>Use Download completed work in the hosted lesson to export your answers, reflections, practice feedback and code-run evidence. Open the HTML copy to read or print it. Drafts stay in this browser when storage is available; clear drafts on a shared device.</w:t>
+      </w:r>
+    </w:p>
+    <w:p>
+      <w:pPr>
+        <w:pStyle w:val="Heading3"/>
+      </w:pPr>
+      <w:r>
+        <w:t>What I repaired, the evidence I kept and the next test</w:t>
+      </w:r>
+    </w:p>
+    <w:p>
+      <w:r>
+        <w:t>________________________________________________________________</w:t>
+      </w:r>
+    </w:p>
+    <w:p>
+      <w:r>
+        <w:t>________________________________________________________________</w:t>
+      </w:r>
+    </w:p>
+    <w:p>
+      <w:r>
+        <w:t>________________________________________________________________</w:t>
+      </w:r>
+    </w:p>
+    <w:p>
+      <w:r>
+        <w:t>________________________________________________________________</w:t>
+      </w:r>
+    </w:p>
+    <w:p>
+      <w:r>
+        <w:t>________________________________________________________________</w:t>
+      </w:r>
+    </w:p>
     <w:sectPr>
       <w:pgSz w:w="12240" w:h="15840"/>
       <w:pgMar w:top="936" w:right="1008" w:bottom="936" w:left="1008" w:header="720" w:footer="720" w:gutter="0"/>

--- a/downloads/workbook/ai-4-week-10.docx
+++ b/downloads/workbook/ai-4-week-10.docx
@@ -30,6 +30,17 @@
     </w:p>
     <w:p>
       <w:r>
+        <w:t>Record your starting explanation for Baselines First before opening notes. Show any later correction separately.</w:t>
+      </w:r>
+    </w:p>
+    <w:p>
+      <w:pPr>
+        <w:spacing w:line="336" w:lineRule="auto" w:after="180"/>
+      </w:pPr>
+      <w:r>
+        <w:rPr>
+          <w:b w:val="0"/>
+        </w:rPr>
         <w:t>Try the recall before opening notes. Then use a different colour or a labelled second line to correct your explanation.</w:t>
       </w:r>
     </w:p>
@@ -42,7 +53,13 @@
       </w:r>
     </w:p>
     <w:p>
-      <w:r>
+      <w:pPr>
+        <w:spacing w:line="336" w:lineRule="auto" w:after="180"/>
+      </w:pPr>
+      <w:r>
+        <w:rPr>
+          <w:b w:val="0"/>
+        </w:rPr>
         <w:t>Without opening the old lesson, explain one key idea from Dataset Cards. Give an example and a mistake that the idea helps you avoid.</w:t>
       </w:r>
     </w:p>
@@ -78,7 +95,13 @@
       </w:r>
     </w:p>
     <w:p>
-      <w:r>
+      <w:pPr>
+        <w:spacing w:line="336" w:lineRule="auto" w:after="180"/>
+      </w:pPr>
+      <w:r>
+        <w:rPr>
+          <w:b w:val="0"/>
+        </w:rPr>
         <w:t>Without opening the old lesson, explain one key idea from Sampling and Intended Use. Give an example and a mistake that the idea helps you avoid.</w:t>
       </w:r>
     </w:p>
@@ -114,7 +137,13 @@
       </w:r>
     </w:p>
     <w:p>
-      <w:r>
+      <w:pPr>
+        <w:spacing w:line="336" w:lineRule="auto" w:after="180"/>
+      </w:pPr>
+      <w:r>
+        <w:rPr>
+          <w:b w:val="0"/>
+        </w:rPr>
         <w:t>Without opening the old lesson, explain one key idea from Python and Table Readiness. Give an example and a mistake that the idea helps you avoid.</w:t>
       </w:r>
     </w:p>
@@ -151,7 +180,30 @@
     </w:p>
     <w:p>
       <w:r>
-        <w:t>Use W2: Calculate the validation score for A baseline before a model. Record the answer once; the lesson and workbook refer to the same attempt.</w:t>
+        <w:t>Complete the supported Baselines First trace and record the first step you can explain without help.</w:t>
+      </w:r>
+    </w:p>
+    <w:p>
+      <w:pPr>
+        <w:spacing w:line="336" w:lineRule="auto" w:after="180"/>
+      </w:pPr>
+      <w:r>
+        <w:rPr>
+          <w:b w:val="0"/>
+        </w:rPr>
+        <w:t xml:space="preserve">Use W2: Calculate the validation score for A </w:t>
+      </w:r>
+      <w:r>
+        <w:rPr>
+          <w:b/>
+        </w:rPr>
+        <w:t>baseline</w:t>
+      </w:r>
+      <w:r>
+        <w:rPr>
+          <w:b w:val="0"/>
+        </w:rPr>
+        <w:t xml:space="preserve"> before a model. Record the answer once; the lesson and workbook refer to the same attempt.</w:t>
       </w:r>
     </w:p>
     <w:tbl>
@@ -279,7 +331,65 @@
     </w:p>
     <w:p>
       <w:r>
-        <w:t>Use the worked case for A baseline before a model. Proposed explanation: “A simple baseline does not need training data”. Decide whether this explanation is supported. Point to the step or supplied fact that decides; explain your repair if needed.</w:t>
+        <w:t>Check the proposed Baselines First explanation against the supplied facts before discussing it.</w:t>
+      </w:r>
+    </w:p>
+    <w:p>
+      <w:pPr>
+        <w:spacing w:line="336" w:lineRule="auto" w:after="180"/>
+      </w:pPr>
+      <w:r>
+        <w:rPr>
+          <w:b w:val="0"/>
+        </w:rPr>
+        <w:t xml:space="preserve">Use the worked case for A </w:t>
+      </w:r>
+      <w:r>
+        <w:rPr>
+          <w:b/>
+        </w:rPr>
+        <w:t>baseline</w:t>
+      </w:r>
+      <w:r>
+        <w:rPr>
+          <w:b w:val="0"/>
+        </w:rPr>
+        <w:t xml:space="preserve"> before a model. Proposed explanation: “A simple </w:t>
+      </w:r>
+      <w:r>
+        <w:rPr>
+          <w:b/>
+        </w:rPr>
+        <w:t>baseline</w:t>
+      </w:r>
+      <w:r>
+        <w:rPr>
+          <w:b w:val="0"/>
+        </w:rPr>
+        <w:t xml:space="preserve"> does not need </w:t>
+      </w:r>
+      <w:r>
+        <w:rPr>
+          <w:b/>
+        </w:rPr>
+        <w:t>training</w:t>
+      </w:r>
+      <w:r>
+        <w:rPr>
+          <w:b w:val="0"/>
+        </w:rPr>
+        <w:t xml:space="preserve"> data”. Decide whether this explanation is supported.</w:t>
+      </w:r>
+    </w:p>
+    <w:p>
+      <w:pPr>
+        <w:spacing w:line="336" w:lineRule="auto" w:after="180"/>
+      </w:pPr>
+      <w:r>
+        <w:rPr>
+          <w:b w:val="0"/>
+        </w:rPr>
+        <w:t>Point to the step or supplied fact that decides; explain your repair if needed.</w:t>
       </w:r>
     </w:p>
     <w:p>
@@ -319,6 +429,11 @@
       </w:r>
     </w:p>
     <w:p>
+      <w:r>
+        <w:t>Write one first attempt at the reserved independent case before feedback. Repeated copies of that case refer to the same recorded attempt.</w:t>
+      </w:r>
+    </w:p>
+    <w:p>
       <w:pPr>
         <w:pStyle w:val="Heading3"/>
       </w:pPr>
@@ -327,8 +442,73 @@
       </w:r>
     </w:p>
     <w:p>
-      <w:r>
-        <w:t>New training labels are blocked, clear, blocked, blocked, clear. New validation labels are clear, blocked, clear, blocked. Fit the same baseline rule and list its four predictions. A supplied candidate predicts clear, blocked, blocked, blocked. Score both on these rows and state the difference in correct examples and percentage points. What claim remains unsupported?</w:t>
+      <w:pPr>
+        <w:spacing w:line="336" w:lineRule="auto" w:after="180"/>
+      </w:pPr>
+      <w:r>
+        <w:rPr>
+          <w:b w:val="0"/>
+        </w:rPr>
+        <w:t xml:space="preserve">New </w:t>
+      </w:r>
+      <w:r>
+        <w:rPr>
+          <w:b/>
+        </w:rPr>
+        <w:t>training</w:t>
+      </w:r>
+      <w:r>
+        <w:rPr>
+          <w:b w:val="0"/>
+        </w:rPr>
+        <w:t xml:space="preserve"> labels are blocked, clear, blocked, blocked, clear. New validation labels are clear, blocked, clear, blocked. Fit the same </w:t>
+      </w:r>
+      <w:r>
+        <w:rPr>
+          <w:b/>
+        </w:rPr>
+        <w:t>baseline</w:t>
+      </w:r>
+      <w:r>
+        <w:rPr>
+          <w:b w:val="0"/>
+        </w:rPr>
+        <w:t xml:space="preserve"> rule and list its four </w:t>
+      </w:r>
+      <w:r>
+        <w:rPr>
+          <w:b/>
+        </w:rPr>
+        <w:t>prediction</w:t>
+      </w:r>
+      <w:r>
+        <w:rPr>
+          <w:b w:val="0"/>
+        </w:rPr>
+        <w:t>s.</w:t>
+      </w:r>
+    </w:p>
+    <w:p>
+      <w:pPr>
+        <w:spacing w:line="336" w:lineRule="auto" w:after="180"/>
+      </w:pPr>
+      <w:r>
+        <w:rPr>
+          <w:b w:val="0"/>
+        </w:rPr>
+        <w:t xml:space="preserve">A supplied candidate predicts clear, blocked, blocked, blocked. Score both on these rows and state the difference in correct examples and </w:t>
+      </w:r>
+      <w:r>
+        <w:rPr>
+          <w:b/>
+        </w:rPr>
+        <w:t>percentage point</w:t>
+      </w:r>
+      <w:r>
+        <w:rPr>
+          <w:b w:val="0"/>
+        </w:rPr>
+        <w:t>s. What claim remains unsupported?</w:t>
       </w:r>
     </w:p>
     <w:p>
@@ -375,7 +555,13 @@
       </w:r>
     </w:p>
     <w:p>
-      <w:r>
+      <w:pPr>
+        <w:spacing w:line="336" w:lineRule="auto" w:after="180"/>
+      </w:pPr>
+      <w:r>
+        <w:rPr>
+          <w:b w:val="0"/>
+        </w:rPr>
         <w:t>Attempt this case before feedback. Record any help. Earlier examples below are further practice; a case already practised with feedback cannot establish fresh transfer.</w:t>
       </w:r>
     </w:p>
@@ -389,7 +575,43 @@
     </w:p>
     <w:p>
       <w:r>
-        <w:t>A dataset contains 27 healthy and 3 spotted leaves. An always-healthy baseline gets what accuracy and spotted recall? What must a new model improve upon?</w:t>
+        <w:t>Connect the Baselines First target to a trace and a justified conclusion.</w:t>
+      </w:r>
+    </w:p>
+    <w:p>
+      <w:pPr>
+        <w:spacing w:line="336" w:lineRule="auto" w:after="180"/>
+        <w:shd w:fill="F5F1FB"/>
+      </w:pPr>
+      <w:r>
+        <w:rPr>
+          <w:b w:val="0"/>
+        </w:rPr>
+        <w:t xml:space="preserve">A dataset contains 27 healthy and 3 spotted leaves. An always-healthy </w:t>
+      </w:r>
+      <w:r>
+        <w:rPr>
+          <w:b/>
+        </w:rPr>
+        <w:t>baseline</w:t>
+      </w:r>
+      <w:r>
+        <w:rPr>
+          <w:b w:val="0"/>
+        </w:rPr>
+        <w:t xml:space="preserve"> gets what </w:t>
+      </w:r>
+      <w:r>
+        <w:rPr>
+          <w:b/>
+        </w:rPr>
+        <w:t>accuracy</w:t>
+      </w:r>
+      <w:r>
+        <w:rPr>
+          <w:b w:val="0"/>
+        </w:rPr>
+        <w:t xml:space="preserve"> and spotted recall? What must a new model improve upon?</w:t>
       </w:r>
     </w:p>
     <w:p>
@@ -402,17 +624,70 @@
     </w:p>
     <w:p>
       <w:r>
-        <w:t>A test set has eighteen healthy and two spotted leaves. Baseline always predicts healthy.</w:t>
-      </w:r>
-    </w:p>
-    <w:p>
-      <w:r>
-        <w:t>Calculate and critique accuracy.</w:t>
-      </w:r>
-    </w:p>
-    <w:p>
-      <w:r>
-        <w:t>Show your trace, calculation or evidence</w:t>
+        <w:t>Solve the supplied Baselines First case and show the deciding evidence.</w:t>
+      </w:r>
+    </w:p>
+    <w:p>
+      <w:pPr>
+        <w:spacing w:line="336" w:lineRule="auto" w:after="180"/>
+      </w:pPr>
+      <w:r>
+        <w:rPr>
+          <w:b w:val="0"/>
+        </w:rPr>
+        <w:t xml:space="preserve">A test set has eighteen healthy and two spotted leaves. </w:t>
+      </w:r>
+      <w:r>
+        <w:rPr>
+          <w:b/>
+        </w:rPr>
+        <w:t>Baseline</w:t>
+      </w:r>
+      <w:r>
+        <w:rPr>
+          <w:b w:val="0"/>
+        </w:rPr>
+        <w:t xml:space="preserve"> always predicts healthy.</w:t>
+      </w:r>
+    </w:p>
+    <w:p>
+      <w:pPr>
+        <w:spacing w:line="336" w:lineRule="auto" w:after="180"/>
+      </w:pPr>
+      <w:r>
+        <w:rPr>
+          <w:b w:val="0"/>
+        </w:rPr>
+        <w:t xml:space="preserve">Calculate and critique </w:t>
+      </w:r>
+      <w:r>
+        <w:rPr>
+          <w:b/>
+        </w:rPr>
+        <w:t>accuracy</w:t>
+      </w:r>
+      <w:r>
+        <w:rPr>
+          <w:b w:val="0"/>
+        </w:rPr>
+        <w:t>.</w:t>
+      </w:r>
+    </w:p>
+    <w:p>
+      <w:pPr>
+        <w:spacing w:line="336" w:lineRule="auto" w:after="180"/>
+      </w:pPr>
+      <w:r>
+        <w:rPr>
+          <w:b w:val="0"/>
+        </w:rPr>
+        <w:t xml:space="preserve">Show your trace, calculation or </w:t>
+      </w:r>
+      <w:r>
+        <w:rPr>
+          <w:b/>
+        </w:rPr>
+        <w:t>evidence</w:t>
       </w:r>
     </w:p>
     <w:p>
@@ -458,11 +733,52 @@
     </w:p>
     <w:p>
       <w:r>
-        <w:t>A dataset has 18 grass and 2 fern examples. A baseline always predicts grass. Compute accuracy and name a serious limitation.</w:t>
-      </w:r>
-    </w:p>
-    <w:p>
-      <w:r>
+        <w:t>Apply the procedure to the changed case and record why the conclusion follows.</w:t>
+      </w:r>
+    </w:p>
+    <w:p>
+      <w:pPr>
+        <w:spacing w:line="336" w:lineRule="auto" w:after="180"/>
+      </w:pPr>
+      <w:r>
+        <w:rPr>
+          <w:b w:val="0"/>
+        </w:rPr>
+        <w:t xml:space="preserve">A dataset has 18 grass and 2 fern examples. A </w:t>
+      </w:r>
+      <w:r>
+        <w:rPr>
+          <w:b/>
+        </w:rPr>
+        <w:t>baseline</w:t>
+      </w:r>
+      <w:r>
+        <w:rPr>
+          <w:b w:val="0"/>
+        </w:rPr>
+        <w:t xml:space="preserve"> always predicts grass. Compute </w:t>
+      </w:r>
+      <w:r>
+        <w:rPr>
+          <w:b/>
+        </w:rPr>
+        <w:t>accuracy</w:t>
+      </w:r>
+      <w:r>
+        <w:rPr>
+          <w:b w:val="0"/>
+        </w:rPr>
+        <w:t xml:space="preserve"> and name a serious limitation.</w:t>
+      </w:r>
+    </w:p>
+    <w:p>
+      <w:pPr>
+        <w:spacing w:line="336" w:lineRule="auto" w:after="180"/>
+      </w:pPr>
+      <w:r>
+        <w:rPr>
+          <w:b w:val="0"/>
+        </w:rPr>
         <w:t>My independent answer and reason</w:t>
       </w:r>
     </w:p>
@@ -517,7 +833,30 @@
     </w:p>
     <w:p>
       <w:r>
-        <w:t>Create a changed input, boundary case or missing-information case. Write the expected answer or safe response before testing.</w:t>
+        <w:t>Specify a changed input, expected result and observation separately.</w:t>
+      </w:r>
+    </w:p>
+    <w:p>
+      <w:pPr>
+        <w:spacing w:line="336" w:lineRule="auto" w:after="180"/>
+      </w:pPr>
+      <w:r>
+        <w:rPr>
+          <w:b w:val="0"/>
+        </w:rPr>
+        <w:t xml:space="preserve">Create a changed </w:t>
+      </w:r>
+      <w:r>
+        <w:rPr>
+          <w:b/>
+        </w:rPr>
+        <w:t>input</w:t>
+      </w:r>
+      <w:r>
+        <w:rPr>
+          <w:b w:val="0"/>
+        </w:rPr>
+        <w:t>, boundary case or missing-information case. Write the expected answer or safe response before testing.</w:t>
       </w:r>
     </w:p>
     <w:tbl>
@@ -646,12 +985,53 @@
     </w:p>
     <w:p>
       <w:r>
-        <w:t>Record majority and transparent-rule baselines for the Plant Classifier using the frozen test plan.</w:t>
-      </w:r>
-    </w:p>
-    <w:p>
-      <w:r>
-        <w:t>The project change and evidence I will keep</w:t>
+        <w:t>Justify what Baselines First adds to Responsible Plant Classifier and keep the evidence.</w:t>
+      </w:r>
+    </w:p>
+    <w:p>
+      <w:pPr>
+        <w:spacing w:line="336" w:lineRule="auto" w:after="180"/>
+      </w:pPr>
+      <w:r>
+        <w:rPr>
+          <w:b w:val="0"/>
+        </w:rPr>
+        <w:t>Record majority and transparent-</w:t>
+      </w:r>
+      <w:r>
+        <w:rPr>
+          <w:b/>
+        </w:rPr>
+        <w:t>rule baseline</w:t>
+      </w:r>
+      <w:r>
+        <w:rPr>
+          <w:b w:val="0"/>
+        </w:rPr>
+        <w:t>s for the Plant Classifier using the frozen test plan.</w:t>
+      </w:r>
+    </w:p>
+    <w:p>
+      <w:pPr>
+        <w:spacing w:line="336" w:lineRule="auto" w:after="180"/>
+      </w:pPr>
+      <w:r>
+        <w:rPr>
+          <w:b w:val="0"/>
+        </w:rPr>
+        <w:t xml:space="preserve">The project change and </w:t>
+      </w:r>
+      <w:r>
+        <w:rPr>
+          <w:b/>
+        </w:rPr>
+        <w:t>evidence</w:t>
+      </w:r>
+      <w:r>
+        <w:rPr>
+          <w:b w:val="0"/>
+        </w:rPr>
+        <w:t xml:space="preserve"> I will keep</w:t>
       </w:r>
     </w:p>
     <w:p>
@@ -697,11 +1077,54 @@
     </w:p>
     <w:p>
       <w:r>
-        <w:t>I can explain the mechanism. I can show evidence. I can handle a changed case. I can name a limit. Mark each as not yet, with help or independently, and attach supporting work.</w:t>
-      </w:r>
-    </w:p>
-    <w:p>
-      <w:r>
+        <w:t>Judge explanation, evidence, transfer and limits separately; attach the work behind your judgement.</w:t>
+      </w:r>
+    </w:p>
+    <w:p>
+      <w:pPr>
+        <w:pStyle w:val="ListBullet"/>
+      </w:pPr>
+      <w:r>
+        <w:t>I can explain the mechanism.</w:t>
+      </w:r>
+    </w:p>
+    <w:p>
+      <w:pPr>
+        <w:pStyle w:val="ListBullet"/>
+      </w:pPr>
+      <w:r>
+        <w:t>I can show evidence.</w:t>
+      </w:r>
+    </w:p>
+    <w:p>
+      <w:pPr>
+        <w:pStyle w:val="ListBullet"/>
+      </w:pPr>
+      <w:r>
+        <w:t>I can handle a changed case.</w:t>
+      </w:r>
+    </w:p>
+    <w:p>
+      <w:pPr>
+        <w:pStyle w:val="ListBullet"/>
+      </w:pPr>
+      <w:r>
+        <w:t>I can name a limit.</w:t>
+      </w:r>
+    </w:p>
+    <w:p>
+      <w:r>
+        <w:t>Mark each as not yet, with help or independently, and attach supporting work.</w:t>
+      </w:r>
+    </w:p>
+    <w:p>
+      <w:pPr>
+        <w:spacing w:line="336" w:lineRule="auto" w:after="180"/>
+      </w:pPr>
+      <w:r>
+        <w:rPr>
+          <w:b w:val="0"/>
+        </w:rPr>
         <w:t>Teacher review ____________________  Next step ____________________</w:t>
       </w:r>
     </w:p>
@@ -715,7 +1138,43 @@
     </w:p>
     <w:p>
       <w:r>
-        <w:t>A dataset contains 27 healthy and 3 spotted leaves. An always-healthy baseline gets what accuracy and spotted recall? What must a new model improve upon?</w:t>
+        <w:t>Use this earlier case as transfer practice. A case already discussed with feedback is not fresh assessment evidence.</w:t>
+      </w:r>
+    </w:p>
+    <w:p>
+      <w:pPr>
+        <w:spacing w:line="336" w:lineRule="auto" w:after="180"/>
+        <w:shd w:fill="F5F1FB"/>
+      </w:pPr>
+      <w:r>
+        <w:rPr>
+          <w:b w:val="0"/>
+        </w:rPr>
+        <w:t xml:space="preserve">A dataset contains 27 healthy and 3 spotted leaves. An always-healthy </w:t>
+      </w:r>
+      <w:r>
+        <w:rPr>
+          <w:b/>
+        </w:rPr>
+        <w:t>baseline</w:t>
+      </w:r>
+      <w:r>
+        <w:rPr>
+          <w:b w:val="0"/>
+        </w:rPr>
+        <w:t xml:space="preserve"> gets what </w:t>
+      </w:r>
+      <w:r>
+        <w:rPr>
+          <w:b/>
+        </w:rPr>
+        <w:t>accuracy</w:t>
+      </w:r>
+      <w:r>
+        <w:rPr>
+          <w:b w:val="0"/>
+        </w:rPr>
+        <w:t xml:space="preserve"> and spotted recall? What must a new model improve upon?</w:t>
       </w:r>
     </w:p>
     <w:p>
@@ -762,7 +1221,13 @@
       </w:r>
     </w:p>
     <w:p>
-      <w:r>
+      <w:pPr>
+        <w:spacing w:line="336" w:lineRule="auto" w:after="180"/>
+      </w:pPr>
+      <w:r>
+        <w:rPr>
+          <w:b w:val="0"/>
+        </w:rPr>
         <w:t>Record support used: none, hint or teacher explanation.</w:t>
       </w:r>
     </w:p>
@@ -776,7 +1241,54 @@
     </w:p>
     <w:p>
       <w:r>
-        <w:t>Count clear and blocked in the worked training list. State the constant prediction and the declared tie rule. Explain why the validation majority does not choose this baseline.</w:t>
+        <w:t>Choose from training evidence. Apply the supplied Baselines First facts and keep your reasoning.</w:t>
+      </w:r>
+    </w:p>
+    <w:p>
+      <w:pPr>
+        <w:spacing w:line="336" w:lineRule="auto" w:after="180"/>
+      </w:pPr>
+      <w:r>
+        <w:rPr>
+          <w:b w:val="0"/>
+        </w:rPr>
+        <w:t xml:space="preserve">Count clear and blocked in the worked </w:t>
+      </w:r>
+      <w:r>
+        <w:rPr>
+          <w:b/>
+        </w:rPr>
+        <w:t>training</w:t>
+      </w:r>
+      <w:r>
+        <w:rPr>
+          <w:b w:val="0"/>
+        </w:rPr>
+        <w:t xml:space="preserve"> list. State the constant </w:t>
+      </w:r>
+      <w:r>
+        <w:rPr>
+          <w:b/>
+        </w:rPr>
+        <w:t>prediction</w:t>
+      </w:r>
+      <w:r>
+        <w:rPr>
+          <w:b w:val="0"/>
+        </w:rPr>
+        <w:t xml:space="preserve"> and the declared tie rule. Explain why the validation majority does not choose this </w:t>
+      </w:r>
+      <w:r>
+        <w:rPr>
+          <w:b/>
+        </w:rPr>
+        <w:t>baseline</w:t>
+      </w:r>
+      <w:r>
+        <w:rPr>
+          <w:b w:val="0"/>
+        </w:rPr>
+        <w:t>.</w:t>
       </w:r>
     </w:p>
     <w:p>
@@ -827,7 +1339,54 @@
     </w:p>
     <w:p>
       <w:r>
-        <w:t>List the four baseline predictions and mark which validation rows are correct. Give correct/total and accuracy. Explain why 4/6 is not the answer.</w:t>
+        <w:t>Calculate the validation score. Apply the supplied Baselines First facts and keep your reasoning.</w:t>
+      </w:r>
+    </w:p>
+    <w:p>
+      <w:pPr>
+        <w:spacing w:line="336" w:lineRule="auto" w:after="180"/>
+      </w:pPr>
+      <w:r>
+        <w:rPr>
+          <w:b w:val="0"/>
+        </w:rPr>
+        <w:t xml:space="preserve">List the four </w:t>
+      </w:r>
+      <w:r>
+        <w:rPr>
+          <w:b/>
+        </w:rPr>
+        <w:t>baseline</w:t>
+      </w:r>
+      <w:r>
+        <w:rPr>
+          <w:b w:val="0"/>
+        </w:rPr>
+        <w:t xml:space="preserve"> </w:t>
+      </w:r>
+      <w:r>
+        <w:rPr>
+          <w:b/>
+        </w:rPr>
+        <w:t>prediction</w:t>
+      </w:r>
+      <w:r>
+        <w:rPr>
+          <w:b w:val="0"/>
+        </w:rPr>
+        <w:t xml:space="preserve">s and mark which validation rows are correct. Give correct/total and </w:t>
+      </w:r>
+      <w:r>
+        <w:rPr>
+          <w:b/>
+        </w:rPr>
+        <w:t>accuracy</w:t>
+      </w:r>
+      <w:r>
+        <w:rPr>
+          <w:b w:val="0"/>
+        </w:rPr>
+        <w:t>. Explain why 4/6 is not the answer.</w:t>
       </w:r>
     </w:p>
     <w:p>
@@ -878,7 +1437,30 @@
     </w:p>
     <w:p>
       <w:r>
-        <w:t>A candidate is scored on ten easy rows and the baseline on four difficult rows. Describe a fair comparison and two details you must record.</w:t>
+        <w:t>Make the comparison fair. Apply the supplied Baselines First facts and keep your reasoning.</w:t>
+      </w:r>
+    </w:p>
+    <w:p>
+      <w:pPr>
+        <w:spacing w:line="336" w:lineRule="auto" w:after="180"/>
+      </w:pPr>
+      <w:r>
+        <w:rPr>
+          <w:b w:val="0"/>
+        </w:rPr>
+        <w:t xml:space="preserve">A candidate is scored on ten easy rows and the </w:t>
+      </w:r>
+      <w:r>
+        <w:rPr>
+          <w:b/>
+        </w:rPr>
+        <w:t>baseline</w:t>
+      </w:r>
+      <w:r>
+        <w:rPr>
+          <w:b w:val="0"/>
+        </w:rPr>
+        <w:t xml:space="preserve"> on four difficult rows. Describe a fair comparison and two details you must record.</w:t>
       </w:r>
     </w:p>
     <w:p>
@@ -929,7 +1511,77 @@
     </w:p>
     <w:p>
       <w:r>
-        <w:t>New training labels are blocked, clear, blocked, blocked, clear. New validation labels are clear, blocked, clear, blocked. Fit the same baseline rule and list its four predictions. A supplied candidate predicts clear, blocked, blocked, blocked. Score both on these rows and state the difference in correct examples and percentage points. What claim remains unsupported?</w:t>
+        <w:t>Attempt before feedback. If this repeats the selected independent case, reuse that first attempt; otherwise keep a separate record. Fit and compare independently. Apply the supplied Baselines First facts and keep your reasoning.</w:t>
+      </w:r>
+    </w:p>
+    <w:p>
+      <w:pPr>
+        <w:spacing w:line="336" w:lineRule="auto" w:after="180"/>
+      </w:pPr>
+      <w:r>
+        <w:rPr>
+          <w:b w:val="0"/>
+        </w:rPr>
+        <w:t xml:space="preserve">New </w:t>
+      </w:r>
+      <w:r>
+        <w:rPr>
+          <w:b/>
+        </w:rPr>
+        <w:t>training</w:t>
+      </w:r>
+      <w:r>
+        <w:rPr>
+          <w:b w:val="0"/>
+        </w:rPr>
+        <w:t xml:space="preserve"> labels are blocked, clear, blocked, blocked, clear. New validation labels are clear, blocked, clear, blocked. Fit the same </w:t>
+      </w:r>
+      <w:r>
+        <w:rPr>
+          <w:b/>
+        </w:rPr>
+        <w:t>baseline</w:t>
+      </w:r>
+      <w:r>
+        <w:rPr>
+          <w:b w:val="0"/>
+        </w:rPr>
+        <w:t xml:space="preserve"> rule and list its four </w:t>
+      </w:r>
+      <w:r>
+        <w:rPr>
+          <w:b/>
+        </w:rPr>
+        <w:t>prediction</w:t>
+      </w:r>
+      <w:r>
+        <w:rPr>
+          <w:b w:val="0"/>
+        </w:rPr>
+        <w:t>s.</w:t>
+      </w:r>
+    </w:p>
+    <w:p>
+      <w:pPr>
+        <w:spacing w:line="336" w:lineRule="auto" w:after="180"/>
+      </w:pPr>
+      <w:r>
+        <w:rPr>
+          <w:b w:val="0"/>
+        </w:rPr>
+        <w:t xml:space="preserve">A supplied candidate predicts clear, blocked, blocked, blocked. Score both on these rows and state the difference in correct examples and </w:t>
+      </w:r>
+      <w:r>
+        <w:rPr>
+          <w:b/>
+        </w:rPr>
+        <w:t>percentage point</w:t>
+      </w:r>
+      <w:r>
+        <w:rPr>
+          <w:b w:val="0"/>
+        </w:rPr>
+        <w:t>s. What claim remains unsupported?</w:t>
       </w:r>
     </w:p>
     <w:p>
@@ -990,7 +1642,65 @@
     </w:p>
     <w:p>
       <w:r>
-        <w:t>A training-derived clear baseline gets nine of ten validation cases correct; the labels are nine clear and one blocked. State its accuracy and missed case. If a candidate also gets nine correct, must it miss the same case? Explain.</w:t>
+        <w:t>Explain the hidden error. Apply the supplied Baselines First facts and keep your reasoning.</w:t>
+      </w:r>
+    </w:p>
+    <w:p>
+      <w:pPr>
+        <w:spacing w:line="336" w:lineRule="auto" w:after="180"/>
+      </w:pPr>
+      <w:r>
+        <w:rPr>
+          <w:b w:val="0"/>
+        </w:rPr>
+        <w:t xml:space="preserve">A </w:t>
+      </w:r>
+      <w:r>
+        <w:rPr>
+          <w:b/>
+        </w:rPr>
+        <w:t>training</w:t>
+      </w:r>
+      <w:r>
+        <w:rPr>
+          <w:b w:val="0"/>
+        </w:rPr>
+        <w:t xml:space="preserve">-derived clear </w:t>
+      </w:r>
+      <w:r>
+        <w:rPr>
+          <w:b/>
+        </w:rPr>
+        <w:t>baseline</w:t>
+      </w:r>
+      <w:r>
+        <w:rPr>
+          <w:b w:val="0"/>
+        </w:rPr>
+        <w:t xml:space="preserve"> gets nine of ten validation cases correct; the labels are nine clear and one blocked. State its </w:t>
+      </w:r>
+      <w:r>
+        <w:rPr>
+          <w:b/>
+        </w:rPr>
+        <w:t>accuracy</w:t>
+      </w:r>
+      <w:r>
+        <w:rPr>
+          <w:b w:val="0"/>
+        </w:rPr>
+        <w:t xml:space="preserve"> and missed case. If a candidate also gets nine correct, must it miss the same case?</w:t>
+      </w:r>
+    </w:p>
+    <w:p>
+      <w:pPr>
+        <w:spacing w:line="336" w:lineRule="auto" w:after="180"/>
+      </w:pPr>
+      <w:r>
+        <w:rPr>
+          <w:b w:val="0"/>
+        </w:rPr>
+        <w:t>Explain.</w:t>
       </w:r>
     </w:p>
     <w:p>
@@ -1037,6 +1747,11 @@
       </w:pPr>
       <w:r>
         <w:t>17. Feedback, return check and learning record</w:t>
+      </w:r>
+    </w:p>
+    <w:p>
+      <w:r>
+        <w:t>Record the first repaired step and a different case to revisit after a delay.</w:t>
       </w:r>
     </w:p>
     <w:tbl>
@@ -1176,7 +1891,13 @@
       </w:tr>
     </w:tbl>
     <w:p>
-      <w:r>
+      <w:pPr>
+        <w:spacing w:line="336" w:lineRule="auto" w:after="180"/>
+      </w:pPr>
+      <w:r>
+        <w:rPr>
+          <w:b w:val="0"/>
+        </w:rPr>
         <w:t>Revisit this idea with your teacher after a delay. Familiarity is different from explaining and using it on a changed case.</w:t>
       </w:r>
     </w:p>
@@ -1190,17 +1911,82 @@
     </w:p>
     <w:p>
       <w:r>
-        <w:t>Make a simple baseline earn its place before claiming a better classifier.</w:t>
-      </w:r>
-    </w:p>
-    <w:p>
-      <w:r>
-        <w:t>Training labels: healthy, healthy, spotted. Majority baseline predicts healthy. Validation references: healthy, spotted, healthy, spotted.</w:t>
-      </w:r>
-    </w:p>
-    <w:p>
-      <w:r>
-        <w:t>All inputs and outcomes in this worked example are invented classroom data; no real model run is claimed.</w:t>
+        <w:t>Make a simple baseline earn its place before claiming a better classifier. Explain the labelled step before checking the changed condition.</w:t>
+      </w:r>
+    </w:p>
+    <w:p>
+      <w:pPr>
+        <w:spacing w:line="336" w:lineRule="auto" w:after="180"/>
+      </w:pPr>
+      <w:r>
+        <w:rPr>
+          <w:b w:val="0"/>
+        </w:rPr>
+        <w:t xml:space="preserve">Make a simple </w:t>
+      </w:r>
+      <w:r>
+        <w:rPr>
+          <w:b/>
+        </w:rPr>
+        <w:t>baseline</w:t>
+      </w:r>
+      <w:r>
+        <w:rPr>
+          <w:b w:val="0"/>
+        </w:rPr>
+        <w:t xml:space="preserve"> earn its place before claiming a better classifier.</w:t>
+      </w:r>
+    </w:p>
+    <w:p>
+      <w:pPr>
+        <w:spacing w:line="336" w:lineRule="auto" w:after="180"/>
+      </w:pPr>
+      <w:r>
+        <w:rPr>
+          <w:b/>
+        </w:rPr>
+        <w:t>Training</w:t>
+      </w:r>
+      <w:r>
+        <w:rPr>
+          <w:b w:val="0"/>
+        </w:rPr>
+        <w:t xml:space="preserve"> labels: healthy, healthy, spotted. Majority </w:t>
+      </w:r>
+      <w:r>
+        <w:rPr>
+          <w:b/>
+        </w:rPr>
+        <w:t>baseline</w:t>
+      </w:r>
+      <w:r>
+        <w:rPr>
+          <w:b w:val="0"/>
+        </w:rPr>
+        <w:t xml:space="preserve"> predicts healthy. Validation references: healthy, spotted, healthy, spotted.</w:t>
+      </w:r>
+    </w:p>
+    <w:p>
+      <w:pPr>
+        <w:spacing w:line="336" w:lineRule="auto" w:after="180"/>
+      </w:pPr>
+      <w:r>
+        <w:rPr>
+          <w:b w:val="0"/>
+        </w:rPr>
+        <w:t xml:space="preserve">All </w:t>
+      </w:r>
+      <w:r>
+        <w:rPr>
+          <w:b/>
+        </w:rPr>
+        <w:t>input</w:t>
+      </w:r>
+      <w:r>
+        <w:rPr>
+          <w:b w:val="0"/>
+        </w:rPr>
+        <w:t>s and outcomes in this worked example are invented classroom data; no real model run is claimed.</w:t>
       </w:r>
     </w:p>
     <w:p>
@@ -1240,8 +2026,50 @@
       </w:r>
     </w:p>
     <w:p>
-      <w:r>
-        <w:t>Can the candidate’s training accuracy replace this validation comparison? Point to the relevant step in the picture, then write the changed result and the rule or evidence that supports it.</w:t>
+      <w:pPr>
+        <w:spacing w:line="336" w:lineRule="auto" w:after="180"/>
+      </w:pPr>
+      <w:r>
+        <w:rPr>
+          <w:b w:val="0"/>
+        </w:rPr>
+        <w:t xml:space="preserve">Can the candidate’s </w:t>
+      </w:r>
+      <w:r>
+        <w:rPr>
+          <w:b/>
+        </w:rPr>
+        <w:t>training</w:t>
+      </w:r>
+      <w:r>
+        <w:rPr>
+          <w:b w:val="0"/>
+        </w:rPr>
+        <w:t xml:space="preserve"> </w:t>
+      </w:r>
+      <w:r>
+        <w:rPr>
+          <w:b/>
+        </w:rPr>
+        <w:t>accuracy</w:t>
+      </w:r>
+      <w:r>
+        <w:rPr>
+          <w:b w:val="0"/>
+        </w:rPr>
+        <w:t xml:space="preserve"> replace this validation comparison? Point to the relevant step in the picture, then write the changed result and the rule or </w:t>
+      </w:r>
+      <w:r>
+        <w:rPr>
+          <w:b/>
+        </w:rPr>
+        <w:t>evidence</w:t>
+      </w:r>
+      <w:r>
+        <w:rPr>
+          <w:b w:val="0"/>
+        </w:rPr>
+        <w:t xml:space="preserve"> that supports it.</w:t>
       </w:r>
     </w:p>
     <w:p>
@@ -1283,13 +2111,69 @@
       </w:r>
     </w:p>
     <w:p>
-      <w:r>
-        <w:t>Support used: alone / hint / worked example. This record is practice evidence.</w:t>
-      </w:r>
-    </w:p>
-    <w:p>
-      <w:r>
-        <w:t>Project connection: For your Responsible Plant Classifier, save the input, procedure, observed result and limitation of this check. Label this worked example as practice; use a different, previously unreviewed case when checking independent understanding.</w:t>
+      <w:pPr>
+        <w:pStyle w:val="Heading3"/>
+      </w:pPr>
+      <w:r>
+        <w:t>Record the help used</w:t>
+      </w:r>
+    </w:p>
+    <w:p>
+      <w:pPr>
+        <w:spacing w:line="336" w:lineRule="auto" w:after="180"/>
+        <w:shd w:fill="F1F6F8"/>
+      </w:pPr>
+      <w:r>
+        <w:rPr>
+          <w:b w:val="0"/>
+        </w:rPr>
+        <w:t xml:space="preserve">Support used: alone / hint / worked example. This record is practice </w:t>
+      </w:r>
+      <w:r>
+        <w:rPr>
+          <w:b/>
+        </w:rPr>
+        <w:t>evidence</w:t>
+      </w:r>
+      <w:r>
+        <w:rPr>
+          <w:b w:val="0"/>
+        </w:rPr>
+        <w:t>.</w:t>
+      </w:r>
+    </w:p>
+    <w:p>
+      <w:pPr>
+        <w:spacing w:line="336" w:lineRule="auto" w:after="180"/>
+      </w:pPr>
+      <w:r>
+        <w:rPr>
+          <w:b w:val="0"/>
+        </w:rPr>
+        <w:t xml:space="preserve">Project connection: For your Responsible Plant Classifier, save the </w:t>
+      </w:r>
+      <w:r>
+        <w:rPr>
+          <w:b/>
+        </w:rPr>
+        <w:t>input</w:t>
+      </w:r>
+      <w:r>
+        <w:rPr>
+          <w:b w:val="0"/>
+        </w:rPr>
+        <w:t>, procedure, observed result and limitation of this check.</w:t>
+      </w:r>
+    </w:p>
+    <w:p>
+      <w:pPr>
+        <w:spacing w:line="336" w:lineRule="auto" w:after="180"/>
+      </w:pPr>
+      <w:r>
+        <w:rPr>
+          <w:b w:val="0"/>
+        </w:rPr>
+        <w:t>Label this worked example as practice; use a different, previously unreviewed case when checking independent understanding.</w:t>
       </w:r>
     </w:p>
     <w:p>
@@ -1302,17 +2186,87 @@
     </w:p>
     <w:p>
       <w:r>
+        <w:t>Keep this week’s input, deciding step, result and limit together in the Responsible Plant Classifier record.</w:t>
+      </w:r>
+    </w:p>
+    <w:p>
+      <w:pPr>
+        <w:spacing w:line="336" w:lineRule="auto" w:after="180"/>
+      </w:pPr>
+      <w:r>
+        <w:rPr>
+          <w:b w:val="0"/>
+        </w:rPr>
         <w:t>Project: Responsible Plant Classifier</w:t>
       </w:r>
     </w:p>
     <w:p>
-      <w:r>
-        <w:t>Current milestone: Make a transparent first version. Keep a trace of how one input becomes an output; explain the rule or learned component.</w:t>
-      </w:r>
-    </w:p>
-    <w:p>
-      <w:r>
-        <w:t>For your Responsible Plant Classifier, save the input, procedure, observed result and limitation of this check. Label this worked example as practice; use a different, previously unreviewed case when checking independent understanding.</w:t>
+      <w:pPr>
+        <w:spacing w:line="336" w:lineRule="auto" w:after="180"/>
+      </w:pPr>
+      <w:r>
+        <w:rPr>
+          <w:b w:val="0"/>
+        </w:rPr>
+        <w:t xml:space="preserve">Current milestone: Make a transparent first version. Keep a trace of how one </w:t>
+      </w:r>
+      <w:r>
+        <w:rPr>
+          <w:b/>
+        </w:rPr>
+        <w:t>input</w:t>
+      </w:r>
+      <w:r>
+        <w:rPr>
+          <w:b w:val="0"/>
+        </w:rPr>
+        <w:t xml:space="preserve"> becomes an </w:t>
+      </w:r>
+      <w:r>
+        <w:rPr>
+          <w:b/>
+        </w:rPr>
+        <w:t>output</w:t>
+      </w:r>
+      <w:r>
+        <w:rPr>
+          <w:b w:val="0"/>
+        </w:rPr>
+        <w:t>; explain the rule or learned component.</w:t>
+      </w:r>
+    </w:p>
+    <w:p>
+      <w:pPr>
+        <w:spacing w:line="336" w:lineRule="auto" w:after="180"/>
+      </w:pPr>
+      <w:r>
+        <w:rPr>
+          <w:b w:val="0"/>
+        </w:rPr>
+        <w:t xml:space="preserve">For your Responsible Plant Classifier, save the </w:t>
+      </w:r>
+      <w:r>
+        <w:rPr>
+          <w:b/>
+        </w:rPr>
+        <w:t>input</w:t>
+      </w:r>
+      <w:r>
+        <w:rPr>
+          <w:b w:val="0"/>
+        </w:rPr>
+        <w:t>, procedure, observed result and limitation of this check.</w:t>
+      </w:r>
+    </w:p>
+    <w:p>
+      <w:pPr>
+        <w:spacing w:line="336" w:lineRule="auto" w:after="180"/>
+      </w:pPr>
+      <w:r>
+        <w:rPr>
+          <w:b w:val="0"/>
+        </w:rPr>
+        <w:t>Label this worked example as practice; use a different, previously unreviewed case when checking independent understanding.</w:t>
       </w:r>
     </w:p>
     <w:tbl>
@@ -1474,12 +2428,41 @@
     </w:p>
     <w:p>
       <w:r>
+        <w:t>Try the supported questions before comparing with hints and feedback. Record what you repaired and the evidence you retained.</w:t>
+      </w:r>
+    </w:p>
+    <w:p>
+      <w:pPr>
+        <w:spacing w:line="336" w:lineRule="auto" w:after="180"/>
+      </w:pPr>
+      <w:r>
+        <w:rPr>
+          <w:b w:val="0"/>
+        </w:rPr>
         <w:t>Use this supported practice once, in the browser or on paper. Keep the reserved independent assessment for a separate first attempt before teacher feedback.</w:t>
       </w:r>
     </w:p>
     <w:p>
-      <w:r>
-        <w:t>Make a simple baseline earn its place before claiming a better classifier.</w:t>
+      <w:pPr>
+        <w:spacing w:line="336" w:lineRule="auto" w:after="180"/>
+      </w:pPr>
+      <w:r>
+        <w:rPr>
+          <w:b w:val="0"/>
+        </w:rPr>
+        <w:t xml:space="preserve">Make a simple </w:t>
+      </w:r>
+      <w:r>
+        <w:rPr>
+          <w:b/>
+        </w:rPr>
+        <w:t>baseline</w:t>
+      </w:r>
+      <w:r>
+        <w:rPr>
+          <w:b w:val="0"/>
+        </w:rPr>
+        <w:t xml:space="preserve"> earn its place before claiming a better classifier.</w:t>
       </w:r>
     </w:p>
     <w:p>
@@ -1491,22 +2474,73 @@
       </w:r>
     </w:p>
     <w:p>
-      <w:r>
-        <w:t>Which labelled step matches this detail? Supplied candidate predictions healthy, spotted, spotted, spotted match 3/4: 75%.</w:t>
-      </w:r>
-    </w:p>
-    <w:p>
-      <w:r>
-        <w:t>1. Fit baseline</w:t>
-      </w:r>
-    </w:p>
-    <w:p>
-      <w:r>
-        <w:t>2. Score baseline</w:t>
-      </w:r>
-    </w:p>
-    <w:p>
-      <w:r>
+      <w:pPr>
+        <w:spacing w:line="336" w:lineRule="auto" w:after="180"/>
+      </w:pPr>
+      <w:r>
+        <w:rPr>
+          <w:b w:val="0"/>
+        </w:rPr>
+        <w:t xml:space="preserve">Which labelled step matches this detail? Supplied candidate </w:t>
+      </w:r>
+      <w:r>
+        <w:rPr>
+          <w:b/>
+        </w:rPr>
+        <w:t>prediction</w:t>
+      </w:r>
+      <w:r>
+        <w:rPr>
+          <w:b w:val="0"/>
+        </w:rPr>
+        <w:t>s healthy, spotted, spotted, spotted match 3/4: 75%.</w:t>
+      </w:r>
+    </w:p>
+    <w:p>
+      <w:pPr>
+        <w:spacing w:line="336" w:lineRule="auto" w:after="180"/>
+        <w:shd w:fill="F4F9FC"/>
+      </w:pPr>
+      <w:r>
+        <w:rPr>
+          <w:b w:val="0"/>
+        </w:rPr>
+        <w:t xml:space="preserve">1. Fit </w:t>
+      </w:r>
+      <w:r>
+        <w:rPr>
+          <w:b/>
+        </w:rPr>
+        <w:t>baseline</w:t>
+      </w:r>
+    </w:p>
+    <w:p>
+      <w:pPr>
+        <w:spacing w:line="336" w:lineRule="auto" w:after="180"/>
+        <w:shd w:fill="F4F9FC"/>
+      </w:pPr>
+      <w:r>
+        <w:rPr>
+          <w:b w:val="0"/>
+        </w:rPr>
+        <w:t xml:space="preserve">2. Score </w:t>
+      </w:r>
+      <w:r>
+        <w:rPr>
+          <w:b/>
+        </w:rPr>
+        <w:t>baseline</w:t>
+      </w:r>
+    </w:p>
+    <w:p>
+      <w:pPr>
+        <w:spacing w:line="336" w:lineRule="auto" w:after="180"/>
+        <w:shd w:fill="F4F9FC"/>
+      </w:pPr>
+      <w:r>
+        <w:rPr>
+          <w:b w:val="0"/>
+        </w:rPr>
         <w:t>3. Compare candidate</w:t>
       </w:r>
     </w:p>
@@ -1544,41 +2578,203 @@
       </w:r>
     </w:p>
     <w:p>
-      <w:r>
+      <w:pPr>
+        <w:pStyle w:val="Heading3"/>
+      </w:pPr>
+      <w:r>
+        <w:t>Hint · try first</w:t>
+      </w:r>
+    </w:p>
+    <w:p>
+      <w:pPr>
+        <w:spacing w:line="336" w:lineRule="auto" w:after="180"/>
+        <w:shd w:fill="F1F6F8"/>
+      </w:pPr>
+      <w:r>
+        <w:rPr>
+          <w:b w:val="0"/>
+        </w:rPr>
         <w:t>Hint if needed: Read the steps in the pictorial case. Match the supplied detail to the stage that performs or records it.</w:t>
       </w:r>
     </w:p>
     <w:p>
-      <w:r>
-        <w:t>After your attempt, compare with the supported explanation: Compare candidate Supplied candidate predictions healthy, spotted, spotted, spotted match 3/4: 75%. Read the picture in order. Supplied candidate predictions healthy, spotted, spotted, spotted match 3/4: 75%. The arrows show which recorded input or intermediate result each decision uses. Explain the deciding step aloud before checking the changed case; pointing to the final answer alone does not show how it follows.</w:t>
-      </w:r>
-    </w:p>
-    <w:p>
       <w:pPr>
         <w:pStyle w:val="Heading3"/>
       </w:pPr>
       <w:r>
+        <w:t>Feedback · compare after trying</w:t>
+      </w:r>
+    </w:p>
+    <w:p>
+      <w:pPr>
+        <w:spacing w:line="336" w:lineRule="auto" w:after="180"/>
+        <w:shd w:fill="F1F6FC"/>
+      </w:pPr>
+      <w:r>
+        <w:rPr>
+          <w:b w:val="0"/>
+        </w:rPr>
+        <w:t xml:space="preserve">After your attempt, compare with the supported explanation: Compare candidate Supplied candidate </w:t>
+      </w:r>
+      <w:r>
+        <w:rPr>
+          <w:b/>
+        </w:rPr>
+        <w:t>prediction</w:t>
+      </w:r>
+      <w:r>
+        <w:rPr>
+          <w:b w:val="0"/>
+        </w:rPr>
+        <w:t>s healthy, spotted, spotted, spotted match 3/4: 75%. Read the picture in order.</w:t>
+      </w:r>
+    </w:p>
+    <w:p>
+      <w:pPr>
+        <w:spacing w:line="336" w:lineRule="auto" w:after="180"/>
+        <w:shd w:fill="F1F6FC"/>
+      </w:pPr>
+      <w:r>
+        <w:rPr>
+          <w:b w:val="0"/>
+        </w:rPr>
+        <w:t xml:space="preserve">Supplied candidate </w:t>
+      </w:r>
+      <w:r>
+        <w:rPr>
+          <w:b/>
+        </w:rPr>
+        <w:t>prediction</w:t>
+      </w:r>
+      <w:r>
+        <w:rPr>
+          <w:b w:val="0"/>
+        </w:rPr>
+        <w:t xml:space="preserve">s healthy, spotted, spotted, spotted match 3/4: 75%. The arrows show which recorded </w:t>
+      </w:r>
+      <w:r>
+        <w:rPr>
+          <w:b/>
+        </w:rPr>
+        <w:t>input</w:t>
+      </w:r>
+      <w:r>
+        <w:rPr>
+          <w:b w:val="0"/>
+        </w:rPr>
+        <w:t xml:space="preserve"> or intermediate result each decision uses.</w:t>
+      </w:r>
+    </w:p>
+    <w:p>
+      <w:pPr>
+        <w:spacing w:line="336" w:lineRule="auto" w:after="180"/>
+        <w:shd w:fill="F1F6FC"/>
+      </w:pPr>
+      <w:r>
+        <w:rPr>
+          <w:b w:val="0"/>
+        </w:rPr>
+        <w:t>Explain the deciding step aloud before checking the changed case; pointing to the final answer alone does not show how it follows.</w:t>
+      </w:r>
+    </w:p>
+    <w:p>
+      <w:pPr>
+        <w:pStyle w:val="Heading3"/>
+      </w:pPr>
+      <w:r>
         <w:t>Practice 2: explain the deciding evidence</w:t>
       </w:r>
     </w:p>
     <w:p>
-      <w:r>
-        <w:t>Changed-case practice: Change the third candidate prediction from spotted to healthy. Which conclusion is supported by the supplied facts?</w:t>
-      </w:r>
-    </w:p>
-    <w:p>
-      <w:r>
+      <w:pPr>
+        <w:pStyle w:val="Heading3"/>
+      </w:pPr>
+      <w:r>
+        <w:t>Changed case · predict first</w:t>
+      </w:r>
+    </w:p>
+    <w:p>
+      <w:pPr>
+        <w:spacing w:line="336" w:lineRule="auto" w:after="180"/>
+        <w:shd w:fill="F5F1FB"/>
+      </w:pPr>
+      <w:r>
+        <w:rPr>
+          <w:b w:val="0"/>
+        </w:rPr>
+        <w:t xml:space="preserve">Changed-case practice: Change the third candidate </w:t>
+      </w:r>
+      <w:r>
+        <w:rPr>
+          <w:b/>
+        </w:rPr>
+        <w:t>prediction</w:t>
+      </w:r>
+      <w:r>
+        <w:rPr>
+          <w:b w:val="0"/>
+        </w:rPr>
+        <w:t xml:space="preserve"> from spotted to healthy. Which conclusion is supported by the supplied facts?</w:t>
+      </w:r>
+    </w:p>
+    <w:p>
+      <w:pPr>
+        <w:spacing w:line="336" w:lineRule="auto" w:after="180"/>
+        <w:shd w:fill="F4F9FC"/>
+      </w:pPr>
+      <w:r>
+        <w:rPr>
+          <w:b w:val="0"/>
+        </w:rPr>
         <w:t>1. Candidate becomes correct on all 4 validation cases.</w:t>
       </w:r>
     </w:p>
     <w:p>
-      <w:r>
-        <w:t>2. We can decide the result without examining the changed input or the procedure.</w:t>
-      </w:r>
-    </w:p>
-    <w:p>
-      <w:r>
-        <w:t>3. This one example guarantees correct results for every future input.</w:t>
+      <w:pPr>
+        <w:spacing w:line="336" w:lineRule="auto" w:after="180"/>
+        <w:shd w:fill="F4F9FC"/>
+      </w:pPr>
+      <w:r>
+        <w:rPr>
+          <w:b w:val="0"/>
+        </w:rPr>
+        <w:t xml:space="preserve">2. We can decide the result without examining the changed </w:t>
+      </w:r>
+      <w:r>
+        <w:rPr>
+          <w:b/>
+        </w:rPr>
+        <w:t>input</w:t>
+      </w:r>
+      <w:r>
+        <w:rPr>
+          <w:b w:val="0"/>
+        </w:rPr>
+        <w:t xml:space="preserve"> or the procedure.</w:t>
+      </w:r>
+    </w:p>
+    <w:p>
+      <w:pPr>
+        <w:spacing w:line="336" w:lineRule="auto" w:after="180"/>
+        <w:shd w:fill="F4F9FC"/>
+      </w:pPr>
+      <w:r>
+        <w:rPr>
+          <w:b w:val="0"/>
+        </w:rPr>
+        <w:t xml:space="preserve">3. This one example guarantees correct results for every future </w:t>
+      </w:r>
+      <w:r>
+        <w:rPr>
+          <w:b/>
+        </w:rPr>
+        <w:t>input</w:t>
+      </w:r>
+      <w:r>
+        <w:rPr>
+          <w:b w:val="0"/>
+        </w:rPr>
+        <w:t>.</w:t>
       </w:r>
     </w:p>
     <w:p>
@@ -1615,36 +2811,165 @@
       </w:r>
     </w:p>
     <w:p>
-      <w:r>
+      <w:pPr>
+        <w:pStyle w:val="Heading3"/>
+      </w:pPr>
+      <w:r>
+        <w:t>Hint · try first</w:t>
+      </w:r>
+    </w:p>
+    <w:p>
+      <w:pPr>
+        <w:spacing w:line="336" w:lineRule="auto" w:after="180"/>
+        <w:shd w:fill="F1F6F8"/>
+      </w:pPr>
+      <w:r>
+        <w:rPr>
+          <w:b w:val="0"/>
+        </w:rPr>
         <w:t>Hint if needed: Use the changed condition and the deciding step in the pictorial trace. The answer must say what follows from those facts.</w:t>
       </w:r>
     </w:p>
     <w:p>
-      <w:r>
-        <w:t>After your attempt, compare with the supported explanation: Candidate becomes correct on all 4 validation cases. Only the previously wrong third decision changes; baseline stays fixed at 2/4.</w:t>
-      </w:r>
-    </w:p>
-    <w:p>
       <w:pPr>
         <w:pStyle w:val="Heading3"/>
       </w:pPr>
       <w:r>
+        <w:t>Feedback · compare after trying</w:t>
+      </w:r>
+    </w:p>
+    <w:p>
+      <w:pPr>
+        <w:spacing w:line="336" w:lineRule="auto" w:after="180"/>
+        <w:shd w:fill="F1F6FC"/>
+      </w:pPr>
+      <w:r>
+        <w:rPr>
+          <w:b w:val="0"/>
+        </w:rPr>
+        <w:t xml:space="preserve">After your attempt, compare with the supported explanation: Candidate becomes correct on all 4 validation cases. Only the previously wrong third decision changes; </w:t>
+      </w:r>
+      <w:r>
+        <w:rPr>
+          <w:b/>
+        </w:rPr>
+        <w:t>baseline</w:t>
+      </w:r>
+      <w:r>
+        <w:rPr>
+          <w:b w:val="0"/>
+        </w:rPr>
+        <w:t xml:space="preserve"> stays fixed at 2/4.</w:t>
+      </w:r>
+    </w:p>
+    <w:p>
+      <w:pPr>
+        <w:pStyle w:val="Heading3"/>
+      </w:pPr>
+      <w:r>
         <w:t>Repair a missing building block</w:t>
       </w:r>
     </w:p>
     <w:p>
-      <w:r>
-        <w:t>Review Dataset Cards (ai-4/9). Goal: Inspect row meaning missing values and repeated records. Short practice: What two counts should the revised card show? Point to the relevant step in the picture, then write the changed result and the rule or evidence that supports it.. Return to this week and explain what you changed.</w:t>
-      </w:r>
-    </w:p>
-    <w:p>
-      <w:r>
-        <w:t>Review Sampling and Intended Use (ai-4/7). Goal: Inspect row meaning missing values and repeated records. Short practice: Which collection would address the intended-use gap most directly? Point to the relevant step in the picture, then write the changed result and the rule or evidence that supports it.. Return to this week and explain what you changed.</w:t>
-      </w:r>
-    </w:p>
-    <w:p>
-      <w:r>
-        <w:t>Review Python and Table Readiness (ai-4/4). Goal: Specify a table schema. Short practice: Why should the missing value not silently become zero? Point to the relevant step in the picture, then write the changed result and the rule or evidence that supports it.. Return to this week and explain what you changed.</w:t>
+      <w:pPr>
+        <w:spacing w:line="336" w:lineRule="auto" w:after="180"/>
+      </w:pPr>
+      <w:r>
+        <w:rPr>
+          <w:b w:val="0"/>
+        </w:rPr>
+        <w:t>Review Dataset Cards (ai-4/9). Goal: Inspect row meaning missing values and repeated records. Short practice: What two counts should the revised card show?</w:t>
+      </w:r>
+    </w:p>
+    <w:p>
+      <w:pPr>
+        <w:spacing w:line="336" w:lineRule="auto" w:after="180"/>
+      </w:pPr>
+      <w:r>
+        <w:rPr>
+          <w:b w:val="0"/>
+        </w:rPr>
+        <w:t xml:space="preserve">Point to the relevant step in the picture, then write the changed result and the rule or </w:t>
+      </w:r>
+      <w:r>
+        <w:rPr>
+          <w:b/>
+        </w:rPr>
+        <w:t>evidence</w:t>
+      </w:r>
+      <w:r>
+        <w:rPr>
+          <w:b w:val="0"/>
+        </w:rPr>
+        <w:t xml:space="preserve"> that supports it.. Return to this week and explain what you changed.</w:t>
+      </w:r>
+    </w:p>
+    <w:p>
+      <w:pPr>
+        <w:spacing w:line="336" w:lineRule="auto" w:after="180"/>
+      </w:pPr>
+      <w:r>
+        <w:rPr>
+          <w:b w:val="0"/>
+        </w:rPr>
+        <w:t>Review Sampling and Intended Use (ai-4/7). Goal: Inspect row meaning missing values and repeated records. Short practice: Which collection would address the intended-use gap most directly?</w:t>
+      </w:r>
+    </w:p>
+    <w:p>
+      <w:pPr>
+        <w:spacing w:line="336" w:lineRule="auto" w:after="180"/>
+      </w:pPr>
+      <w:r>
+        <w:rPr>
+          <w:b w:val="0"/>
+        </w:rPr>
+        <w:t xml:space="preserve">Point to the relevant step in the picture, then write the changed result and the rule or </w:t>
+      </w:r>
+      <w:r>
+        <w:rPr>
+          <w:b/>
+        </w:rPr>
+        <w:t>evidence</w:t>
+      </w:r>
+      <w:r>
+        <w:rPr>
+          <w:b w:val="0"/>
+        </w:rPr>
+        <w:t xml:space="preserve"> that supports it.. Return to this week and explain what you changed.</w:t>
+      </w:r>
+    </w:p>
+    <w:p>
+      <w:pPr>
+        <w:spacing w:line="336" w:lineRule="auto" w:after="180"/>
+      </w:pPr>
+      <w:r>
+        <w:rPr>
+          <w:b w:val="0"/>
+        </w:rPr>
+        <w:t>Review Python and Table Readiness (ai-4/4). Goal: Specify a table schema. Short practice: Why should the missing value not silently become zero?</w:t>
+      </w:r>
+    </w:p>
+    <w:p>
+      <w:pPr>
+        <w:spacing w:line="336" w:lineRule="auto" w:after="180"/>
+      </w:pPr>
+      <w:r>
+        <w:rPr>
+          <w:b w:val="0"/>
+        </w:rPr>
+        <w:t xml:space="preserve">Point to the relevant step in the picture, then write the changed result and the rule or </w:t>
+      </w:r>
+      <w:r>
+        <w:rPr>
+          <w:b/>
+        </w:rPr>
+        <w:t>evidence</w:t>
+      </w:r>
+      <w:r>
+        <w:rPr>
+          <w:b w:val="0"/>
+        </w:rPr>
+        <w:t xml:space="preserve"> that supports it.. Return to this week and explain what you changed.</w:t>
       </w:r>
     </w:p>
     <w:p>
@@ -1656,8 +2981,61 @@
       </w:r>
     </w:p>
     <w:p>
-      <w:r>
-        <w:t>The browser lab lets you edit the supported Python examples already included in this lesson. Predict first, run, inspect the actual output or error, change one input, then run again. Keep code, predictions, actual results and a reasoned revision together. On paper, label your result as a trace rather than an execution.</w:t>
+      <w:pPr>
+        <w:spacing w:line="336" w:lineRule="auto" w:after="180"/>
+      </w:pPr>
+      <w:r>
+        <w:rPr>
+          <w:b w:val="0"/>
+        </w:rPr>
+        <w:t xml:space="preserve">The browser lab lets you edit the supported Python examples already included in this lesson. Predict first, run, inspect the actual </w:t>
+      </w:r>
+      <w:r>
+        <w:rPr>
+          <w:b/>
+        </w:rPr>
+        <w:t>output</w:t>
+      </w:r>
+      <w:r>
+        <w:rPr>
+          <w:b w:val="0"/>
+        </w:rPr>
+        <w:t xml:space="preserve"> or error, change one </w:t>
+      </w:r>
+      <w:r>
+        <w:rPr>
+          <w:b/>
+        </w:rPr>
+        <w:t>input</w:t>
+      </w:r>
+      <w:r>
+        <w:rPr>
+          <w:b w:val="0"/>
+        </w:rPr>
+        <w:t>, then run again.</w:t>
+      </w:r>
+    </w:p>
+    <w:p>
+      <w:pPr>
+        <w:spacing w:line="336" w:lineRule="auto" w:after="180"/>
+      </w:pPr>
+      <w:r>
+        <w:rPr>
+          <w:b w:val="0"/>
+        </w:rPr>
+        <w:t xml:space="preserve">Keep code, </w:t>
+      </w:r>
+      <w:r>
+        <w:rPr>
+          <w:b/>
+        </w:rPr>
+        <w:t>prediction</w:t>
+      </w:r>
+      <w:r>
+        <w:rPr>
+          <w:b w:val="0"/>
+        </w:rPr>
+        <w:t>s, actual results and a reasoned revision together. On paper, label your result as a trace rather than an execution.</w:t>
       </w:r>
     </w:p>
     <w:p>
@@ -1669,8 +3047,37 @@
       </w:r>
     </w:p>
     <w:p>
-      <w:r>
-        <w:t>Use Download completed work in the hosted lesson to export your answers, reflections, practice feedback and code-run evidence. Open the HTML copy to read or print it. Drafts stay in this browser when storage is available; clear drafts on a shared device.</w:t>
+      <w:pPr>
+        <w:spacing w:line="336" w:lineRule="auto" w:after="180"/>
+      </w:pPr>
+      <w:r>
+        <w:rPr>
+          <w:b w:val="0"/>
+        </w:rPr>
+        <w:t xml:space="preserve">Use Download completed work in the hosted lesson to export your answers, reflections, practice feedback and code-run </w:t>
+      </w:r>
+      <w:r>
+        <w:rPr>
+          <w:b/>
+        </w:rPr>
+        <w:t>evidence</w:t>
+      </w:r>
+      <w:r>
+        <w:rPr>
+          <w:b w:val="0"/>
+        </w:rPr>
+        <w:t>. Open the HTML copy to read or print it.</w:t>
+      </w:r>
+    </w:p>
+    <w:p>
+      <w:pPr>
+        <w:spacing w:line="336" w:lineRule="auto" w:after="180"/>
+      </w:pPr>
+      <w:r>
+        <w:rPr>
+          <w:b w:val="0"/>
+        </w:rPr>
+        <w:t>Drafts stay in this browser when storage is available; clear drafts on a shared device.</w:t>
       </w:r>
     </w:p>
     <w:p>
@@ -1684,6 +3091,990 @@
     <w:p>
       <w:r>
         <w:t>________________________________________________________________</w:t>
+      </w:r>
+    </w:p>
+    <w:p>
+      <w:r>
+        <w:t>________________________________________________________________</w:t>
+      </w:r>
+    </w:p>
+    <w:p>
+      <w:r>
+        <w:t>________________________________________________________________</w:t>
+      </w:r>
+    </w:p>
+    <w:p>
+      <w:r>
+        <w:t>________________________________________________________________</w:t>
+      </w:r>
+    </w:p>
+    <w:p>
+      <w:r>
+        <w:t>________________________________________________________________</w:t>
+      </w:r>
+    </w:p>
+    <w:p>
+      <w:pPr>
+        <w:pStyle w:val="Heading1"/>
+      </w:pPr>
+      <w:r>
+        <w:t>21. Visual concept journey</w:t>
+      </w:r>
+    </w:p>
+    <w:p>
+      <w:r>
+        <w:t>Explain each Baselines First picture from its labels, then record a relevant limit.</w:t>
+      </w:r>
+    </w:p>
+    <w:p>
+      <w:pPr>
+        <w:pStyle w:val="Heading3"/>
+      </w:pPr>
+      <w:r>
+        <w:t>01. Baselines First: the case</w:t>
+      </w:r>
+    </w:p>
+    <w:p>
+      <w:r>
+        <w:drawing>
+          <wp:inline xmlns:a="http://schemas.openxmlformats.org/drawingml/2006/main" xmlns:pic="http://schemas.openxmlformats.org/drawingml/2006/picture">
+            <wp:extent cx="5486400" cy="3142488"/>
+            <wp:docPr id="2" name="Picture 2" descr="Make a simple baseline earn its place before claiming a better classifier. Supplied facts: Training labels: healthy, healthy, spotted. Majority baseline predicts healthy. Validation references: healthy, spotted, healthy, spotted. All inputs and outcomes in this worked example are invented classroom data; no real model run is claimed."/>
+            <wp:cNvGraphicFramePr>
+              <a:graphicFrameLocks noChangeAspect="1"/>
+            </wp:cNvGraphicFramePr>
+            <a:graphic>
+              <a:graphicData uri="http://schemas.openxmlformats.org/drawingml/2006/picture">
+                <pic:pic>
+                  <pic:nvPicPr>
+                    <pic:cNvPr id="0" name="academy-story-ai-4-10-01.png"/>
+                    <pic:cNvPicPr/>
+                  </pic:nvPicPr>
+                  <pic:blipFill>
+                    <a:blip r:embed="rId10"/>
+                    <a:stretch>
+                      <a:fillRect/>
+                    </a:stretch>
+                  </pic:blipFill>
+                  <pic:spPr>
+                    <a:xfrm>
+                      <a:off x="0" y="0"/>
+                      <a:ext cx="5486400" cy="3142488"/>
+                    </a:xfrm>
+                    <a:prstGeom prst="rect"/>
+                  </pic:spPr>
+                </pic:pic>
+              </a:graphicData>
+            </a:graphic>
+          </wp:inline>
+        </w:drawing>
+      </w:r>
+    </w:p>
+    <w:p>
+      <w:pPr>
+        <w:spacing w:line="336" w:lineRule="auto" w:after="180"/>
+      </w:pPr>
+      <w:r>
+        <w:rPr>
+          <w:b w:val="0"/>
+        </w:rPr>
+        <w:t xml:space="preserve">Make a simple </w:t>
+      </w:r>
+      <w:r>
+        <w:rPr>
+          <w:b/>
+        </w:rPr>
+        <w:t>baseline</w:t>
+      </w:r>
+      <w:r>
+        <w:rPr>
+          <w:b w:val="0"/>
+        </w:rPr>
+        <w:t xml:space="preserve"> earn its place before claiming a better classifier. Supplied facts: </w:t>
+      </w:r>
+      <w:r>
+        <w:rPr>
+          <w:b/>
+        </w:rPr>
+        <w:t>Training</w:t>
+      </w:r>
+      <w:r>
+        <w:rPr>
+          <w:b w:val="0"/>
+        </w:rPr>
+        <w:t xml:space="preserve"> labels: healthy, healthy, spotted. Majority </w:t>
+      </w:r>
+      <w:r>
+        <w:rPr>
+          <w:b/>
+        </w:rPr>
+        <w:t>baseline</w:t>
+      </w:r>
+      <w:r>
+        <w:rPr>
+          <w:b w:val="0"/>
+        </w:rPr>
+        <w:t xml:space="preserve"> predicts healthy.</w:t>
+      </w:r>
+    </w:p>
+    <w:p>
+      <w:pPr>
+        <w:spacing w:line="336" w:lineRule="auto" w:after="180"/>
+      </w:pPr>
+      <w:r>
+        <w:rPr>
+          <w:b w:val="0"/>
+        </w:rPr>
+        <w:t xml:space="preserve">Validation references: healthy, spotted, healthy, spotted. All </w:t>
+      </w:r>
+      <w:r>
+        <w:rPr>
+          <w:b/>
+        </w:rPr>
+        <w:t>input</w:t>
+      </w:r>
+      <w:r>
+        <w:rPr>
+          <w:b w:val="0"/>
+        </w:rPr>
+        <w:t>s and outcomes in this worked example are invented classroom data; no real model run is claimed.</w:t>
+      </w:r>
+    </w:p>
+    <w:p>
+      <w:pPr>
+        <w:spacing w:line="336" w:lineRule="auto" w:after="180"/>
+        <w:shd w:fill="F5F1FB"/>
+      </w:pPr>
+      <w:r>
+        <w:rPr>
+          <w:b w:val="0"/>
+        </w:rPr>
+        <w:t>Point to the given fact that matters most. Explain why it matters.</w:t>
+      </w:r>
+    </w:p>
+    <w:p>
+      <w:pPr>
+        <w:pStyle w:val="Heading3"/>
+      </w:pPr>
+      <w:r>
+        <w:t>My picture explanation, deciding evidence and one limit</w:t>
+      </w:r>
+    </w:p>
+    <w:p>
+      <w:r>
+        <w:t>________________________________________________________________</w:t>
+      </w:r>
+    </w:p>
+    <w:p>
+      <w:r>
+        <w:t>________________________________________________________________</w:t>
+      </w:r>
+    </w:p>
+    <w:p>
+      <w:r>
+        <w:t>________________________________________________________________</w:t>
+      </w:r>
+    </w:p>
+    <w:p>
+      <w:r>
+        <w:t>________________________________________________________________</w:t>
+      </w:r>
+    </w:p>
+    <w:p>
+      <w:pPr>
+        <w:pStyle w:val="Heading3"/>
+      </w:pPr>
+      <w:r>
+        <w:t>02. Follow the deciding steps</w:t>
+      </w:r>
+    </w:p>
+    <w:p>
+      <w:r>
+        <w:drawing>
+          <wp:inline xmlns:a="http://schemas.openxmlformats.org/drawingml/2006/main" xmlns:pic="http://schemas.openxmlformats.org/drawingml/2006/picture">
+            <wp:extent cx="5486400" cy="3337560"/>
+            <wp:docPr id="3" name="Picture 3" descr="Fit baseline: Training majority is healthy: 2 of 3 labels. → Score baseline: Always healthy matches 2/4 validation cases: 50%. → Compare candidate: Supplied candidate predictions healthy, spotted, spotted, spotted match 3/4: 75%."/>
+            <wp:cNvGraphicFramePr>
+              <a:graphicFrameLocks noChangeAspect="1"/>
+            </wp:cNvGraphicFramePr>
+            <a:graphic>
+              <a:graphicData uri="http://schemas.openxmlformats.org/drawingml/2006/picture">
+                <pic:pic>
+                  <pic:nvPicPr>
+                    <pic:cNvPr id="0" name="academy-story-ai-4-10-02.png"/>
+                    <pic:cNvPicPr/>
+                  </pic:nvPicPr>
+                  <pic:blipFill>
+                    <a:blip r:embed="rId11"/>
+                    <a:stretch>
+                      <a:fillRect/>
+                    </a:stretch>
+                  </pic:blipFill>
+                  <pic:spPr>
+                    <a:xfrm>
+                      <a:off x="0" y="0"/>
+                      <a:ext cx="5486400" cy="3337560"/>
+                    </a:xfrm>
+                    <a:prstGeom prst="rect"/>
+                  </pic:spPr>
+                </pic:pic>
+              </a:graphicData>
+            </a:graphic>
+          </wp:inline>
+        </w:drawing>
+      </w:r>
+    </w:p>
+    <w:p>
+      <w:pPr>
+        <w:spacing w:line="336" w:lineRule="auto" w:after="180"/>
+      </w:pPr>
+      <w:r>
+        <w:rPr>
+          <w:b w:val="0"/>
+        </w:rPr>
+        <w:t xml:space="preserve">Fit </w:t>
+      </w:r>
+      <w:r>
+        <w:rPr>
+          <w:b/>
+        </w:rPr>
+        <w:t>baseline</w:t>
+      </w:r>
+      <w:r>
+        <w:rPr>
+          <w:b w:val="0"/>
+        </w:rPr>
+        <w:t xml:space="preserve">: </w:t>
+      </w:r>
+      <w:r>
+        <w:rPr>
+          <w:b/>
+        </w:rPr>
+        <w:t>Training</w:t>
+      </w:r>
+      <w:r>
+        <w:rPr>
+          <w:b w:val="0"/>
+        </w:rPr>
+        <w:t xml:space="preserve"> majority is healthy: 2 of 3 labels. → Score </w:t>
+      </w:r>
+      <w:r>
+        <w:rPr>
+          <w:b/>
+        </w:rPr>
+        <w:t>baseline</w:t>
+      </w:r>
+      <w:r>
+        <w:rPr>
+          <w:b w:val="0"/>
+        </w:rPr>
+        <w:t xml:space="preserve">: Always healthy matches 2/4 validation cases: 50%. → Compare candidate: Supplied candidate </w:t>
+      </w:r>
+      <w:r>
+        <w:rPr>
+          <w:b/>
+        </w:rPr>
+        <w:t>prediction</w:t>
+      </w:r>
+      <w:r>
+        <w:rPr>
+          <w:b w:val="0"/>
+        </w:rPr>
+        <w:t>s healthy, spotted, spotted, spotted match 3/4: 75%.</w:t>
+      </w:r>
+    </w:p>
+    <w:p>
+      <w:pPr>
+        <w:spacing w:line="336" w:lineRule="auto" w:after="180"/>
+        <w:shd w:fill="F5F1FB"/>
+      </w:pPr>
+      <w:r>
+        <w:rPr>
+          <w:b w:val="0"/>
+        </w:rPr>
+        <w:t xml:space="preserve">Point to each numbered stage and explain which recorded </w:t>
+      </w:r>
+      <w:r>
+        <w:rPr>
+          <w:b/>
+        </w:rPr>
+        <w:t>input</w:t>
+      </w:r>
+      <w:r>
+        <w:rPr>
+          <w:b w:val="0"/>
+        </w:rPr>
+        <w:t xml:space="preserve"> it uses.</w:t>
+      </w:r>
+    </w:p>
+    <w:p>
+      <w:pPr>
+        <w:pStyle w:val="Heading3"/>
+      </w:pPr>
+      <w:r>
+        <w:t>My picture explanation, deciding evidence and one limit</w:t>
+      </w:r>
+    </w:p>
+    <w:p>
+      <w:r>
+        <w:t>________________________________________________________________</w:t>
+      </w:r>
+    </w:p>
+    <w:p>
+      <w:r>
+        <w:t>________________________________________________________________</w:t>
+      </w:r>
+    </w:p>
+    <w:p>
+      <w:r>
+        <w:t>________________________________________________________________</w:t>
+      </w:r>
+    </w:p>
+    <w:p>
+      <w:r>
+        <w:t>________________________________________________________________</w:t>
+      </w:r>
+    </w:p>
+    <w:p>
+      <w:pPr>
+        <w:pStyle w:val="Heading3"/>
+      </w:pPr>
+      <w:r>
+        <w:t>03. Keep fitting separate from scoring</w:t>
+      </w:r>
+    </w:p>
+    <w:p>
+      <w:r>
+        <w:drawing>
+          <wp:inline xmlns:a="http://schemas.openxmlformats.org/drawingml/2006/main" xmlns:pic="http://schemas.openxmlformats.org/drawingml/2006/picture">
+            <wp:extent cx="5486400" cy="2834640"/>
+            <wp:docPr id="4" name="Picture 4" descr="Keep fitting separate from scoring. Training labels only | Count clear and blocked | Store prediction clear. New validation examples | Repeat stored prediction | clear for every row. Validation labels | Compare after prediction | 2 correct out of 4"/>
+            <wp:cNvGraphicFramePr>
+              <a:graphicFrameLocks noChangeAspect="1"/>
+            </wp:cNvGraphicFramePr>
+            <a:graphic>
+              <a:graphicData uri="http://schemas.openxmlformats.org/drawingml/2006/picture">
+                <pic:pic>
+                  <pic:nvPicPr>
+                    <pic:cNvPr id="0" name="academy-story-ai-4-10-03.png"/>
+                    <pic:cNvPicPr/>
+                  </pic:nvPicPr>
+                  <pic:blipFill>
+                    <a:blip r:embed="rId12"/>
+                    <a:stretch>
+                      <a:fillRect/>
+                    </a:stretch>
+                  </pic:blipFill>
+                  <pic:spPr>
+                    <a:xfrm>
+                      <a:off x="0" y="0"/>
+                      <a:ext cx="5486400" cy="2834640"/>
+                    </a:xfrm>
+                    <a:prstGeom prst="rect"/>
+                  </pic:spPr>
+                </pic:pic>
+              </a:graphicData>
+            </a:graphic>
+          </wp:inline>
+        </w:drawing>
+      </w:r>
+    </w:p>
+    <w:p>
+      <w:pPr>
+        <w:spacing w:line="336" w:lineRule="auto" w:after="180"/>
+      </w:pPr>
+      <w:r>
+        <w:rPr>
+          <w:b w:val="0"/>
+        </w:rPr>
+        <w:t xml:space="preserve">Keep </w:t>
+      </w:r>
+      <w:r>
+        <w:rPr>
+          <w:b/>
+        </w:rPr>
+        <w:t>fitting</w:t>
+      </w:r>
+      <w:r>
+        <w:rPr>
+          <w:b w:val="0"/>
+        </w:rPr>
+        <w:t xml:space="preserve"> separate from scoring. </w:t>
+      </w:r>
+      <w:r>
+        <w:rPr>
+          <w:b/>
+        </w:rPr>
+        <w:t>Training</w:t>
+      </w:r>
+      <w:r>
+        <w:rPr>
+          <w:b w:val="0"/>
+        </w:rPr>
+        <w:t xml:space="preserve"> labels only | Count clear and blocked | Store </w:t>
+      </w:r>
+      <w:r>
+        <w:rPr>
+          <w:b/>
+        </w:rPr>
+        <w:t>prediction</w:t>
+      </w:r>
+      <w:r>
+        <w:rPr>
+          <w:b w:val="0"/>
+        </w:rPr>
+        <w:t xml:space="preserve"> clear. New validation examples | Repeat stored </w:t>
+      </w:r>
+      <w:r>
+        <w:rPr>
+          <w:b/>
+        </w:rPr>
+        <w:t>prediction</w:t>
+      </w:r>
+      <w:r>
+        <w:rPr>
+          <w:b w:val="0"/>
+        </w:rPr>
+        <w:t xml:space="preserve"> | clear for every row.</w:t>
+      </w:r>
+    </w:p>
+    <w:p>
+      <w:pPr>
+        <w:spacing w:line="336" w:lineRule="auto" w:after="180"/>
+      </w:pPr>
+      <w:r>
+        <w:rPr>
+          <w:b w:val="0"/>
+        </w:rPr>
+        <w:t xml:space="preserve">Validation labels | Compare after </w:t>
+      </w:r>
+      <w:r>
+        <w:rPr>
+          <w:b/>
+        </w:rPr>
+        <w:t>prediction</w:t>
+      </w:r>
+      <w:r>
+        <w:rPr>
+          <w:b w:val="0"/>
+        </w:rPr>
+        <w:t xml:space="preserve"> | 2 correct out of 4</w:t>
+      </w:r>
+    </w:p>
+    <w:p>
+      <w:pPr>
+        <w:spacing w:line="336" w:lineRule="auto" w:after="180"/>
+        <w:shd w:fill="F5F1FB"/>
+      </w:pPr>
+      <w:r>
+        <w:rPr>
+          <w:b w:val="0"/>
+        </w:rPr>
+        <w:t>Read the labels and values. Explain the relationship the model shows.</w:t>
+      </w:r>
+    </w:p>
+    <w:p>
+      <w:pPr>
+        <w:pStyle w:val="Heading3"/>
+      </w:pPr>
+      <w:r>
+        <w:t>My picture explanation, deciding evidence and one limit</w:t>
+      </w:r>
+    </w:p>
+    <w:p>
+      <w:r>
+        <w:t>________________________________________________________________</w:t>
+      </w:r>
+    </w:p>
+    <w:p>
+      <w:r>
+        <w:t>________________________________________________________________</w:t>
+      </w:r>
+    </w:p>
+    <w:p>
+      <w:r>
+        <w:t>________________________________________________________________</w:t>
+      </w:r>
+    </w:p>
+    <w:p>
+      <w:r>
+        <w:t>________________________________________________________________</w:t>
+      </w:r>
+    </w:p>
+    <w:p>
+      <w:pPr>
+        <w:pStyle w:val="Heading3"/>
+      </w:pPr>
+      <w:r>
+        <w:t>04. Change one thing. Trace what follows.</w:t>
+      </w:r>
+    </w:p>
+    <w:p>
+      <w:r>
+        <w:drawing>
+          <wp:inline xmlns:a="http://schemas.openxmlformats.org/drawingml/2006/main" xmlns:pic="http://schemas.openxmlformats.org/drawingml/2006/picture">
+            <wp:extent cx="5486400" cy="3026664"/>
+            <wp:docPr id="5" name="Picture 5" descr="Original case: Supplied candidate predictions healthy, spotted, spotted, spotted match 3/4: 75%. Changed condition: Change the third candidate prediction from spotted to healthy. Expected result: Candidate becomes correct on all 4 validation cases. Reason: Only the previously wrong third decision changes; baseline stays fixed at 2/4."/>
+            <wp:cNvGraphicFramePr>
+              <a:graphicFrameLocks noChangeAspect="1"/>
+            </wp:cNvGraphicFramePr>
+            <a:graphic>
+              <a:graphicData uri="http://schemas.openxmlformats.org/drawingml/2006/picture">
+                <pic:pic>
+                  <pic:nvPicPr>
+                    <pic:cNvPr id="0" name="academy-story-ai-4-10-04.png"/>
+                    <pic:cNvPicPr/>
+                  </pic:nvPicPr>
+                  <pic:blipFill>
+                    <a:blip r:embed="rId13"/>
+                    <a:stretch>
+                      <a:fillRect/>
+                    </a:stretch>
+                  </pic:blipFill>
+                  <pic:spPr>
+                    <a:xfrm>
+                      <a:off x="0" y="0"/>
+                      <a:ext cx="5486400" cy="3026664"/>
+                    </a:xfrm>
+                    <a:prstGeom prst="rect"/>
+                  </pic:spPr>
+                </pic:pic>
+              </a:graphicData>
+            </a:graphic>
+          </wp:inline>
+        </w:drawing>
+      </w:r>
+    </w:p>
+    <w:p>
+      <w:pPr>
+        <w:spacing w:line="336" w:lineRule="auto" w:after="180"/>
+      </w:pPr>
+      <w:r>
+        <w:rPr>
+          <w:b w:val="0"/>
+        </w:rPr>
+        <w:t xml:space="preserve">Original case: Supplied candidate </w:t>
+      </w:r>
+      <w:r>
+        <w:rPr>
+          <w:b/>
+        </w:rPr>
+        <w:t>prediction</w:t>
+      </w:r>
+      <w:r>
+        <w:rPr>
+          <w:b w:val="0"/>
+        </w:rPr>
+        <w:t xml:space="preserve">s healthy, spotted, spotted, spotted match 3/4: 75%. Changed condition: Change the third candidate </w:t>
+      </w:r>
+      <w:r>
+        <w:rPr>
+          <w:b/>
+        </w:rPr>
+        <w:t>prediction</w:t>
+      </w:r>
+      <w:r>
+        <w:rPr>
+          <w:b w:val="0"/>
+        </w:rPr>
+        <w:t xml:space="preserve"> from spotted to healthy.</w:t>
+      </w:r>
+    </w:p>
+    <w:p>
+      <w:pPr>
+        <w:spacing w:line="336" w:lineRule="auto" w:after="180"/>
+      </w:pPr>
+      <w:r>
+        <w:rPr>
+          <w:b w:val="0"/>
+        </w:rPr>
+        <w:t xml:space="preserve">Expected result: Candidate becomes correct on all 4 validation cases. Reason: Only the previously wrong third decision changes; </w:t>
+      </w:r>
+      <w:r>
+        <w:rPr>
+          <w:b/>
+        </w:rPr>
+        <w:t>baseline</w:t>
+      </w:r>
+      <w:r>
+        <w:rPr>
+          <w:b w:val="0"/>
+        </w:rPr>
+        <w:t xml:space="preserve"> stays fixed at 2/4.</w:t>
+      </w:r>
+    </w:p>
+    <w:p>
+      <w:pPr>
+        <w:spacing w:line="336" w:lineRule="auto" w:after="180"/>
+        <w:shd w:fill="F5F1FB"/>
+      </w:pPr>
+      <w:r>
+        <w:rPr>
+          <w:b w:val="0"/>
+        </w:rPr>
+        <w:t>Predict before checking the worked changed-case result. Name what changed and what the supplied facts allow you to conclude.</w:t>
+      </w:r>
+    </w:p>
+    <w:p>
+      <w:pPr>
+        <w:pStyle w:val="Heading3"/>
+      </w:pPr>
+      <w:r>
+        <w:t>My picture explanation, deciding evidence and one limit</w:t>
+      </w:r>
+    </w:p>
+    <w:p>
+      <w:r>
+        <w:t>________________________________________________________________</w:t>
+      </w:r>
+    </w:p>
+    <w:p>
+      <w:r>
+        <w:t>________________________________________________________________</w:t>
+      </w:r>
+    </w:p>
+    <w:p>
+      <w:r>
+        <w:t>________________________________________________________________</w:t>
+      </w:r>
+    </w:p>
+    <w:p>
+      <w:r>
+        <w:t>________________________________________________________________</w:t>
+      </w:r>
+    </w:p>
+    <w:p>
+      <w:pPr>
+        <w:pStyle w:val="Heading3"/>
+      </w:pPr>
+      <w:r>
+        <w:t>05. Connect the explanation to its limit</w:t>
+      </w:r>
+    </w:p>
+    <w:p>
+      <w:r>
+        <w:drawing>
+          <wp:inline xmlns:a="http://schemas.openxmlformats.org/drawingml/2006/main" xmlns:pic="http://schemas.openxmlformats.org/drawingml/2006/picture">
+            <wp:extent cx="5486400" cy="2834640"/>
+            <wp:docPr id="6" name="Picture 6" descr="Read the picture in order. Supplied candidate predictions healthy, spotted, spotted, spotted match 3/4: 75%. The arrows show which recorded input or intermediate result each decision uses. Explain the deciding step aloud before checking the changed case; pointing to the final answer alone does not show how it follows. Limit: These supplied predictions illustrate comparison. No actual model was trained, and four cases are limited evidence."/>
+            <wp:cNvGraphicFramePr>
+              <a:graphicFrameLocks noChangeAspect="1"/>
+            </wp:cNvGraphicFramePr>
+            <a:graphic>
+              <a:graphicData uri="http://schemas.openxmlformats.org/drawingml/2006/picture">
+                <pic:pic>
+                  <pic:nvPicPr>
+                    <pic:cNvPr id="0" name="academy-story-ai-4-10-05.png"/>
+                    <pic:cNvPicPr/>
+                  </pic:nvPicPr>
+                  <pic:blipFill>
+                    <a:blip r:embed="rId14"/>
+                    <a:stretch>
+                      <a:fillRect/>
+                    </a:stretch>
+                  </pic:blipFill>
+                  <pic:spPr>
+                    <a:xfrm>
+                      <a:off x="0" y="0"/>
+                      <a:ext cx="5486400" cy="2834640"/>
+                    </a:xfrm>
+                    <a:prstGeom prst="rect"/>
+                  </pic:spPr>
+                </pic:pic>
+              </a:graphicData>
+            </a:graphic>
+          </wp:inline>
+        </w:drawing>
+      </w:r>
+    </w:p>
+    <w:p>
+      <w:pPr>
+        <w:spacing w:line="336" w:lineRule="auto" w:after="180"/>
+      </w:pPr>
+      <w:r>
+        <w:rPr>
+          <w:b w:val="0"/>
+        </w:rPr>
+        <w:t xml:space="preserve">Read the picture in order. Supplied candidate </w:t>
+      </w:r>
+      <w:r>
+        <w:rPr>
+          <w:b/>
+        </w:rPr>
+        <w:t>prediction</w:t>
+      </w:r>
+      <w:r>
+        <w:rPr>
+          <w:b w:val="0"/>
+        </w:rPr>
+        <w:t xml:space="preserve">s healthy, spotted, spotted, spotted match 3/4: 75%. The arrows show which recorded </w:t>
+      </w:r>
+      <w:r>
+        <w:rPr>
+          <w:b/>
+        </w:rPr>
+        <w:t>input</w:t>
+      </w:r>
+      <w:r>
+        <w:rPr>
+          <w:b w:val="0"/>
+        </w:rPr>
+        <w:t xml:space="preserve"> or intermediate result each decision uses.</w:t>
+      </w:r>
+    </w:p>
+    <w:p>
+      <w:pPr>
+        <w:spacing w:line="336" w:lineRule="auto" w:after="180"/>
+      </w:pPr>
+      <w:r>
+        <w:rPr>
+          <w:b w:val="0"/>
+        </w:rPr>
+        <w:t xml:space="preserve">Explain the deciding step aloud before checking the changed case; pointing to the final answer alone does not show how it follows. Limit: These supplied </w:t>
+      </w:r>
+      <w:r>
+        <w:rPr>
+          <w:b/>
+        </w:rPr>
+        <w:t>prediction</w:t>
+      </w:r>
+      <w:r>
+        <w:rPr>
+          <w:b w:val="0"/>
+        </w:rPr>
+        <w:t>s illustrate comparison.</w:t>
+      </w:r>
+    </w:p>
+    <w:p>
+      <w:pPr>
+        <w:spacing w:line="336" w:lineRule="auto" w:after="180"/>
+      </w:pPr>
+      <w:r>
+        <w:rPr>
+          <w:b w:val="0"/>
+        </w:rPr>
+        <w:t xml:space="preserve">No actual model was trained, and four cases are limited </w:t>
+      </w:r>
+      <w:r>
+        <w:rPr>
+          <w:b/>
+        </w:rPr>
+        <w:t>evidence</w:t>
+      </w:r>
+      <w:r>
+        <w:rPr>
+          <w:b w:val="0"/>
+        </w:rPr>
+        <w:t>.</w:t>
+      </w:r>
+    </w:p>
+    <w:p>
+      <w:pPr>
+        <w:spacing w:line="336" w:lineRule="auto" w:after="180"/>
+        <w:shd w:fill="F5F1FB"/>
+      </w:pPr>
+      <w:r>
+        <w:rPr>
+          <w:b w:val="0"/>
+        </w:rPr>
+        <w:t>Explain the case, then point to a limit on the claim.</w:t>
+      </w:r>
+    </w:p>
+    <w:p>
+      <w:pPr>
+        <w:pStyle w:val="Heading3"/>
+      </w:pPr>
+      <w:r>
+        <w:t>My picture explanation, deciding evidence and one limit</w:t>
+      </w:r>
+    </w:p>
+    <w:p>
+      <w:r>
+        <w:t>________________________________________________________________</w:t>
+      </w:r>
+    </w:p>
+    <w:p>
+      <w:r>
+        <w:t>________________________________________________________________</w:t>
+      </w:r>
+    </w:p>
+    <w:p>
+      <w:r>
+        <w:t>________________________________________________________________</w:t>
+      </w:r>
+    </w:p>
+    <w:p>
+      <w:r>
+        <w:t>________________________________________________________________</w:t>
+      </w:r>
+    </w:p>
+    <w:p>
+      <w:pPr>
+        <w:pStyle w:val="Heading3"/>
+      </w:pPr>
+      <w:r>
+        <w:t>06. Make the idea visible in your project</w:t>
+      </w:r>
+    </w:p>
+    <w:p>
+      <w:r>
+        <w:drawing>
+          <wp:inline xmlns:a="http://schemas.openxmlformats.org/drawingml/2006/main" xmlns:pic="http://schemas.openxmlformats.org/drawingml/2006/picture">
+            <wp:extent cx="5486400" cy="3681984"/>
+            <wp:docPr id="7" name="Picture 7" descr="For your Responsible Plant Classifier, save the input, procedure, observed result and limitation of this check. Label this worked example as practice; use a different, previously unreviewed case when checking independent understanding. Draw your input, deciding step, result and limit. Supported question: Can the candidate’s training accuracy replace this validation comparison? Point to the relevant step in the picture, then write the changed result and the rule or evidence that supports it."/>
+            <wp:cNvGraphicFramePr>
+              <a:graphicFrameLocks noChangeAspect="1"/>
+            </wp:cNvGraphicFramePr>
+            <a:graphic>
+              <a:graphicData uri="http://schemas.openxmlformats.org/drawingml/2006/picture">
+                <pic:pic>
+                  <pic:nvPicPr>
+                    <pic:cNvPr id="0" name="academy-story-ai-4-10-06.png"/>
+                    <pic:cNvPicPr/>
+                  </pic:nvPicPr>
+                  <pic:blipFill>
+                    <a:blip r:embed="rId15"/>
+                    <a:stretch>
+                      <a:fillRect/>
+                    </a:stretch>
+                  </pic:blipFill>
+                  <pic:spPr>
+                    <a:xfrm>
+                      <a:off x="0" y="0"/>
+                      <a:ext cx="5486400" cy="3681984"/>
+                    </a:xfrm>
+                    <a:prstGeom prst="rect"/>
+                  </pic:spPr>
+                </pic:pic>
+              </a:graphicData>
+            </a:graphic>
+          </wp:inline>
+        </w:drawing>
+      </w:r>
+    </w:p>
+    <w:p>
+      <w:pPr>
+        <w:spacing w:line="336" w:lineRule="auto" w:after="180"/>
+      </w:pPr>
+      <w:r>
+        <w:rPr>
+          <w:b w:val="0"/>
+        </w:rPr>
+        <w:t xml:space="preserve">For your Responsible Plant Classifier, save the </w:t>
+      </w:r>
+      <w:r>
+        <w:rPr>
+          <w:b/>
+        </w:rPr>
+        <w:t>input</w:t>
+      </w:r>
+      <w:r>
+        <w:rPr>
+          <w:b w:val="0"/>
+        </w:rPr>
+        <w:t>, procedure, observed result and limitation of this check.</w:t>
+      </w:r>
+    </w:p>
+    <w:p>
+      <w:pPr>
+        <w:spacing w:line="336" w:lineRule="auto" w:after="180"/>
+      </w:pPr>
+      <w:r>
+        <w:rPr>
+          <w:b w:val="0"/>
+        </w:rPr>
+        <w:t xml:space="preserve">Label this worked example as practice; use a different, previously unreviewed case when checking independent understanding. Draw your </w:t>
+      </w:r>
+      <w:r>
+        <w:rPr>
+          <w:b/>
+        </w:rPr>
+        <w:t>input</w:t>
+      </w:r>
+      <w:r>
+        <w:rPr>
+          <w:b w:val="0"/>
+        </w:rPr>
+        <w:t>, deciding step, result and limit.</w:t>
+      </w:r>
+    </w:p>
+    <w:p>
+      <w:pPr>
+        <w:spacing w:line="336" w:lineRule="auto" w:after="180"/>
+      </w:pPr>
+      <w:r>
+        <w:rPr>
+          <w:b w:val="0"/>
+        </w:rPr>
+        <w:t xml:space="preserve">Supported question: Can the candidate’s </w:t>
+      </w:r>
+      <w:r>
+        <w:rPr>
+          <w:b/>
+        </w:rPr>
+        <w:t>training</w:t>
+      </w:r>
+      <w:r>
+        <w:rPr>
+          <w:b w:val="0"/>
+        </w:rPr>
+        <w:t xml:space="preserve"> </w:t>
+      </w:r>
+      <w:r>
+        <w:rPr>
+          <w:b/>
+        </w:rPr>
+        <w:t>accuracy</w:t>
+      </w:r>
+      <w:r>
+        <w:rPr>
+          <w:b w:val="0"/>
+        </w:rPr>
+        <w:t xml:space="preserve"> replace this validation comparison? Point to the relevant step in the picture, then write the changed result and the rule or </w:t>
+      </w:r>
+      <w:r>
+        <w:rPr>
+          <w:b/>
+        </w:rPr>
+        <w:t>evidence</w:t>
+      </w:r>
+      <w:r>
+        <w:rPr>
+          <w:b w:val="0"/>
+        </w:rPr>
+        <w:t xml:space="preserve"> that supports it.</w:t>
+      </w:r>
+    </w:p>
+    <w:p>
+      <w:pPr>
+        <w:spacing w:line="336" w:lineRule="auto" w:after="180"/>
+        <w:shd w:fill="F5F1FB"/>
+      </w:pPr>
+      <w:r>
+        <w:rPr>
+          <w:b w:val="0"/>
+        </w:rPr>
+        <w:t xml:space="preserve">Draw your project trace and justify the deciding step using </w:t>
+      </w:r>
+      <w:r>
+        <w:rPr>
+          <w:b/>
+        </w:rPr>
+        <w:t>evidence</w:t>
+      </w:r>
+      <w:r>
+        <w:rPr>
+          <w:b w:val="0"/>
+        </w:rPr>
+        <w:t>.</w:t>
+      </w:r>
+    </w:p>
+    <w:p>
+      <w:pPr>
+        <w:pStyle w:val="Heading3"/>
+      </w:pPr>
+      <w:r>
+        <w:t>My picture explanation, deciding evidence and one limit</w:t>
       </w:r>
     </w:p>
     <w:p>

--- a/downloads/workbook/ai-4-week-10.docx
+++ b/downloads/workbook/ai-4-week-10.docx
@@ -1242,6 +1242,26 @@
     <w:p>
       <w:r>
         <w:t>Choose from training evidence. Apply the supplied Baselines First facts and keep your reasoning.</w:t>
+      </w:r>
+    </w:p>
+    <w:p>
+      <w:pPr>
+        <w:pStyle w:val="Heading3"/>
+      </w:pPr>
+      <w:r>
+        <w:t>Where to find the supplied example</w:t>
+      </w:r>
+    </w:p>
+    <w:p>
+      <w:pPr>
+        <w:spacing w:line="336" w:lineRule="auto" w:after="180"/>
+        <w:shd w:fill="F1F6F8"/>
+      </w:pPr>
+      <w:r>
+        <w:rPr>
+          <w:b w:val="0"/>
+        </w:rPr>
+        <w:t>Reference for this exercise: open this week’s student lesson, “Baselines First”, at “See how it works” and “Follow a worked example”. Use the original worked values or code named in the question; the later pictorial case is a separate example. Keep this reference beside your workbook while practising.</w:t>
       </w:r>
     </w:p>
     <w:p>

--- a/downloads/workbook/ai-4-week-10.docx
+++ b/downloads/workbook/ai-4-week-10.docx
@@ -25,22 +25,45 @@
         <w:pStyle w:val="Heading1"/>
       </w:pPr>
       <w:r>
-        <w:t>01. Recall and choose your starting point</w:t>
-      </w:r>
-    </w:p>
-    <w:p>
-      <w:r>
-        <w:t>Record your starting explanation for Baselines First before opening notes. Show any later correction separately.</w:t>
-      </w:r>
-    </w:p>
-    <w:p>
-      <w:pPr>
-        <w:spacing w:line="336" w:lineRule="auto" w:after="180"/>
-      </w:pPr>
-      <w:r>
-        <w:rPr>
-          <w:b w:val="0"/>
-        </w:rPr>
+        <w:t>One fair baseline-comparison record.</w:t>
+      </w:r>
+    </w:p>
+    <w:p>
+      <w:r>
+        <w:t>Fit from training, score aligned predictions, expose hidden errors and preserve the evaluation contract.</w:t>
+      </w:r>
+    </w:p>
+    <w:p>
+      <w:r>
+        <w:t>W1–W3/W5 → selected independent comparison → project baseline record → changed-case return.</w:t>
+      </w:r>
+    </w:p>
+    <w:p>
+      <w:pPr>
+        <w:pStyle w:val="Heading1"/>
+      </w:pPr>
+      <w:r>
+        <w:t>01. Recall · Retrieve before notes</w:t>
+      </w:r>
+    </w:p>
+    <w:p>
+      <w:r>
+        <w:t>Keep this task’s complete inputs, stated rule and support record together.</w:t>
+      </w:r>
+    </w:p>
+    <w:p>
+      <w:pPr>
+        <w:pStyle w:val="Heading2"/>
+      </w:pPr>
+      <w:r>
+        <w:t>Task and evidence record</w:t>
+      </w:r>
+    </w:p>
+    <w:p>
+      <w:pPr>
+        <w:pStyle w:val="ListBullet"/>
+      </w:pPr>
+      <w:r>
         <w:t>Try the recall before opening notes. Then use a different colour or a labelled second line to correct your explanation.</w:t>
       </w:r>
     </w:p>
@@ -54,12 +77,9 @@
     </w:p>
     <w:p>
       <w:pPr>
-        <w:spacing w:line="336" w:lineRule="auto" w:after="180"/>
-      </w:pPr>
-      <w:r>
-        <w:rPr>
-          <w:b w:val="0"/>
-        </w:rPr>
+        <w:pStyle w:val="ListBullet"/>
+      </w:pPr>
+      <w:r>
         <w:t>Without opening the old lesson, explain one key idea from Dataset Cards. Give an example and a mistake that the idea helps you avoid.</w:t>
       </w:r>
     </w:p>
@@ -96,12 +116,9 @@
     </w:p>
     <w:p>
       <w:pPr>
-        <w:spacing w:line="336" w:lineRule="auto" w:after="180"/>
-      </w:pPr>
-      <w:r>
-        <w:rPr>
-          <w:b w:val="0"/>
-        </w:rPr>
+        <w:pStyle w:val="ListBullet"/>
+      </w:pPr>
+      <w:r>
         <w:t>Without opening the old lesson, explain one key idea from Sampling and Intended Use. Give an example and a mistake that the idea helps you avoid.</w:t>
       </w:r>
     </w:p>
@@ -138,12 +155,9 @@
     </w:p>
     <w:p>
       <w:pPr>
-        <w:spacing w:line="336" w:lineRule="auto" w:after="180"/>
-      </w:pPr>
-      <w:r>
-        <w:rPr>
-          <w:b w:val="0"/>
-        </w:rPr>
+        <w:pStyle w:val="ListBullet"/>
+      </w:pPr>
+      <w:r>
         <w:t>Without opening the old lesson, explain one key idea from Python and Table Readiness. Give an example and a mistake that the idea helps you avoid.</w:t>
       </w:r>
     </w:p>
@@ -175,135 +189,52 @@
         <w:pStyle w:val="Heading1"/>
       </w:pPr>
       <w:r>
-        <w:t>02. Practise with fading help</w:t>
-      </w:r>
-    </w:p>
-    <w:p>
-      <w:r>
-        <w:t>Complete the supported Baselines First trace and record the first step you can explain without help.</w:t>
-      </w:r>
-    </w:p>
-    <w:p>
-      <w:pPr>
-        <w:spacing w:line="336" w:lineRule="auto" w:after="180"/>
-      </w:pPr>
-      <w:r>
-        <w:rPr>
-          <w:b w:val="0"/>
-        </w:rPr>
-        <w:t xml:space="preserve">Use W2: Calculate the validation score for A </w:t>
-      </w:r>
-      <w:r>
-        <w:rPr>
-          <w:b/>
-        </w:rPr>
-        <w:t>baseline</w:t>
-      </w:r>
-      <w:r>
-        <w:rPr>
-          <w:b w:val="0"/>
-        </w:rPr>
-        <w:t xml:space="preserve"> before a model. Record the answer once; the lesson and workbook refer to the same attempt.</w:t>
-      </w:r>
-    </w:p>
-    <w:tbl>
-      <w:tblPr>
-        <w:tblStyle w:val="LightShading-Accent1"/>
-        <w:tblW w:type="auto" w:w="0"/>
-        <w:tblLook w:firstColumn="1" w:firstRow="1" w:lastColumn="0" w:lastRow="0" w:noHBand="0" w:noVBand="1" w:val="04A0"/>
-      </w:tblPr>
-      <w:tblGrid>
-        <w:gridCol w:w="2556"/>
-        <w:gridCol w:w="2556"/>
-        <w:gridCol w:w="2556"/>
-        <w:gridCol w:w="2556"/>
-      </w:tblGrid>
-      <w:tr>
-        <w:trPr>
-          <w:tblHeader/>
-        </w:trPr>
-        <w:tc>
-          <w:tcPr>
-            <w:tcW w:type="dxa" w:w="2556"/>
-          </w:tcPr>
-          <w:p>
-            <w:r>
-              <w:t>Given inputs</w:t>
-            </w:r>
-          </w:p>
-        </w:tc>
-        <w:tc>
-          <w:tcPr>
-            <w:tcW w:type="dxa" w:w="2556"/>
-          </w:tcPr>
-          <w:p>
-            <w:r>
-              <w:t>Procedure I chose</w:t>
-            </w:r>
-          </w:p>
-        </w:tc>
-        <w:tc>
-          <w:tcPr>
-            <w:tcW w:type="dxa" w:w="2556"/>
-          </w:tcPr>
-          <w:p>
-            <w:r>
-              <w:t>Middle steps</w:t>
-            </w:r>
-          </w:p>
-        </w:tc>
-        <w:tc>
-          <w:tcPr>
-            <w:tcW w:type="dxa" w:w="2556"/>
-          </w:tcPr>
-          <w:p>
-            <w:r>
-              <w:t>Result and check</w:t>
-            </w:r>
-          </w:p>
-        </w:tc>
-      </w:tr>
-      <w:tr>
-        <w:tc>
-          <w:tcPr>
-            <w:tcW w:type="dxa" w:w="2556"/>
-          </w:tcPr>
-          <w:p>
-            <w:r/>
-          </w:p>
-        </w:tc>
-        <w:tc>
-          <w:tcPr>
-            <w:tcW w:type="dxa" w:w="2556"/>
-          </w:tcPr>
-          <w:p>
-            <w:r/>
-          </w:p>
-        </w:tc>
-        <w:tc>
-          <w:tcPr>
-            <w:tcW w:type="dxa" w:w="2556"/>
-          </w:tcPr>
-          <w:p>
-            <w:r/>
-          </w:p>
-        </w:tc>
-        <w:tc>
-          <w:tcPr>
-            <w:tcW w:type="dxa" w:w="2556"/>
-          </w:tcPr>
-          <w:p>
-            <w:r/>
-          </w:p>
-        </w:tc>
-      </w:tr>
-    </w:tbl>
+        <w:t>12. W1 · Explain the mechanism</w:t>
+      </w:r>
+    </w:p>
+    <w:p>
+      <w:r>
+        <w:t>Keep this task’s complete inputs, stated rule and support record together.</w:t>
+      </w:r>
+    </w:p>
+    <w:p>
+      <w:pPr>
+        <w:pStyle w:val="Heading2"/>
+      </w:pPr>
+      <w:r>
+        <w:t>Task and evidence record</w:t>
+      </w:r>
+    </w:p>
+    <w:p>
+      <w:pPr>
+        <w:pStyle w:val="ListBullet"/>
+      </w:pPr>
+      <w:r>
+        <w:t>Main corridor training clear,clear,blocked,clear,blocked,clear chooses clear4vs2; tie chooses clear. ValidationV1–V4 blocked,clear,blocked,clear gives predictions clear×4,correctV2,V4=2/4. Supplied candidate blocked,clear,clear,clear correctV1,V2,V4=3/4,one more correct/25percentage points. Main baseline training4/6 is not validation accuracy. Separate leaf picture traininghealthy,healthy,spotted;validationhealthy,spotted,healthy,spotted;candidatehealthy,spotted,spotted,spotted:2/4vs3/4,repairthirdcandidate→4/4practiceonly. Equal scores need not mean equal errors.</w:t>
+      </w:r>
+    </w:p>
+    <w:p>
+      <w:pPr>
+        <w:pStyle w:val="ListBullet"/>
+      </w:pPr>
+      <w:r>
+        <w:t>Reference for this exercise: open this week’s student lesson, “Baselines First”, at “See how it works” and “Follow a worked example”. Use the original worked values or code named in the question; the later pictorial case is a separate example. Keep this reference beside your workbook while practising.</w:t>
+      </w:r>
+    </w:p>
+    <w:p>
+      <w:pPr>
+        <w:pStyle w:val="ListBullet"/>
+      </w:pPr>
+      <w:r>
+        <w:t>Count clear and blocked in the worked training list. State the constant prediction and the declared tie rule. Explain why the validation majority does not choose this baseline.</w:t>
+      </w:r>
+    </w:p>
     <w:p>
       <w:pPr>
         <w:pStyle w:val="Heading3"/>
       </w:pPr>
       <w:r>
-        <w:t>The step I completed without help, and the hint I needed</w:t>
+        <w:t>My reasoning and evidence</w:t>
       </w:r>
     </w:p>
     <w:p>
@@ -322,74 +253,55 @@
       </w:r>
     </w:p>
     <w:p>
+      <w:r>
+        <w:t>________________________________________________________________</w:t>
+      </w:r>
+    </w:p>
+    <w:p>
+      <w:r>
+        <w:t>________________________________________________________________</w:t>
+      </w:r>
+    </w:p>
+    <w:p>
+      <w:r>
+        <w:t>________________________________________________________________</w:t>
+      </w:r>
+    </w:p>
+    <w:p>
       <w:pPr>
         <w:pStyle w:val="Heading1"/>
       </w:pPr>
       <w:r>
-        <w:t>03. Individual reasoning check</w:t>
-      </w:r>
-    </w:p>
-    <w:p>
-      <w:r>
-        <w:t>Check the proposed Baselines First explanation against the supplied facts before discussing it.</w:t>
-      </w:r>
-    </w:p>
-    <w:p>
-      <w:pPr>
-        <w:spacing w:line="336" w:lineRule="auto" w:after="180"/>
-      </w:pPr>
-      <w:r>
-        <w:rPr>
-          <w:b w:val="0"/>
-        </w:rPr>
-        <w:t xml:space="preserve">Use the worked case for A </w:t>
-      </w:r>
-      <w:r>
-        <w:rPr>
-          <w:b/>
-        </w:rPr>
-        <w:t>baseline</w:t>
-      </w:r>
-      <w:r>
-        <w:rPr>
-          <w:b w:val="0"/>
-        </w:rPr>
-        <w:t xml:space="preserve"> before a model. Proposed explanation: “A simple </w:t>
-      </w:r>
-      <w:r>
-        <w:rPr>
-          <w:b/>
-        </w:rPr>
-        <w:t>baseline</w:t>
-      </w:r>
-      <w:r>
-        <w:rPr>
-          <w:b w:val="0"/>
-        </w:rPr>
-        <w:t xml:space="preserve"> does not need </w:t>
-      </w:r>
-      <w:r>
-        <w:rPr>
-          <w:b/>
-        </w:rPr>
-        <w:t>training</w:t>
-      </w:r>
-      <w:r>
-        <w:rPr>
-          <w:b w:val="0"/>
-        </w:rPr>
-        <w:t xml:space="preserve"> data”. Decide whether this explanation is supported.</w:t>
-      </w:r>
-    </w:p>
-    <w:p>
-      <w:pPr>
-        <w:spacing w:line="336" w:lineRule="auto" w:after="180"/>
-      </w:pPr>
-      <w:r>
-        <w:rPr>
-          <w:b w:val="0"/>
-        </w:rPr>
-        <w:t>Point to the step or supplied fact that decides; explain your repair if needed.</w:t>
+        <w:t>13. W2 · Trace the current experiment</w:t>
+      </w:r>
+    </w:p>
+    <w:p>
+      <w:r>
+        <w:t>Keep this task’s complete inputs, stated rule and support record together.</w:t>
+      </w:r>
+    </w:p>
+    <w:p>
+      <w:pPr>
+        <w:pStyle w:val="Heading2"/>
+      </w:pPr>
+      <w:r>
+        <w:t>Task and evidence record</w:t>
+      </w:r>
+    </w:p>
+    <w:p>
+      <w:pPr>
+        <w:pStyle w:val="ListBullet"/>
+      </w:pPr>
+      <w:r>
+        <w:t>Main corridor training clear,clear,blocked,clear,blocked,clear chooses clear4vs2; tie chooses clear. ValidationV1–V4 blocked,clear,blocked,clear gives predictions clear×4,correctV2,V4=2/4. Supplied candidate blocked,clear,clear,clear correctV1,V2,V4=3/4,one more correct/25percentage points. Main baseline training4/6 is not validation accuracy. Separate leaf picture traininghealthy,healthy,spotted;validationhealthy,spotted,healthy,spotted;candidatehealthy,spotted,spotted,spotted:2/4vs3/4,repairthirdcandidate→4/4practiceonly. Equal scores need not mean equal errors.</w:t>
+      </w:r>
+    </w:p>
+    <w:p>
+      <w:pPr>
+        <w:pStyle w:val="ListBullet"/>
+      </w:pPr>
+      <w:r>
+        <w:t>List the four baseline predictions and mark which validation rows are correct. Give correct/total and accuracy. Explain why 4/6 is not the answer.</w:t>
       </w:r>
     </w:p>
     <w:p>
@@ -397,7 +309,7 @@
         <w:pStyle w:val="Heading3"/>
       </w:pPr>
       <w:r>
-        <w:t>My explanation before partner discussion</w:t>
+        <w:t>My reasoning and evidence</w:t>
       </w:r>
     </w:p>
     <w:p>
@@ -421,16 +333,50 @@
       </w:r>
     </w:p>
     <w:p>
+      <w:r>
+        <w:t>________________________________________________________________</w:t>
+      </w:r>
+    </w:p>
+    <w:p>
+      <w:r>
+        <w:t>________________________________________________________________</w:t>
+      </w:r>
+    </w:p>
+    <w:p>
       <w:pPr>
         <w:pStyle w:val="Heading1"/>
       </w:pPr>
       <w:r>
-        <w:t>04. Independent transfer case</w:t>
-      </w:r>
-    </w:p>
-    <w:p>
-      <w:r>
-        <w:t>Write one first attempt at the reserved independent case before feedback. Repeated copies of that case refer to the same recorded attempt.</w:t>
+        <w:t>14. W3 · Repair the reasoning</w:t>
+      </w:r>
+    </w:p>
+    <w:p>
+      <w:r>
+        <w:t>Keep this task’s complete inputs, stated rule and support record together.</w:t>
+      </w:r>
+    </w:p>
+    <w:p>
+      <w:pPr>
+        <w:pStyle w:val="Heading2"/>
+      </w:pPr>
+      <w:r>
+        <w:t>Task and evidence record</w:t>
+      </w:r>
+    </w:p>
+    <w:p>
+      <w:pPr>
+        <w:pStyle w:val="ListBullet"/>
+      </w:pPr>
+      <w:r>
+        <w:t>Main corridor training clear,clear,blocked,clear,blocked,clear chooses clear4vs2; tie chooses clear. ValidationV1–V4 blocked,clear,blocked,clear gives predictions clear×4,correctV2,V4=2/4. Supplied candidate blocked,clear,clear,clear correctV1,V2,V4=3/4,one more correct/25percentage points. Main baseline training4/6 is not validation accuracy. Separate leaf picture traininghealthy,healthy,spotted;validationhealthy,spotted,healthy,spotted;candidatehealthy,spotted,spotted,spotted:2/4vs3/4,repairthirdcandidate→4/4practiceonly. Equal scores need not mean equal errors.</w:t>
+      </w:r>
+    </w:p>
+    <w:p>
+      <w:pPr>
+        <w:pStyle w:val="ListBullet"/>
+      </w:pPr>
+      <w:r>
+        <w:t>A candidate is scored on ten easy rows and the baseline on four difficult rows. Describe a fair comparison and two details you must record.</w:t>
       </w:r>
     </w:p>
     <w:p>
@@ -438,77 +384,157 @@
         <w:pStyle w:val="Heading3"/>
       </w:pPr>
       <w:r>
+        <w:t>My reasoning and evidence</w:t>
+      </w:r>
+    </w:p>
+    <w:p>
+      <w:r>
+        <w:t>________________________________________________________________</w:t>
+      </w:r>
+    </w:p>
+    <w:p>
+      <w:r>
+        <w:t>________________________________________________________________</w:t>
+      </w:r>
+    </w:p>
+    <w:p>
+      <w:r>
+        <w:t>________________________________________________________________</w:t>
+      </w:r>
+    </w:p>
+    <w:p>
+      <w:r>
+        <w:t>________________________________________________________________</w:t>
+      </w:r>
+    </w:p>
+    <w:p>
+      <w:r>
+        <w:t>________________________________________________________________</w:t>
+      </w:r>
+    </w:p>
+    <w:p>
+      <w:r>
+        <w:t>________________________________________________________________</w:t>
+      </w:r>
+    </w:p>
+    <w:p>
+      <w:pPr>
+        <w:pStyle w:val="Heading1"/>
+      </w:pPr>
+      <w:r>
+        <w:t>16. W5 · Plan the next check</w:t>
+      </w:r>
+    </w:p>
+    <w:p>
+      <w:r>
+        <w:t>Keep this task’s complete inputs, stated rule and support record together.</w:t>
+      </w:r>
+    </w:p>
+    <w:p>
+      <w:pPr>
+        <w:pStyle w:val="Heading2"/>
+      </w:pPr>
+      <w:r>
+        <w:t>Task and evidence record</w:t>
+      </w:r>
+    </w:p>
+    <w:p>
+      <w:pPr>
+        <w:pStyle w:val="ListBullet"/>
+      </w:pPr>
+      <w:r>
+        <w:t>Main corridor training clear,clear,blocked,clear,blocked,clear chooses clear4vs2; tie chooses clear. ValidationV1–V4 blocked,clear,blocked,clear gives predictions clear×4,correctV2,V4=2/4. Supplied candidate blocked,clear,clear,clear correctV1,V2,V4=3/4,one more correct/25percentage points. Main baseline training4/6 is not validation accuracy. Separate leaf picture traininghealthy,healthy,spotted;validationhealthy,spotted,healthy,spotted;candidatehealthy,spotted,spotted,spotted:2/4vs3/4,repairthirdcandidate→4/4practiceonly. Equal scores need not mean equal errors.</w:t>
+      </w:r>
+    </w:p>
+    <w:p>
+      <w:pPr>
+        <w:pStyle w:val="ListBullet"/>
+      </w:pPr>
+      <w:r>
+        <w:t>A training-derived clear baseline gets nine of ten validation cases correct; the labels are nine clear and one blocked. State its accuracy and missed case. If a candidate also gets nine correct, must it miss the same case? Explain.</w:t>
+      </w:r>
+    </w:p>
+    <w:p>
+      <w:pPr>
+        <w:pStyle w:val="Heading3"/>
+      </w:pPr>
+      <w:r>
+        <w:t>My reasoning and evidence</w:t>
+      </w:r>
+    </w:p>
+    <w:p>
+      <w:r>
+        <w:t>________________________________________________________________</w:t>
+      </w:r>
+    </w:p>
+    <w:p>
+      <w:r>
+        <w:t>________________________________________________________________</w:t>
+      </w:r>
+    </w:p>
+    <w:p>
+      <w:r>
+        <w:t>________________________________________________________________</w:t>
+      </w:r>
+    </w:p>
+    <w:p>
+      <w:r>
+        <w:t>________________________________________________________________</w:t>
+      </w:r>
+    </w:p>
+    <w:p>
+      <w:r>
+        <w:t>________________________________________________________________</w:t>
+      </w:r>
+    </w:p>
+    <w:p>
+      <w:r>
+        <w:t>________________________________________________________________</w:t>
+      </w:r>
+    </w:p>
+    <w:p>
+      <w:pPr>
+        <w:pStyle w:val="Heading1"/>
+      </w:pPr>
+      <w:r>
+        <w:t>04. Try alone · Selected experiment task</w:t>
+      </w:r>
+    </w:p>
+    <w:p>
+      <w:r>
+        <w:t>Keep this task’s complete inputs, stated rule and support record together.</w:t>
+      </w:r>
+    </w:p>
+    <w:p>
+      <w:pPr>
+        <w:pStyle w:val="Heading2"/>
+      </w:pPr>
+      <w:r>
+        <w:t>Task and evidence record</w:t>
+      </w:r>
+    </w:p>
+    <w:p>
+      <w:pPr>
+        <w:pStyle w:val="ListBullet"/>
+      </w:pPr>
+      <w:r>
+        <w:t>Keep this task’s new training labels and validation order separate from the worked corridor and pictured leaf cases. Use the same majority rule with the predeclared clear-on-tie policy. Candidate predictions are supplied; no candidate fitting or future-performance result is provided.</w:t>
+      </w:r>
+    </w:p>
+    <w:p>
+      <w:pPr>
+        <w:pStyle w:val="Heading3"/>
+      </w:pPr>
+      <w:r>
         <w:t>Independent case: Fit and compare independently</w:t>
       </w:r>
     </w:p>
     <w:p>
       <w:pPr>
-        <w:spacing w:line="336" w:lineRule="auto" w:after="180"/>
-      </w:pPr>
-      <w:r>
-        <w:rPr>
-          <w:b w:val="0"/>
-        </w:rPr>
-        <w:t xml:space="preserve">New </w:t>
-      </w:r>
-      <w:r>
-        <w:rPr>
-          <w:b/>
-        </w:rPr>
-        <w:t>training</w:t>
-      </w:r>
-      <w:r>
-        <w:rPr>
-          <w:b w:val="0"/>
-        </w:rPr>
-        <w:t xml:space="preserve"> labels are blocked, clear, blocked, blocked, clear. New validation labels are clear, blocked, clear, blocked. Fit the same </w:t>
-      </w:r>
-      <w:r>
-        <w:rPr>
-          <w:b/>
-        </w:rPr>
-        <w:t>baseline</w:t>
-      </w:r>
-      <w:r>
-        <w:rPr>
-          <w:b w:val="0"/>
-        </w:rPr>
-        <w:t xml:space="preserve"> rule and list its four </w:t>
-      </w:r>
-      <w:r>
-        <w:rPr>
-          <w:b/>
-        </w:rPr>
-        <w:t>prediction</w:t>
-      </w:r>
-      <w:r>
-        <w:rPr>
-          <w:b w:val="0"/>
-        </w:rPr>
-        <w:t>s.</w:t>
-      </w:r>
-    </w:p>
-    <w:p>
-      <w:pPr>
-        <w:spacing w:line="336" w:lineRule="auto" w:after="180"/>
-      </w:pPr>
-      <w:r>
-        <w:rPr>
-          <w:b w:val="0"/>
-        </w:rPr>
-        <w:t xml:space="preserve">A supplied candidate predicts clear, blocked, blocked, blocked. Score both on these rows and state the difference in correct examples and </w:t>
-      </w:r>
-      <w:r>
-        <w:rPr>
-          <w:b/>
-        </w:rPr>
-        <w:t>percentage point</w:t>
-      </w:r>
-      <w:r>
-        <w:rPr>
-          <w:b w:val="0"/>
-        </w:rPr>
-        <w:t>s. What claim remains unsupported?</w:t>
+        <w:pStyle w:val="ListBullet"/>
+      </w:pPr>
+      <w:r>
+        <w:t>New training labels are blocked, clear, blocked, blocked, clear. New validation labels are clear, blocked, clear, blocked. Fit the same baseline rule and list its four predictions. A supplied candidate predicts clear, blocked, blocked, blocked. Score both on these rows and state the difference in correct examples and percentage points. What claim remains unsupported?</w:t>
       </w:r>
     </w:p>
     <w:p>
@@ -556,12 +582,9 @@
     </w:p>
     <w:p>
       <w:pPr>
-        <w:spacing w:line="336" w:lineRule="auto" w:after="180"/>
-      </w:pPr>
-      <w:r>
-        <w:rPr>
-          <w:b w:val="0"/>
-        </w:rPr>
+        <w:pStyle w:val="ListBullet"/>
+      </w:pPr>
+      <w:r>
         <w:t>Attempt this case before feedback. Record any help. Earlier examples below are further practice; a case already practised with feedback cannot establish fresh transfer.</w:t>
       </w:r>
     </w:p>
@@ -570,48 +593,69 @@
         <w:pStyle w:val="Heading1"/>
       </w:pPr>
       <w:r>
-        <w:t>05. Your learning target</w:t>
-      </w:r>
-    </w:p>
-    <w:p>
-      <w:r>
-        <w:t>Connect the Baselines First target to a trace and a justified conclusion.</w:t>
-      </w:r>
-    </w:p>
-    <w:p>
-      <w:pPr>
-        <w:spacing w:line="336" w:lineRule="auto" w:after="180"/>
-        <w:shd w:fill="F5F1FB"/>
-      </w:pPr>
-      <w:r>
-        <w:rPr>
-          <w:b w:val="0"/>
-        </w:rPr>
-        <w:t xml:space="preserve">A dataset contains 27 healthy and 3 spotted leaves. An always-healthy </w:t>
-      </w:r>
-      <w:r>
-        <w:rPr>
-          <w:b/>
-        </w:rPr>
-        <w:t>baseline</w:t>
-      </w:r>
-      <w:r>
-        <w:rPr>
-          <w:b w:val="0"/>
-        </w:rPr>
-        <w:t xml:space="preserve"> gets what </w:t>
-      </w:r>
-      <w:r>
-        <w:rPr>
-          <w:b/>
-        </w:rPr>
-        <w:t>accuracy</w:t>
-      </w:r>
-      <w:r>
-        <w:rPr>
-          <w:b w:val="0"/>
-        </w:rPr>
-        <w:t xml:space="preserve"> and spotted recall? What must a new model improve upon?</w:t>
+        <w:t>09. Project · Keep the experiment evidence</w:t>
+      </w:r>
+    </w:p>
+    <w:p>
+      <w:r>
+        <w:t>Keep this task’s complete inputs, stated rule and support record together.</w:t>
+      </w:r>
+    </w:p>
+    <w:p>
+      <w:pPr>
+        <w:pStyle w:val="Heading2"/>
+      </w:pPr>
+      <w:r>
+        <w:t>Task and evidence record</w:t>
+      </w:r>
+    </w:p>
+    <w:p>
+      <w:pPr>
+        <w:pStyle w:val="ListBullet"/>
+      </w:pPr>
+      <w:r>
+        <w:t>Record majority and transparent-rule baselines for the Plant Classifier using the frozen test plan.</w:t>
+      </w:r>
+    </w:p>
+    <w:p>
+      <w:pPr>
+        <w:pStyle w:val="ListBullet"/>
+      </w:pPr>
+      <w:r>
+        <w:t>The project change and evidence I will keep</w:t>
+      </w:r>
+    </w:p>
+    <w:p>
+      <w:pPr>
+        <w:pStyle w:val="Heading3"/>
+      </w:pPr>
+      <w:r>
+        <w:t>Write or draw your reasoning and evidence.</w:t>
+      </w:r>
+    </w:p>
+    <w:p>
+      <w:r>
+        <w:t>________________________________________________________________</w:t>
+      </w:r>
+    </w:p>
+    <w:p>
+      <w:r>
+        <w:t>________________________________________________________________</w:t>
+      </w:r>
+    </w:p>
+    <w:p>
+      <w:r>
+        <w:t>________________________________________________________________</w:t>
+      </w:r>
+    </w:p>
+    <w:p>
+      <w:r>
+        <w:t>________________________________________________________________</w:t>
+      </w:r>
+    </w:p>
+    <w:p>
+      <w:r>
+        <w:t>________________________________________________________________</w:t>
       </w:r>
     </w:p>
     <w:p>
@@ -619,1159 +663,20 @@
         <w:pStyle w:val="Heading1"/>
       </w:pPr>
       <w:r>
-        <w:t>06. Solve the given case</w:t>
-      </w:r>
-    </w:p>
-    <w:p>
-      <w:r>
-        <w:t>Solve the supplied Baselines First case and show the deciding evidence.</w:t>
-      </w:r>
-    </w:p>
-    <w:p>
-      <w:pPr>
-        <w:spacing w:line="336" w:lineRule="auto" w:after="180"/>
-      </w:pPr>
-      <w:r>
-        <w:rPr>
-          <w:b w:val="0"/>
-        </w:rPr>
-        <w:t xml:space="preserve">A test set has eighteen healthy and two spotted leaves. </w:t>
-      </w:r>
-      <w:r>
-        <w:rPr>
-          <w:b/>
-        </w:rPr>
-        <w:t>Baseline</w:t>
-      </w:r>
-      <w:r>
-        <w:rPr>
-          <w:b w:val="0"/>
-        </w:rPr>
-        <w:t xml:space="preserve"> always predicts healthy.</w:t>
-      </w:r>
-    </w:p>
-    <w:p>
-      <w:pPr>
-        <w:spacing w:line="336" w:lineRule="auto" w:after="180"/>
-      </w:pPr>
-      <w:r>
-        <w:rPr>
-          <w:b w:val="0"/>
-        </w:rPr>
-        <w:t xml:space="preserve">Calculate and critique </w:t>
-      </w:r>
-      <w:r>
-        <w:rPr>
-          <w:b/>
-        </w:rPr>
-        <w:t>accuracy</w:t>
-      </w:r>
-      <w:r>
-        <w:rPr>
-          <w:b w:val="0"/>
-        </w:rPr>
-        <w:t>.</w:t>
-      </w:r>
-    </w:p>
-    <w:p>
-      <w:pPr>
-        <w:spacing w:line="336" w:lineRule="auto" w:after="180"/>
-      </w:pPr>
-      <w:r>
-        <w:rPr>
-          <w:b w:val="0"/>
-        </w:rPr>
-        <w:t xml:space="preserve">Show your trace, calculation or </w:t>
-      </w:r>
-      <w:r>
-        <w:rPr>
-          <w:b/>
-        </w:rPr>
-        <w:t>evidence</w:t>
-      </w:r>
-    </w:p>
-    <w:p>
-      <w:pPr>
-        <w:pStyle w:val="Heading3"/>
-      </w:pPr>
-      <w:r>
-        <w:t>Write or draw your reasoning and evidence.</w:t>
-      </w:r>
-    </w:p>
-    <w:p>
-      <w:r>
-        <w:t>________________________________________________________________</w:t>
-      </w:r>
-    </w:p>
-    <w:p>
-      <w:r>
-        <w:t>________________________________________________________________</w:t>
-      </w:r>
-    </w:p>
-    <w:p>
-      <w:r>
-        <w:t>________________________________________________________________</w:t>
-      </w:r>
-    </w:p>
-    <w:p>
-      <w:r>
-        <w:t>________________________________________________________________</w:t>
-      </w:r>
-    </w:p>
-    <w:p>
-      <w:r>
-        <w:t>________________________________________________________________</w:t>
-      </w:r>
-    </w:p>
-    <w:p>
-      <w:pPr>
-        <w:pStyle w:val="Heading1"/>
-      </w:pPr>
-      <w:r>
-        <w:t>07. Check a changed case</w:t>
-      </w:r>
-    </w:p>
-    <w:p>
-      <w:r>
-        <w:t>Apply the procedure to the changed case and record why the conclusion follows.</w:t>
-      </w:r>
-    </w:p>
-    <w:p>
-      <w:pPr>
-        <w:spacing w:line="336" w:lineRule="auto" w:after="180"/>
-      </w:pPr>
-      <w:r>
-        <w:rPr>
-          <w:b w:val="0"/>
-        </w:rPr>
-        <w:t xml:space="preserve">A dataset has 18 grass and 2 fern examples. A </w:t>
-      </w:r>
-      <w:r>
-        <w:rPr>
-          <w:b/>
-        </w:rPr>
-        <w:t>baseline</w:t>
-      </w:r>
-      <w:r>
-        <w:rPr>
-          <w:b w:val="0"/>
-        </w:rPr>
-        <w:t xml:space="preserve"> always predicts grass. Compute </w:t>
-      </w:r>
-      <w:r>
-        <w:rPr>
-          <w:b/>
-        </w:rPr>
-        <w:t>accuracy</w:t>
-      </w:r>
-      <w:r>
-        <w:rPr>
-          <w:b w:val="0"/>
-        </w:rPr>
-        <w:t xml:space="preserve"> and name a serious limitation.</w:t>
-      </w:r>
-    </w:p>
-    <w:p>
-      <w:pPr>
-        <w:spacing w:line="336" w:lineRule="auto" w:after="180"/>
-      </w:pPr>
-      <w:r>
-        <w:rPr>
-          <w:b w:val="0"/>
-        </w:rPr>
-        <w:t>My independent answer and reason</w:t>
-      </w:r>
-    </w:p>
-    <w:p>
-      <w:pPr>
-        <w:pStyle w:val="Heading3"/>
-      </w:pPr>
-      <w:r>
-        <w:t>Write or draw your reasoning and evidence.</w:t>
-      </w:r>
-    </w:p>
-    <w:p>
-      <w:r>
-        <w:t>________________________________________________________________</w:t>
-      </w:r>
-    </w:p>
-    <w:p>
-      <w:r>
-        <w:t>________________________________________________________________</w:t>
-      </w:r>
-    </w:p>
-    <w:p>
-      <w:r>
-        <w:t>________________________________________________________________</w:t>
-      </w:r>
-    </w:p>
-    <w:p>
-      <w:r>
-        <w:t>________________________________________________________________</w:t>
-      </w:r>
-    </w:p>
-    <w:p>
-      <w:r>
-        <w:t>________________________________________________________________</w:t>
-      </w:r>
-    </w:p>
-    <w:p>
-      <w:pPr>
-        <w:pStyle w:val="Heading3"/>
-      </w:pPr>
-      <w:r>
-        <w:t>Week 10 Test and reflect</w:t>
-      </w:r>
-    </w:p>
-    <w:p>
-      <w:pPr>
-        <w:pStyle w:val="Heading1"/>
-      </w:pPr>
-      <w:r>
-        <w:t>08. Design a revealing test</w:t>
-      </w:r>
-    </w:p>
-    <w:p>
-      <w:r>
-        <w:t>Specify a changed input, expected result and observation separately.</w:t>
-      </w:r>
-    </w:p>
-    <w:p>
-      <w:pPr>
-        <w:spacing w:line="336" w:lineRule="auto" w:after="180"/>
-      </w:pPr>
-      <w:r>
-        <w:rPr>
-          <w:b w:val="0"/>
-        </w:rPr>
-        <w:t xml:space="preserve">Create a changed </w:t>
-      </w:r>
-      <w:r>
-        <w:rPr>
-          <w:b/>
-        </w:rPr>
-        <w:t>input</w:t>
-      </w:r>
-      <w:r>
-        <w:rPr>
-          <w:b w:val="0"/>
-        </w:rPr>
-        <w:t>, boundary case or missing-information case. Write the expected answer or safe response before testing.</w:t>
-      </w:r>
-    </w:p>
-    <w:tbl>
-      <w:tblPr>
-        <w:tblStyle w:val="LightShading-Accent1"/>
-        <w:tblW w:type="auto" w:w="0"/>
-        <w:tblLook w:firstColumn="1" w:firstRow="1" w:lastColumn="0" w:lastRow="0" w:noHBand="0" w:noVBand="1" w:val="04A0"/>
-      </w:tblPr>
-      <w:tblGrid>
-        <w:gridCol w:w="5112"/>
-        <w:gridCol w:w="5112"/>
-      </w:tblGrid>
-      <w:tr>
-        <w:trPr>
-          <w:tblHeader/>
-        </w:trPr>
-        <w:tc>
-          <w:tcPr>
-            <w:tcW w:type="dxa" w:w="5112"/>
-          </w:tcPr>
-          <w:p>
-            <w:r>
-              <w:t>Test record</w:t>
-            </w:r>
-          </w:p>
-        </w:tc>
-        <w:tc>
-          <w:tcPr>
-            <w:tcW w:type="dxa" w:w="5112"/>
-          </w:tcPr>
-          <w:p>
-            <w:r>
-              <w:t>My evidence</w:t>
-            </w:r>
-          </w:p>
-        </w:tc>
-      </w:tr>
-      <w:tr>
-        <w:tc>
-          <w:tcPr>
-            <w:tcW w:type="dxa" w:w="5112"/>
-          </w:tcPr>
-          <w:p>
-            <w:r>
-              <w:t>Changed input or condition</w:t>
-            </w:r>
-          </w:p>
-        </w:tc>
-        <w:tc>
-          <w:tcPr>
-            <w:tcW w:type="dxa" w:w="5112"/>
-          </w:tcPr>
-          <w:p>
-            <w:r/>
-          </w:p>
-        </w:tc>
-      </w:tr>
-      <w:tr>
-        <w:tc>
-          <w:tcPr>
-            <w:tcW w:type="dxa" w:w="5112"/>
-          </w:tcPr>
-          <w:p>
-            <w:r>
-              <w:t>Expected answer or fallback</w:t>
-            </w:r>
-          </w:p>
-        </w:tc>
-        <w:tc>
-          <w:tcPr>
-            <w:tcW w:type="dxa" w:w="5112"/>
-          </w:tcPr>
-          <w:p>
-            <w:r/>
-          </w:p>
-        </w:tc>
-      </w:tr>
-      <w:tr>
-        <w:tc>
-          <w:tcPr>
-            <w:tcW w:type="dxa" w:w="5112"/>
-          </w:tcPr>
-          <w:p>
-            <w:r>
-              <w:t>Observed result</w:t>
-            </w:r>
-          </w:p>
-        </w:tc>
-        <w:tc>
-          <w:tcPr>
-            <w:tcW w:type="dxa" w:w="5112"/>
-          </w:tcPr>
-          <w:p>
-            <w:r/>
-          </w:p>
-        </w:tc>
-      </w:tr>
-      <w:tr>
-        <w:tc>
-          <w:tcPr>
-            <w:tcW w:type="dxa" w:w="5112"/>
-          </w:tcPr>
-          <w:p>
-            <w:r>
-              <w:t>Why the result occurred</w:t>
-            </w:r>
-          </w:p>
-        </w:tc>
-        <w:tc>
-          <w:tcPr>
-            <w:tcW w:type="dxa" w:w="5112"/>
-          </w:tcPr>
-          <w:p>
-            <w:r/>
-          </w:p>
-        </w:tc>
-      </w:tr>
-    </w:tbl>
-    <w:p>
-      <w:pPr>
-        <w:pStyle w:val="Heading1"/>
-      </w:pPr>
-      <w:r>
-        <w:t>09. Project checkpoint</w:t>
-      </w:r>
-    </w:p>
-    <w:p>
-      <w:r>
-        <w:t>Justify what Baselines First adds to Responsible Plant Classifier and keep the evidence.</w:t>
-      </w:r>
-    </w:p>
-    <w:p>
-      <w:pPr>
-        <w:spacing w:line="336" w:lineRule="auto" w:after="180"/>
-      </w:pPr>
-      <w:r>
-        <w:rPr>
-          <w:b w:val="0"/>
-        </w:rPr>
-        <w:t>Record majority and transparent-</w:t>
-      </w:r>
-      <w:r>
-        <w:rPr>
-          <w:b/>
-        </w:rPr>
-        <w:t>rule baseline</w:t>
-      </w:r>
-      <w:r>
-        <w:rPr>
-          <w:b w:val="0"/>
-        </w:rPr>
-        <w:t>s for the Plant Classifier using the frozen test plan.</w:t>
-      </w:r>
-    </w:p>
-    <w:p>
-      <w:pPr>
-        <w:spacing w:line="336" w:lineRule="auto" w:after="180"/>
-      </w:pPr>
-      <w:r>
-        <w:rPr>
-          <w:b w:val="0"/>
-        </w:rPr>
-        <w:t xml:space="preserve">The project change and </w:t>
-      </w:r>
-      <w:r>
-        <w:rPr>
-          <w:b/>
-        </w:rPr>
-        <w:t>evidence</w:t>
-      </w:r>
-      <w:r>
-        <w:rPr>
-          <w:b w:val="0"/>
-        </w:rPr>
-        <w:t xml:space="preserve"> I will keep</w:t>
-      </w:r>
-    </w:p>
-    <w:p>
-      <w:pPr>
-        <w:pStyle w:val="Heading3"/>
-      </w:pPr>
-      <w:r>
-        <w:t>Write or draw your reasoning and evidence.</w:t>
-      </w:r>
-    </w:p>
-    <w:p>
-      <w:r>
-        <w:t>________________________________________________________________</w:t>
-      </w:r>
-    </w:p>
-    <w:p>
-      <w:r>
-        <w:t>________________________________________________________________</w:t>
-      </w:r>
-    </w:p>
-    <w:p>
-      <w:r>
-        <w:t>________________________________________________________________</w:t>
-      </w:r>
-    </w:p>
-    <w:p>
-      <w:r>
-        <w:t>________________________________________________________________</w:t>
-      </w:r>
-    </w:p>
-    <w:p>
-      <w:r>
-        <w:t>________________________________________________________________</w:t>
-      </w:r>
-    </w:p>
-    <w:p>
-      <w:pPr>
-        <w:pStyle w:val="Heading1"/>
-      </w:pPr>
-      <w:r>
-        <w:t>10. Self check</w:t>
-      </w:r>
-    </w:p>
-    <w:p>
-      <w:r>
-        <w:t>Judge explanation, evidence, transfer and limits separately; attach the work behind your judgement.</w:t>
-      </w:r>
-    </w:p>
-    <w:p>
-      <w:pPr>
-        <w:pStyle w:val="ListBullet"/>
-      </w:pPr>
-      <w:r>
-        <w:t>I can explain the mechanism.</w:t>
-      </w:r>
-    </w:p>
-    <w:p>
-      <w:pPr>
-        <w:pStyle w:val="ListBullet"/>
-      </w:pPr>
-      <w:r>
-        <w:t>I can show evidence.</w:t>
-      </w:r>
-    </w:p>
-    <w:p>
-      <w:pPr>
-        <w:pStyle w:val="ListBullet"/>
-      </w:pPr>
-      <w:r>
-        <w:t>I can handle a changed case.</w:t>
-      </w:r>
-    </w:p>
-    <w:p>
-      <w:pPr>
-        <w:pStyle w:val="ListBullet"/>
-      </w:pPr>
-      <w:r>
-        <w:t>I can name a limit.</w:t>
-      </w:r>
-    </w:p>
-    <w:p>
-      <w:r>
-        <w:t>Mark each as not yet, with help or independently, and attach supporting work.</w:t>
-      </w:r>
-    </w:p>
-    <w:p>
-      <w:pPr>
-        <w:spacing w:line="336" w:lineRule="auto" w:after="180"/>
-      </w:pPr>
-      <w:r>
-        <w:rPr>
-          <w:b w:val="0"/>
-        </w:rPr>
-        <w:t>Teacher review ____________________  Next step ____________________</w:t>
-      </w:r>
-    </w:p>
-    <w:p>
-      <w:pPr>
-        <w:pStyle w:val="Heading1"/>
-      </w:pPr>
-      <w:r>
-        <w:t>11. Transfer practice from the original programme</w:t>
-      </w:r>
-    </w:p>
-    <w:p>
-      <w:r>
-        <w:t>Use this earlier case as transfer practice. A case already discussed with feedback is not fresh assessment evidence.</w:t>
-      </w:r>
-    </w:p>
-    <w:p>
-      <w:pPr>
-        <w:spacing w:line="336" w:lineRule="auto" w:after="180"/>
-        <w:shd w:fill="F5F1FB"/>
-      </w:pPr>
-      <w:r>
-        <w:rPr>
-          <w:b w:val="0"/>
-        </w:rPr>
-        <w:t xml:space="preserve">A dataset contains 27 healthy and 3 spotted leaves. An always-healthy </w:t>
-      </w:r>
-      <w:r>
-        <w:rPr>
-          <w:b/>
-        </w:rPr>
-        <w:t>baseline</w:t>
-      </w:r>
-      <w:r>
-        <w:rPr>
-          <w:b w:val="0"/>
-        </w:rPr>
-        <w:t xml:space="preserve"> gets what </w:t>
-      </w:r>
-      <w:r>
-        <w:rPr>
-          <w:b/>
-        </w:rPr>
-        <w:t>accuracy</w:t>
-      </w:r>
-      <w:r>
-        <w:rPr>
-          <w:b w:val="0"/>
-        </w:rPr>
-        <w:t xml:space="preserve"> and spotted recall? What must a new model improve upon?</w:t>
-      </w:r>
-    </w:p>
-    <w:p>
-      <w:pPr>
-        <w:pStyle w:val="Heading3"/>
-      </w:pPr>
-      <w:r>
-        <w:t>My independently reasoned answer</w:t>
-      </w:r>
-    </w:p>
-    <w:p>
-      <w:r>
-        <w:t>________________________________________________________________</w:t>
-      </w:r>
-    </w:p>
-    <w:p>
-      <w:r>
-        <w:t>________________________________________________________________</w:t>
-      </w:r>
-    </w:p>
-    <w:p>
-      <w:r>
-        <w:t>________________________________________________________________</w:t>
-      </w:r>
-    </w:p>
-    <w:p>
-      <w:r>
-        <w:t>________________________________________________________________</w:t>
-      </w:r>
-    </w:p>
-    <w:p>
-      <w:r>
-        <w:t>________________________________________________________________</w:t>
-      </w:r>
-    </w:p>
-    <w:p>
-      <w:r>
-        <w:t>________________________________________________________________</w:t>
-      </w:r>
-    </w:p>
-    <w:p>
-      <w:r>
-        <w:t>________________________________________________________________</w:t>
-      </w:r>
-    </w:p>
-    <w:p>
-      <w:pPr>
-        <w:spacing w:line="336" w:lineRule="auto" w:after="180"/>
-      </w:pPr>
-      <w:r>
-        <w:rPr>
-          <w:b w:val="0"/>
-        </w:rPr>
-        <w:t>Record support used: none, hint or teacher explanation.</w:t>
-      </w:r>
-    </w:p>
-    <w:p>
-      <w:pPr>
-        <w:pStyle w:val="Heading1"/>
-      </w:pPr>
-      <w:r>
-        <w:t>12. W1 Choose from training evidence</w:t>
-      </w:r>
-    </w:p>
-    <w:p>
-      <w:r>
-        <w:t>Choose from training evidence. Apply the supplied Baselines First facts and keep your reasoning.</w:t>
-      </w:r>
-    </w:p>
-    <w:p>
-      <w:pPr>
-        <w:pStyle w:val="Heading3"/>
-      </w:pPr>
-      <w:r>
-        <w:t>Where to find the supplied example</w:t>
-      </w:r>
-    </w:p>
-    <w:p>
-      <w:pPr>
-        <w:spacing w:line="336" w:lineRule="auto" w:after="180"/>
-        <w:shd w:fill="F1F6F8"/>
-      </w:pPr>
-      <w:r>
-        <w:rPr>
-          <w:b w:val="0"/>
-        </w:rPr>
-        <w:t>Reference for this exercise: open this week’s student lesson, “Baselines First”, at “See how it works” and “Follow a worked example”. Use the original worked values or code named in the question; the later pictorial case is a separate example. Keep this reference beside your workbook while practising.</w:t>
-      </w:r>
-    </w:p>
-    <w:p>
-      <w:pPr>
-        <w:spacing w:line="336" w:lineRule="auto" w:after="180"/>
-      </w:pPr>
-      <w:r>
-        <w:rPr>
-          <w:b w:val="0"/>
-        </w:rPr>
-        <w:t xml:space="preserve">Count clear and blocked in the worked </w:t>
-      </w:r>
-      <w:r>
-        <w:rPr>
-          <w:b/>
-        </w:rPr>
-        <w:t>training</w:t>
-      </w:r>
-      <w:r>
-        <w:rPr>
-          <w:b w:val="0"/>
-        </w:rPr>
-        <w:t xml:space="preserve"> list. State the constant </w:t>
-      </w:r>
-      <w:r>
-        <w:rPr>
-          <w:b/>
-        </w:rPr>
-        <w:t>prediction</w:t>
-      </w:r>
-      <w:r>
-        <w:rPr>
-          <w:b w:val="0"/>
-        </w:rPr>
-        <w:t xml:space="preserve"> and the declared tie rule. Explain why the validation majority does not choose this </w:t>
-      </w:r>
-      <w:r>
-        <w:rPr>
-          <w:b/>
-        </w:rPr>
-        <w:t>baseline</w:t>
-      </w:r>
-      <w:r>
-        <w:rPr>
-          <w:b w:val="0"/>
-        </w:rPr>
-        <w:t>.</w:t>
-      </w:r>
-    </w:p>
-    <w:p>
-      <w:pPr>
-        <w:pStyle w:val="Heading3"/>
-      </w:pPr>
-      <w:r>
-        <w:t>My reasoning and evidence</w:t>
-      </w:r>
-    </w:p>
-    <w:p>
-      <w:r>
-        <w:t>________________________________________________________________</w:t>
-      </w:r>
-    </w:p>
-    <w:p>
-      <w:r>
-        <w:t>________________________________________________________________</w:t>
-      </w:r>
-    </w:p>
-    <w:p>
-      <w:r>
-        <w:t>________________________________________________________________</w:t>
-      </w:r>
-    </w:p>
-    <w:p>
-      <w:r>
-        <w:t>________________________________________________________________</w:t>
-      </w:r>
-    </w:p>
-    <w:p>
-      <w:r>
-        <w:t>________________________________________________________________</w:t>
-      </w:r>
-    </w:p>
-    <w:p>
-      <w:r>
-        <w:t>________________________________________________________________</w:t>
-      </w:r>
-    </w:p>
-    <w:p>
-      <w:pPr>
-        <w:pStyle w:val="Heading1"/>
-      </w:pPr>
-      <w:r>
-        <w:t>13. W2 Calculate the validation score</w:t>
-      </w:r>
-    </w:p>
-    <w:p>
-      <w:r>
-        <w:t>Calculate the validation score. Apply the supplied Baselines First facts and keep your reasoning.</w:t>
-      </w:r>
-    </w:p>
-    <w:p>
-      <w:pPr>
-        <w:spacing w:line="336" w:lineRule="auto" w:after="180"/>
-      </w:pPr>
-      <w:r>
-        <w:rPr>
-          <w:b w:val="0"/>
-        </w:rPr>
-        <w:t xml:space="preserve">List the four </w:t>
-      </w:r>
-      <w:r>
-        <w:rPr>
-          <w:b/>
-        </w:rPr>
-        <w:t>baseline</w:t>
-      </w:r>
-      <w:r>
-        <w:rPr>
-          <w:b w:val="0"/>
-        </w:rPr>
-        <w:t xml:space="preserve"> </w:t>
-      </w:r>
-      <w:r>
-        <w:rPr>
-          <w:b/>
-        </w:rPr>
-        <w:t>prediction</w:t>
-      </w:r>
-      <w:r>
-        <w:rPr>
-          <w:b w:val="0"/>
-        </w:rPr>
-        <w:t xml:space="preserve">s and mark which validation rows are correct. Give correct/total and </w:t>
-      </w:r>
-      <w:r>
-        <w:rPr>
-          <w:b/>
-        </w:rPr>
-        <w:t>accuracy</w:t>
-      </w:r>
-      <w:r>
-        <w:rPr>
-          <w:b w:val="0"/>
-        </w:rPr>
-        <w:t>. Explain why 4/6 is not the answer.</w:t>
-      </w:r>
-    </w:p>
-    <w:p>
-      <w:pPr>
-        <w:pStyle w:val="Heading3"/>
-      </w:pPr>
-      <w:r>
-        <w:t>My reasoning and evidence</w:t>
-      </w:r>
-    </w:p>
-    <w:p>
-      <w:r>
-        <w:t>________________________________________________________________</w:t>
-      </w:r>
-    </w:p>
-    <w:p>
-      <w:r>
-        <w:t>________________________________________________________________</w:t>
-      </w:r>
-    </w:p>
-    <w:p>
-      <w:r>
-        <w:t>________________________________________________________________</w:t>
-      </w:r>
-    </w:p>
-    <w:p>
-      <w:r>
-        <w:t>________________________________________________________________</w:t>
-      </w:r>
-    </w:p>
-    <w:p>
-      <w:r>
-        <w:t>________________________________________________________________</w:t>
-      </w:r>
-    </w:p>
-    <w:p>
-      <w:r>
-        <w:t>________________________________________________________________</w:t>
-      </w:r>
-    </w:p>
-    <w:p>
-      <w:pPr>
-        <w:pStyle w:val="Heading1"/>
-      </w:pPr>
-      <w:r>
-        <w:t>14. W3 Make the comparison fair</w:t>
-      </w:r>
-    </w:p>
-    <w:p>
-      <w:r>
-        <w:t>Make the comparison fair. Apply the supplied Baselines First facts and keep your reasoning.</w:t>
-      </w:r>
-    </w:p>
-    <w:p>
-      <w:pPr>
-        <w:spacing w:line="336" w:lineRule="auto" w:after="180"/>
-      </w:pPr>
-      <w:r>
-        <w:rPr>
-          <w:b w:val="0"/>
-        </w:rPr>
-        <w:t xml:space="preserve">A candidate is scored on ten easy rows and the </w:t>
-      </w:r>
-      <w:r>
-        <w:rPr>
-          <w:b/>
-        </w:rPr>
-        <w:t>baseline</w:t>
-      </w:r>
-      <w:r>
-        <w:rPr>
-          <w:b w:val="0"/>
-        </w:rPr>
-        <w:t xml:space="preserve"> on four difficult rows. Describe a fair comparison and two details you must record.</w:t>
-      </w:r>
-    </w:p>
-    <w:p>
-      <w:pPr>
-        <w:pStyle w:val="Heading3"/>
-      </w:pPr>
-      <w:r>
-        <w:t>My reasoning and evidence</w:t>
-      </w:r>
-    </w:p>
-    <w:p>
-      <w:r>
-        <w:t>________________________________________________________________</w:t>
-      </w:r>
-    </w:p>
-    <w:p>
-      <w:r>
-        <w:t>________________________________________________________________</w:t>
-      </w:r>
-    </w:p>
-    <w:p>
-      <w:r>
-        <w:t>________________________________________________________________</w:t>
-      </w:r>
-    </w:p>
-    <w:p>
-      <w:r>
-        <w:t>________________________________________________________________</w:t>
-      </w:r>
-    </w:p>
-    <w:p>
-      <w:r>
-        <w:t>________________________________________________________________</w:t>
-      </w:r>
-    </w:p>
-    <w:p>
-      <w:r>
-        <w:t>________________________________________________________________</w:t>
-      </w:r>
-    </w:p>
-    <w:p>
-      <w:pPr>
-        <w:pStyle w:val="Heading1"/>
-      </w:pPr>
-      <w:r>
-        <w:t>15. W4 Fit and compare independently</w:t>
-      </w:r>
-    </w:p>
-    <w:p>
-      <w:r>
-        <w:t>Attempt before feedback. If this repeats the selected independent case, reuse that first attempt; otherwise keep a separate record. Fit and compare independently. Apply the supplied Baselines First facts and keep your reasoning.</w:t>
-      </w:r>
-    </w:p>
-    <w:p>
-      <w:pPr>
-        <w:spacing w:line="336" w:lineRule="auto" w:after="180"/>
-      </w:pPr>
-      <w:r>
-        <w:rPr>
-          <w:b w:val="0"/>
-        </w:rPr>
-        <w:t xml:space="preserve">New </w:t>
-      </w:r>
-      <w:r>
-        <w:rPr>
-          <w:b/>
-        </w:rPr>
-        <w:t>training</w:t>
-      </w:r>
-      <w:r>
-        <w:rPr>
-          <w:b w:val="0"/>
-        </w:rPr>
-        <w:t xml:space="preserve"> labels are blocked, clear, blocked, blocked, clear. New validation labels are clear, blocked, clear, blocked. Fit the same </w:t>
-      </w:r>
-      <w:r>
-        <w:rPr>
-          <w:b/>
-        </w:rPr>
-        <w:t>baseline</w:t>
-      </w:r>
-      <w:r>
-        <w:rPr>
-          <w:b w:val="0"/>
-        </w:rPr>
-        <w:t xml:space="preserve"> rule and list its four </w:t>
-      </w:r>
-      <w:r>
-        <w:rPr>
-          <w:b/>
-        </w:rPr>
-        <w:t>prediction</w:t>
-      </w:r>
-      <w:r>
-        <w:rPr>
-          <w:b w:val="0"/>
-        </w:rPr>
-        <w:t>s.</w:t>
-      </w:r>
-    </w:p>
-    <w:p>
-      <w:pPr>
-        <w:spacing w:line="336" w:lineRule="auto" w:after="180"/>
-      </w:pPr>
-      <w:r>
-        <w:rPr>
-          <w:b w:val="0"/>
-        </w:rPr>
-        <w:t xml:space="preserve">A supplied candidate predicts clear, blocked, blocked, blocked. Score both on these rows and state the difference in correct examples and </w:t>
-      </w:r>
-      <w:r>
-        <w:rPr>
-          <w:b/>
-        </w:rPr>
-        <w:t>percentage point</w:t>
-      </w:r>
-      <w:r>
-        <w:rPr>
-          <w:b w:val="0"/>
-        </w:rPr>
-        <w:t>s. What claim remains unsupported?</w:t>
-      </w:r>
-    </w:p>
-    <w:p>
-      <w:pPr>
-        <w:pStyle w:val="Heading3"/>
-      </w:pPr>
-      <w:r>
-        <w:t>My reasoning and evidence</w:t>
-      </w:r>
-    </w:p>
-    <w:p>
-      <w:r>
-        <w:t>________________________________________________________________</w:t>
-      </w:r>
-    </w:p>
-    <w:p>
-      <w:r>
-        <w:t>________________________________________________________________</w:t>
-      </w:r>
-    </w:p>
-    <w:p>
-      <w:r>
-        <w:t>________________________________________________________________</w:t>
-      </w:r>
-    </w:p>
-    <w:p>
-      <w:r>
-        <w:t>________________________________________________________________</w:t>
-      </w:r>
-    </w:p>
-    <w:p>
-      <w:r>
-        <w:t>________________________________________________________________</w:t>
-      </w:r>
-    </w:p>
-    <w:p>
-      <w:r>
-        <w:t>________________________________________________________________</w:t>
-      </w:r>
-    </w:p>
-    <w:p>
-      <w:r>
-        <w:t>________________________________________________________________</w:t>
-      </w:r>
-    </w:p>
-    <w:p>
-      <w:r>
-        <w:t>________________________________________________________________</w:t>
-      </w:r>
-    </w:p>
-    <w:p>
-      <w:pPr>
-        <w:pStyle w:val="Heading1"/>
-      </w:pPr>
-      <w:r>
-        <w:t>16. W5 Explain the hidden error</w:t>
-      </w:r>
-    </w:p>
-    <w:p>
-      <w:r>
-        <w:t>Explain the hidden error. Apply the supplied Baselines First facts and keep your reasoning.</w:t>
-      </w:r>
-    </w:p>
-    <w:p>
-      <w:pPr>
-        <w:spacing w:line="336" w:lineRule="auto" w:after="180"/>
-      </w:pPr>
-      <w:r>
-        <w:rPr>
-          <w:b w:val="0"/>
-        </w:rPr>
-        <w:t xml:space="preserve">A </w:t>
-      </w:r>
-      <w:r>
-        <w:rPr>
-          <w:b/>
-        </w:rPr>
-        <w:t>training</w:t>
-      </w:r>
-      <w:r>
-        <w:rPr>
-          <w:b w:val="0"/>
-        </w:rPr>
-        <w:t xml:space="preserve">-derived clear </w:t>
-      </w:r>
-      <w:r>
-        <w:rPr>
-          <w:b/>
-        </w:rPr>
-        <w:t>baseline</w:t>
-      </w:r>
-      <w:r>
-        <w:rPr>
-          <w:b w:val="0"/>
-        </w:rPr>
-        <w:t xml:space="preserve"> gets nine of ten validation cases correct; the labels are nine clear and one blocked. State its </w:t>
-      </w:r>
-      <w:r>
-        <w:rPr>
-          <w:b/>
-        </w:rPr>
-        <w:t>accuracy</w:t>
-      </w:r>
-      <w:r>
-        <w:rPr>
-          <w:b w:val="0"/>
-        </w:rPr>
-        <w:t xml:space="preserve"> and missed case. If a candidate also gets nine correct, must it miss the same case?</w:t>
-      </w:r>
-    </w:p>
-    <w:p>
-      <w:pPr>
-        <w:spacing w:line="336" w:lineRule="auto" w:after="180"/>
-      </w:pPr>
-      <w:r>
-        <w:rPr>
-          <w:b w:val="0"/>
-        </w:rPr>
-        <w:t>Explain.</w:t>
-      </w:r>
-    </w:p>
-    <w:p>
-      <w:pPr>
-        <w:pStyle w:val="Heading3"/>
-      </w:pPr>
-      <w:r>
-        <w:t>My reasoning and evidence</w:t>
-      </w:r>
-    </w:p>
-    <w:p>
-      <w:r>
-        <w:t>________________________________________________________________</w:t>
-      </w:r>
-    </w:p>
-    <w:p>
-      <w:r>
-        <w:t>________________________________________________________________</w:t>
-      </w:r>
-    </w:p>
-    <w:p>
-      <w:r>
-        <w:t>________________________________________________________________</w:t>
-      </w:r>
-    </w:p>
-    <w:p>
-      <w:r>
-        <w:t>________________________________________________________________</w:t>
-      </w:r>
-    </w:p>
-    <w:p>
-      <w:r>
-        <w:t>________________________________________________________________</w:t>
-      </w:r>
-    </w:p>
-    <w:p>
-      <w:r>
-        <w:t>________________________________________________________________</w:t>
-      </w:r>
-    </w:p>
-    <w:p>
-      <w:pPr>
-        <w:pStyle w:val="Heading1"/>
-      </w:pPr>
-      <w:r>
-        <w:t>17. Feedback, return check and learning record</w:t>
-      </w:r>
-    </w:p>
-    <w:p>
-      <w:r>
-        <w:t>Record the first repaired step and a different case to revisit after a delay.</w:t>
+        <w:t>17. Feedback · Repair and return</w:t>
+      </w:r>
+    </w:p>
+    <w:p>
+      <w:r>
+        <w:t>Keep this task’s complete inputs, stated rule and support record together.</w:t>
+      </w:r>
+    </w:p>
+    <w:p>
+      <w:pPr>
+        <w:pStyle w:val="Heading2"/>
+      </w:pPr>
+      <w:r>
+        <w:t>Task and evidence record</w:t>
       </w:r>
     </w:p>
     <w:tbl>
@@ -1912,12 +817,9 @@
     </w:tbl>
     <w:p>
       <w:pPr>
-        <w:spacing w:line="336" w:lineRule="auto" w:after="180"/>
-      </w:pPr>
-      <w:r>
-        <w:rPr>
-          <w:b w:val="0"/>
-        </w:rPr>
+        <w:pStyle w:val="ListBullet"/>
+      </w:pPr>
+      <w:r>
         <w:t>Revisit this idea with your teacher after a delay. Familiarity is different from explaining and using it on a changed case.</w:t>
       </w:r>
     </w:p>
@@ -1926,87 +828,777 @@
         <w:pStyle w:val="Heading1"/>
       </w:pPr>
       <w:r>
-        <w:t>18. Pictorial case practice: Baselines First</w:t>
-      </w:r>
-    </w:p>
-    <w:p>
-      <w:r>
-        <w:t>Make a simple baseline earn its place before claiming a better classifier. Explain the labelled step before checking the changed condition.</w:t>
-      </w:r>
-    </w:p>
-    <w:p>
-      <w:pPr>
-        <w:spacing w:line="336" w:lineRule="auto" w:after="180"/>
-      </w:pPr>
-      <w:r>
-        <w:rPr>
-          <w:b w:val="0"/>
-        </w:rPr>
-        <w:t xml:space="preserve">Make a simple </w:t>
-      </w:r>
-      <w:r>
-        <w:rPr>
-          <w:b/>
-        </w:rPr>
-        <w:t>baseline</w:t>
-      </w:r>
-      <w:r>
-        <w:rPr>
-          <w:b w:val="0"/>
-        </w:rPr>
-        <w:t xml:space="preserve"> earn its place before claiming a better classifier.</w:t>
-      </w:r>
-    </w:p>
-    <w:p>
-      <w:pPr>
-        <w:spacing w:line="336" w:lineRule="auto" w:after="180"/>
-      </w:pPr>
-      <w:r>
-        <w:rPr>
-          <w:b/>
-        </w:rPr>
-        <w:t>Training</w:t>
-      </w:r>
-      <w:r>
-        <w:rPr>
-          <w:b w:val="0"/>
-        </w:rPr>
-        <w:t xml:space="preserve"> labels: healthy, healthy, spotted. Majority </w:t>
-      </w:r>
-      <w:r>
-        <w:rPr>
-          <w:b/>
-        </w:rPr>
-        <w:t>baseline</w:t>
-      </w:r>
-      <w:r>
-        <w:rPr>
-          <w:b w:val="0"/>
-        </w:rPr>
-        <w:t xml:space="preserve"> predicts healthy. Validation references: healthy, spotted, healthy, spotted.</w:t>
-      </w:r>
-    </w:p>
-    <w:p>
-      <w:pPr>
-        <w:spacing w:line="336" w:lineRule="auto" w:after="180"/>
-      </w:pPr>
-      <w:r>
-        <w:rPr>
-          <w:b w:val="0"/>
-        </w:rPr>
-        <w:t xml:space="preserve">All </w:t>
-      </w:r>
-      <w:r>
-        <w:rPr>
-          <w:b/>
-        </w:rPr>
-        <w:t>input</w:t>
-      </w:r>
-      <w:r>
-        <w:rPr>
-          <w:b w:val="0"/>
-        </w:rPr>
-        <w:t>s and outcomes in this worked example are invented classroom data; no real model run is claimed.</w:t>
+        <w:t>10. Finish · Judge your evidence</w:t>
+      </w:r>
+    </w:p>
+    <w:p>
+      <w:r>
+        <w:t>Keep this task’s complete inputs, stated rule and support record together.</w:t>
+      </w:r>
+    </w:p>
+    <w:p>
+      <w:pPr>
+        <w:pStyle w:val="Heading2"/>
+      </w:pPr>
+      <w:r>
+        <w:t>Task and evidence record</w:t>
+      </w:r>
+    </w:p>
+    <w:p>
+      <w:pPr>
+        <w:pStyle w:val="ListBullet"/>
+      </w:pPr>
+      <w:r>
+        <w:t>I can explain the mechanism. I can show evidence. I can handle a changed case. I can name a limit. Mark each as not yet, with help or independently, and attach supporting work.</w:t>
+      </w:r>
+    </w:p>
+    <w:p>
+      <w:pPr>
+        <w:pStyle w:val="ListBullet"/>
+      </w:pPr>
+      <w:r>
+        <w:t>Teacher review ____________________  Next step ____________________</w:t>
+      </w:r>
+    </w:p>
+    <w:p>
+      <w:pPr>
+        <w:pStyle w:val="Heading1"/>
+      </w:pPr>
+      <w:r>
+        <w:t>Reference bank and extra practice</w:t>
+      </w:r>
+    </w:p>
+    <w:p>
+      <w:pPr>
+        <w:pStyle w:val="Heading1"/>
+      </w:pPr>
+      <w:r>
+        <w:t>02. Reference · Supported W2 record</w:t>
+      </w:r>
+    </w:p>
+    <w:p>
+      <w:r>
+        <w:t>Keep this task’s complete inputs, stated rule and support record together.</w:t>
+      </w:r>
+    </w:p>
+    <w:p>
+      <w:pPr>
+        <w:pStyle w:val="Heading2"/>
+      </w:pPr>
+      <w:r>
+        <w:t>Task and evidence record</w:t>
+      </w:r>
+    </w:p>
+    <w:p>
+      <w:pPr>
+        <w:pStyle w:val="ListBullet"/>
+      </w:pPr>
+      <w:r>
+        <w:t>Use W2: Calculate the validation score for A baseline before a model. Record the answer once; the lesson and workbook refer to the same attempt.</w:t>
+      </w:r>
+    </w:p>
+    <w:tbl>
+      <w:tblPr>
+        <w:tblStyle w:val="LightShading-Accent1"/>
+        <w:tblW w:type="auto" w:w="0"/>
+        <w:tblLook w:firstColumn="1" w:firstRow="1" w:lastColumn="0" w:lastRow="0" w:noHBand="0" w:noVBand="1" w:val="04A0"/>
+      </w:tblPr>
+      <w:tblGrid>
+        <w:gridCol w:w="2556"/>
+        <w:gridCol w:w="2556"/>
+        <w:gridCol w:w="2556"/>
+        <w:gridCol w:w="2556"/>
+      </w:tblGrid>
+      <w:tr>
+        <w:trPr>
+          <w:tblHeader/>
+        </w:trPr>
+        <w:tc>
+          <w:tcPr>
+            <w:tcW w:type="dxa" w:w="2556"/>
+          </w:tcPr>
+          <w:p>
+            <w:r>
+              <w:t>Given inputs</w:t>
+            </w:r>
+          </w:p>
+        </w:tc>
+        <w:tc>
+          <w:tcPr>
+            <w:tcW w:type="dxa" w:w="2556"/>
+          </w:tcPr>
+          <w:p>
+            <w:r>
+              <w:t>Procedure I chose</w:t>
+            </w:r>
+          </w:p>
+        </w:tc>
+        <w:tc>
+          <w:tcPr>
+            <w:tcW w:type="dxa" w:w="2556"/>
+          </w:tcPr>
+          <w:p>
+            <w:r>
+              <w:t>Middle steps</w:t>
+            </w:r>
+          </w:p>
+        </w:tc>
+        <w:tc>
+          <w:tcPr>
+            <w:tcW w:type="dxa" w:w="2556"/>
+          </w:tcPr>
+          <w:p>
+            <w:r>
+              <w:t>Result and check</w:t>
+            </w:r>
+          </w:p>
+        </w:tc>
+      </w:tr>
+      <w:tr>
+        <w:tc>
+          <w:tcPr>
+            <w:tcW w:type="dxa" w:w="2556"/>
+          </w:tcPr>
+          <w:p>
+            <w:r/>
+          </w:p>
+        </w:tc>
+        <w:tc>
+          <w:tcPr>
+            <w:tcW w:type="dxa" w:w="2556"/>
+          </w:tcPr>
+          <w:p>
+            <w:r/>
+          </w:p>
+        </w:tc>
+        <w:tc>
+          <w:tcPr>
+            <w:tcW w:type="dxa" w:w="2556"/>
+          </w:tcPr>
+          <w:p>
+            <w:r/>
+          </w:p>
+        </w:tc>
+        <w:tc>
+          <w:tcPr>
+            <w:tcW w:type="dxa" w:w="2556"/>
+          </w:tcPr>
+          <w:p>
+            <w:r/>
+          </w:p>
+        </w:tc>
+      </w:tr>
+    </w:tbl>
+    <w:p>
+      <w:pPr>
+        <w:pStyle w:val="Heading3"/>
+      </w:pPr>
+      <w:r>
+        <w:t>The step I completed without help, and the hint I needed</w:t>
+      </w:r>
+    </w:p>
+    <w:p>
+      <w:r>
+        <w:t>________________________________________________________________</w:t>
+      </w:r>
+    </w:p>
+    <w:p>
+      <w:r>
+        <w:t>________________________________________________________________</w:t>
+      </w:r>
+    </w:p>
+    <w:p>
+      <w:r>
+        <w:t>________________________________________________________________</w:t>
+      </w:r>
+    </w:p>
+    <w:p>
+      <w:pPr>
+        <w:pStyle w:val="Heading1"/>
+      </w:pPr>
+      <w:r>
+        <w:t>03. Extra practice · Individual reasoning check</w:t>
+      </w:r>
+    </w:p>
+    <w:p>
+      <w:r>
+        <w:t>Keep this task’s complete inputs, stated rule and support record together.</w:t>
+      </w:r>
+    </w:p>
+    <w:p>
+      <w:pPr>
+        <w:pStyle w:val="Heading2"/>
+      </w:pPr>
+      <w:r>
+        <w:t>Task and evidence record</w:t>
+      </w:r>
+    </w:p>
+    <w:p>
+      <w:pPr>
+        <w:pStyle w:val="ListBullet"/>
+      </w:pPr>
+      <w:r>
+        <w:t>Use the worked case for A baseline before a model. Proposed explanation: “A simple baseline does not need training data”. Decide whether this explanation is supported. Point to the step or supplied fact that decides; explain your repair if needed.</w:t>
+      </w:r>
+    </w:p>
+    <w:p>
+      <w:pPr>
+        <w:pStyle w:val="Heading3"/>
+      </w:pPr>
+      <w:r>
+        <w:t>My explanation before partner discussion</w:t>
+      </w:r>
+    </w:p>
+    <w:p>
+      <w:r>
+        <w:t>________________________________________________________________</w:t>
+      </w:r>
+    </w:p>
+    <w:p>
+      <w:r>
+        <w:t>________________________________________________________________</w:t>
+      </w:r>
+    </w:p>
+    <w:p>
+      <w:r>
+        <w:t>________________________________________________________________</w:t>
+      </w:r>
+    </w:p>
+    <w:p>
+      <w:r>
+        <w:t>________________________________________________________________</w:t>
+      </w:r>
+    </w:p>
+    <w:p>
+      <w:pPr>
+        <w:pStyle w:val="Heading1"/>
+      </w:pPr>
+      <w:r>
+        <w:t>05. Reference · Earlier learning target</w:t>
+      </w:r>
+    </w:p>
+    <w:p>
+      <w:r>
+        <w:t>Keep this task’s complete inputs, stated rule and support record together.</w:t>
+      </w:r>
+    </w:p>
+    <w:p>
+      <w:pPr>
+        <w:pStyle w:val="Heading2"/>
+      </w:pPr>
+      <w:r>
+        <w:t>Task and evidence record</w:t>
+      </w:r>
+    </w:p>
+    <w:p>
+      <w:pPr>
+        <w:pStyle w:val="ListBullet"/>
+      </w:pPr>
+      <w:r>
+        <w:t>A dataset contains 27 healthy and 3 spotted leaves. An always-healthy baseline gets what accuracy and spotted recall? What must a new model improve upon?</w:t>
+      </w:r>
+    </w:p>
+    <w:p>
+      <w:pPr>
+        <w:pStyle w:val="Heading1"/>
+      </w:pPr>
+      <w:r>
+        <w:t>06. Extra practice · Earlier complete case</w:t>
+      </w:r>
+    </w:p>
+    <w:p>
+      <w:r>
+        <w:t>Keep this task’s complete inputs, stated rule and support record together.</w:t>
+      </w:r>
+    </w:p>
+    <w:p>
+      <w:pPr>
+        <w:pStyle w:val="Heading2"/>
+      </w:pPr>
+      <w:r>
+        <w:t>Task and evidence record</w:t>
+      </w:r>
+    </w:p>
+    <w:p>
+      <w:pPr>
+        <w:pStyle w:val="ListBullet"/>
+      </w:pPr>
+      <w:r>
+        <w:t>A test set has eighteen healthy and two spotted leaves. Baseline always predicts healthy.</w:t>
+      </w:r>
+    </w:p>
+    <w:p>
+      <w:pPr>
+        <w:pStyle w:val="ListBullet"/>
+      </w:pPr>
+      <w:r>
+        <w:t>Calculate and critique accuracy.</w:t>
+      </w:r>
+    </w:p>
+    <w:p>
+      <w:pPr>
+        <w:pStyle w:val="ListBullet"/>
+      </w:pPr>
+      <w:r>
+        <w:t>Show your trace, calculation or evidence</w:t>
+      </w:r>
+    </w:p>
+    <w:p>
+      <w:pPr>
+        <w:pStyle w:val="Heading3"/>
+      </w:pPr>
+      <w:r>
+        <w:t>Write or draw your reasoning and evidence.</w:t>
+      </w:r>
+    </w:p>
+    <w:p>
+      <w:r>
+        <w:t>________________________________________________________________</w:t>
+      </w:r>
+    </w:p>
+    <w:p>
+      <w:r>
+        <w:t>________________________________________________________________</w:t>
+      </w:r>
+    </w:p>
+    <w:p>
+      <w:r>
+        <w:t>________________________________________________________________</w:t>
+      </w:r>
+    </w:p>
+    <w:p>
+      <w:r>
+        <w:t>________________________________________________________________</w:t>
+      </w:r>
+    </w:p>
+    <w:p>
+      <w:r>
+        <w:t>________________________________________________________________</w:t>
+      </w:r>
+    </w:p>
+    <w:p>
+      <w:pPr>
+        <w:pStyle w:val="Heading1"/>
+      </w:pPr>
+      <w:r>
+        <w:t>07. Extra practice · Changed case</w:t>
+      </w:r>
+    </w:p>
+    <w:p>
+      <w:r>
+        <w:t>Keep this task’s complete inputs, stated rule and support record together.</w:t>
+      </w:r>
+    </w:p>
+    <w:p>
+      <w:pPr>
+        <w:pStyle w:val="Heading2"/>
+      </w:pPr>
+      <w:r>
+        <w:t>Task and evidence record</w:t>
+      </w:r>
+    </w:p>
+    <w:p>
+      <w:pPr>
+        <w:pStyle w:val="ListBullet"/>
+      </w:pPr>
+      <w:r>
+        <w:t>A dataset has 18 grass and 2 fern examples. A baseline always predicts grass. Compute accuracy and name a serious limitation.</w:t>
+      </w:r>
+    </w:p>
+    <w:p>
+      <w:pPr>
+        <w:pStyle w:val="ListBullet"/>
+      </w:pPr>
+      <w:r>
+        <w:t>My independent answer and reason</w:t>
+      </w:r>
+    </w:p>
+    <w:p>
+      <w:pPr>
+        <w:pStyle w:val="Heading3"/>
+      </w:pPr>
+      <w:r>
+        <w:t>Write or draw your reasoning and evidence.</w:t>
+      </w:r>
+    </w:p>
+    <w:p>
+      <w:r>
+        <w:t>________________________________________________________________</w:t>
+      </w:r>
+    </w:p>
+    <w:p>
+      <w:r>
+        <w:t>________________________________________________________________</w:t>
+      </w:r>
+    </w:p>
+    <w:p>
+      <w:r>
+        <w:t>________________________________________________________________</w:t>
+      </w:r>
+    </w:p>
+    <w:p>
+      <w:r>
+        <w:t>________________________________________________________________</w:t>
+      </w:r>
+    </w:p>
+    <w:p>
+      <w:r>
+        <w:t>________________________________________________________________</w:t>
+      </w:r>
+    </w:p>
+    <w:p>
+      <w:pPr>
+        <w:pStyle w:val="Heading3"/>
+      </w:pPr>
+      <w:r>
+        <w:t>Week 10 Test and reflect</w:t>
+      </w:r>
+    </w:p>
+    <w:p>
+      <w:pPr>
+        <w:pStyle w:val="Heading1"/>
+      </w:pPr>
+      <w:r>
+        <w:t>08. Extra practice · Design a revealing test</w:t>
+      </w:r>
+    </w:p>
+    <w:p>
+      <w:r>
+        <w:t>Keep this task’s complete inputs, stated rule and support record together.</w:t>
+      </w:r>
+    </w:p>
+    <w:p>
+      <w:pPr>
+        <w:pStyle w:val="Heading2"/>
+      </w:pPr>
+      <w:r>
+        <w:t>Task and evidence record</w:t>
+      </w:r>
+    </w:p>
+    <w:p>
+      <w:pPr>
+        <w:pStyle w:val="ListBullet"/>
+      </w:pPr>
+      <w:r>
+        <w:t>Create a changed input, boundary case or missing-information case. Write the expected answer or safe response before testing.</w:t>
+      </w:r>
+    </w:p>
+    <w:tbl>
+      <w:tblPr>
+        <w:tblStyle w:val="LightShading-Accent1"/>
+        <w:tblW w:type="auto" w:w="0"/>
+        <w:tblLook w:firstColumn="1" w:firstRow="1" w:lastColumn="0" w:lastRow="0" w:noHBand="0" w:noVBand="1" w:val="04A0"/>
+      </w:tblPr>
+      <w:tblGrid>
+        <w:gridCol w:w="5112"/>
+        <w:gridCol w:w="5112"/>
+      </w:tblGrid>
+      <w:tr>
+        <w:trPr>
+          <w:tblHeader/>
+        </w:trPr>
+        <w:tc>
+          <w:tcPr>
+            <w:tcW w:type="dxa" w:w="5112"/>
+          </w:tcPr>
+          <w:p>
+            <w:r>
+              <w:t>Test record</w:t>
+            </w:r>
+          </w:p>
+        </w:tc>
+        <w:tc>
+          <w:tcPr>
+            <w:tcW w:type="dxa" w:w="5112"/>
+          </w:tcPr>
+          <w:p>
+            <w:r>
+              <w:t>My evidence</w:t>
+            </w:r>
+          </w:p>
+        </w:tc>
+      </w:tr>
+      <w:tr>
+        <w:tc>
+          <w:tcPr>
+            <w:tcW w:type="dxa" w:w="5112"/>
+          </w:tcPr>
+          <w:p>
+            <w:r>
+              <w:t>Changed input or condition</w:t>
+            </w:r>
+          </w:p>
+        </w:tc>
+        <w:tc>
+          <w:tcPr>
+            <w:tcW w:type="dxa" w:w="5112"/>
+          </w:tcPr>
+          <w:p>
+            <w:r/>
+          </w:p>
+        </w:tc>
+      </w:tr>
+      <w:tr>
+        <w:tc>
+          <w:tcPr>
+            <w:tcW w:type="dxa" w:w="5112"/>
+          </w:tcPr>
+          <w:p>
+            <w:r>
+              <w:t>Expected answer or fallback</w:t>
+            </w:r>
+          </w:p>
+        </w:tc>
+        <w:tc>
+          <w:tcPr>
+            <w:tcW w:type="dxa" w:w="5112"/>
+          </w:tcPr>
+          <w:p>
+            <w:r/>
+          </w:p>
+        </w:tc>
+      </w:tr>
+      <w:tr>
+        <w:tc>
+          <w:tcPr>
+            <w:tcW w:type="dxa" w:w="5112"/>
+          </w:tcPr>
+          <w:p>
+            <w:r>
+              <w:t>Observed result</w:t>
+            </w:r>
+          </w:p>
+        </w:tc>
+        <w:tc>
+          <w:tcPr>
+            <w:tcW w:type="dxa" w:w="5112"/>
+          </w:tcPr>
+          <w:p>
+            <w:r/>
+          </w:p>
+        </w:tc>
+      </w:tr>
+      <w:tr>
+        <w:tc>
+          <w:tcPr>
+            <w:tcW w:type="dxa" w:w="5112"/>
+          </w:tcPr>
+          <w:p>
+            <w:r>
+              <w:t>Why the result occurred</w:t>
+            </w:r>
+          </w:p>
+        </w:tc>
+        <w:tc>
+          <w:tcPr>
+            <w:tcW w:type="dxa" w:w="5112"/>
+          </w:tcPr>
+          <w:p>
+            <w:r/>
+          </w:p>
+        </w:tc>
+      </w:tr>
+    </w:tbl>
+    <w:p>
+      <w:pPr>
+        <w:pStyle w:val="Heading1"/>
+      </w:pPr>
+      <w:r>
+        <w:t>11. Extra practice · Earlier transfer</w:t>
+      </w:r>
+    </w:p>
+    <w:p>
+      <w:r>
+        <w:t>Keep this task’s complete inputs, stated rule and support record together.</w:t>
+      </w:r>
+    </w:p>
+    <w:p>
+      <w:pPr>
+        <w:pStyle w:val="Heading2"/>
+      </w:pPr>
+      <w:r>
+        <w:t>Task and evidence record</w:t>
+      </w:r>
+    </w:p>
+    <w:p>
+      <w:pPr>
+        <w:pStyle w:val="ListBullet"/>
+      </w:pPr>
+      <w:r>
+        <w:t>A dataset contains 27 healthy and 3 spotted leaves. An always-healthy baseline gets what accuracy and spotted recall? What must a new model improve upon?</w:t>
+      </w:r>
+    </w:p>
+    <w:p>
+      <w:pPr>
+        <w:pStyle w:val="Heading3"/>
+      </w:pPr>
+      <w:r>
+        <w:t>My independently reasoned answer</w:t>
+      </w:r>
+    </w:p>
+    <w:p>
+      <w:r>
+        <w:t>________________________________________________________________</w:t>
+      </w:r>
+    </w:p>
+    <w:p>
+      <w:r>
+        <w:t>________________________________________________________________</w:t>
+      </w:r>
+    </w:p>
+    <w:p>
+      <w:r>
+        <w:t>________________________________________________________________</w:t>
+      </w:r>
+    </w:p>
+    <w:p>
+      <w:r>
+        <w:t>________________________________________________________________</w:t>
+      </w:r>
+    </w:p>
+    <w:p>
+      <w:r>
+        <w:t>________________________________________________________________</w:t>
+      </w:r>
+    </w:p>
+    <w:p>
+      <w:r>
+        <w:t>________________________________________________________________</w:t>
+      </w:r>
+    </w:p>
+    <w:p>
+      <w:r>
+        <w:t>________________________________________________________________</w:t>
+      </w:r>
+    </w:p>
+    <w:p>
+      <w:pPr>
+        <w:pStyle w:val="ListBullet"/>
+      </w:pPr>
+      <w:r>
+        <w:t>Record support used: none, hint or teacher explanation.</w:t>
+      </w:r>
+    </w:p>
+    <w:p>
+      <w:pPr>
+        <w:pStyle w:val="Heading1"/>
+      </w:pPr>
+      <w:r>
+        <w:t>15. Reference · Earlier W4 record</w:t>
+      </w:r>
+    </w:p>
+    <w:p>
+      <w:r>
+        <w:t>Keep this task’s complete inputs, stated rule and support record together.</w:t>
+      </w:r>
+    </w:p>
+    <w:p>
+      <w:pPr>
+        <w:pStyle w:val="Heading2"/>
+      </w:pPr>
+      <w:r>
+        <w:t>Task and evidence record</w:t>
+      </w:r>
+    </w:p>
+    <w:p>
+      <w:pPr>
+        <w:pStyle w:val="ListBullet"/>
+      </w:pPr>
+      <w:r>
+        <w:t>New training labels are blocked, clear, blocked, blocked, clear. New validation labels are clear, blocked, clear, blocked. Fit the same baseline rule and list its four predictions. A supplied candidate predicts clear, blocked, blocked, blocked. Score both on these rows and state the difference in correct examples and percentage points. What claim remains unsupported?</w:t>
+      </w:r>
+    </w:p>
+    <w:p>
+      <w:pPr>
+        <w:pStyle w:val="Heading3"/>
+      </w:pPr>
+      <w:r>
+        <w:t>My reasoning and evidence</w:t>
+      </w:r>
+    </w:p>
+    <w:p>
+      <w:r>
+        <w:t>________________________________________________________________</w:t>
+      </w:r>
+    </w:p>
+    <w:p>
+      <w:r>
+        <w:t>________________________________________________________________</w:t>
+      </w:r>
+    </w:p>
+    <w:p>
+      <w:r>
+        <w:t>________________________________________________________________</w:t>
+      </w:r>
+    </w:p>
+    <w:p>
+      <w:r>
+        <w:t>________________________________________________________________</w:t>
+      </w:r>
+    </w:p>
+    <w:p>
+      <w:r>
+        <w:t>________________________________________________________________</w:t>
+      </w:r>
+    </w:p>
+    <w:p>
+      <w:r>
+        <w:t>________________________________________________________________</w:t>
+      </w:r>
+    </w:p>
+    <w:p>
+      <w:r>
+        <w:t>________________________________________________________________</w:t>
+      </w:r>
+    </w:p>
+    <w:p>
+      <w:r>
+        <w:t>________________________________________________________________</w:t>
+      </w:r>
+    </w:p>
+    <w:p>
+      <w:pPr>
+        <w:pStyle w:val="Heading1"/>
+      </w:pPr>
+      <w:r>
+        <w:t>18. Extra practice · Pictured case</w:t>
+      </w:r>
+    </w:p>
+    <w:p>
+      <w:r>
+        <w:t>Keep this task’s complete inputs, stated rule and support record together.</w:t>
+      </w:r>
+    </w:p>
+    <w:p>
+      <w:pPr>
+        <w:pStyle w:val="Heading2"/>
+      </w:pPr>
+      <w:r>
+        <w:t>Task and evidence record</w:t>
+      </w:r>
+    </w:p>
+    <w:p>
+      <w:pPr>
+        <w:pStyle w:val="ListBullet"/>
+      </w:pPr>
+      <w:r>
+        <w:t>Make a simple baseline earn its place before claiming a better classifier.</w:t>
+      </w:r>
+    </w:p>
+    <w:p>
+      <w:pPr>
+        <w:pStyle w:val="ListBullet"/>
+      </w:pPr>
+      <w:r>
+        <w:t>Training labels: healthy, healthy, spotted. Majority baseline predicts healthy. Validation references: healthy, spotted, healthy, spotted.</w:t>
+      </w:r>
+    </w:p>
+    <w:p>
+      <w:pPr>
+        <w:pStyle w:val="ListBullet"/>
+      </w:pPr>
+      <w:r>
+        <w:t>All inputs and outcomes in this worked example are invented classroom data; no real model run is claimed.</w:t>
       </w:r>
     </w:p>
     <w:p>
@@ -2047,49 +1639,10 @@
     </w:p>
     <w:p>
       <w:pPr>
-        <w:spacing w:line="336" w:lineRule="auto" w:after="180"/>
-      </w:pPr>
-      <w:r>
-        <w:rPr>
-          <w:b w:val="0"/>
-        </w:rPr>
-        <w:t xml:space="preserve">Can the candidate’s </w:t>
-      </w:r>
-      <w:r>
-        <w:rPr>
-          <w:b/>
-        </w:rPr>
-        <w:t>training</w:t>
-      </w:r>
-      <w:r>
-        <w:rPr>
-          <w:b w:val="0"/>
-        </w:rPr>
-        <w:t xml:space="preserve"> </w:t>
-      </w:r>
-      <w:r>
-        <w:rPr>
-          <w:b/>
-        </w:rPr>
-        <w:t>accuracy</w:t>
-      </w:r>
-      <w:r>
-        <w:rPr>
-          <w:b w:val="0"/>
-        </w:rPr>
-        <w:t xml:space="preserve"> replace this validation comparison? Point to the relevant step in the picture, then write the changed result and the rule or </w:t>
-      </w:r>
-      <w:r>
-        <w:rPr>
-          <w:b/>
-        </w:rPr>
-        <w:t>evidence</w:t>
-      </w:r>
-      <w:r>
-        <w:rPr>
-          <w:b w:val="0"/>
-        </w:rPr>
-        <w:t xml:space="preserve"> that supports it.</w:t>
+        <w:pStyle w:val="ListBullet"/>
+      </w:pPr>
+      <w:r>
+        <w:t>Can the candidate’s training accuracy replace this validation comparison? Point to the relevant step in the picture, then write the changed result and the rule or evidence that supports it.</w:t>
       </w:r>
     </w:p>
     <w:p>
@@ -2132,68 +1685,18 @@
     </w:p>
     <w:p>
       <w:pPr>
-        <w:pStyle w:val="Heading3"/>
-      </w:pPr>
-      <w:r>
-        <w:t>Record the help used</w:t>
-      </w:r>
-    </w:p>
-    <w:p>
-      <w:pPr>
-        <w:spacing w:line="336" w:lineRule="auto" w:after="180"/>
-        <w:shd w:fill="F1F6F8"/>
-      </w:pPr>
-      <w:r>
-        <w:rPr>
-          <w:b w:val="0"/>
-        </w:rPr>
-        <w:t xml:space="preserve">Support used: alone / hint / worked example. This record is practice </w:t>
-      </w:r>
-      <w:r>
-        <w:rPr>
-          <w:b/>
-        </w:rPr>
-        <w:t>evidence</w:t>
-      </w:r>
-      <w:r>
-        <w:rPr>
-          <w:b w:val="0"/>
-        </w:rPr>
-        <w:t>.</w:t>
-      </w:r>
-    </w:p>
-    <w:p>
-      <w:pPr>
-        <w:spacing w:line="336" w:lineRule="auto" w:after="180"/>
-      </w:pPr>
-      <w:r>
-        <w:rPr>
-          <w:b w:val="0"/>
-        </w:rPr>
-        <w:t xml:space="preserve">Project connection: For your Responsible Plant Classifier, save the </w:t>
-      </w:r>
-      <w:r>
-        <w:rPr>
-          <w:b/>
-        </w:rPr>
-        <w:t>input</w:t>
-      </w:r>
-      <w:r>
-        <w:rPr>
-          <w:b w:val="0"/>
-        </w:rPr>
-        <w:t>, procedure, observed result and limitation of this check.</w:t>
-      </w:r>
-    </w:p>
-    <w:p>
-      <w:pPr>
-        <w:spacing w:line="336" w:lineRule="auto" w:after="180"/>
-      </w:pPr>
-      <w:r>
-        <w:rPr>
-          <w:b w:val="0"/>
-        </w:rPr>
-        <w:t>Label this worked example as practice; use a different, previously unreviewed case when checking independent understanding.</w:t>
+        <w:pStyle w:val="ListBullet"/>
+      </w:pPr>
+      <w:r>
+        <w:t>Support used: alone / hint / worked example. This record is practice evidence.</w:t>
+      </w:r>
+    </w:p>
+    <w:p>
+      <w:pPr>
+        <w:pStyle w:val="ListBullet"/>
+      </w:pPr>
+      <w:r>
+        <w:t>Project connection: For your Responsible Plant Classifier, save the input, procedure, observed result and limitation of this check. Label this worked example as practice; use a different, previously unreviewed case when checking independent understanding.</w:t>
       </w:r>
     </w:p>
     <w:p>
@@ -2201,92 +1704,44 @@
         <w:pStyle w:val="Heading1"/>
       </w:pPr>
       <w:r>
-        <w:t>19. Project portfolio milestone</w:t>
-      </w:r>
-    </w:p>
-    <w:p>
-      <w:r>
-        <w:t>Keep this week’s input, deciding step, result and limit together in the Responsible Plant Classifier record.</w:t>
-      </w:r>
-    </w:p>
-    <w:p>
-      <w:pPr>
-        <w:spacing w:line="336" w:lineRule="auto" w:after="180"/>
-      </w:pPr>
-      <w:r>
-        <w:rPr>
-          <w:b w:val="0"/>
-        </w:rPr>
+        <w:t>19. Reference · Project portfolio milestone</w:t>
+      </w:r>
+    </w:p>
+    <w:p>
+      <w:r>
+        <w:t>Keep this task’s complete inputs, stated rule and support record together.</w:t>
+      </w:r>
+    </w:p>
+    <w:p>
+      <w:pPr>
+        <w:pStyle w:val="Heading2"/>
+      </w:pPr>
+      <w:r>
+        <w:t>Task and evidence record</w:t>
+      </w:r>
+    </w:p>
+    <w:p>
+      <w:pPr>
+        <w:pStyle w:val="ListBullet"/>
+      </w:pPr>
+      <w:r>
         <w:t>Project: Responsible Plant Classifier</w:t>
       </w:r>
     </w:p>
     <w:p>
       <w:pPr>
-        <w:spacing w:line="336" w:lineRule="auto" w:after="180"/>
-      </w:pPr>
-      <w:r>
-        <w:rPr>
-          <w:b w:val="0"/>
-        </w:rPr>
-        <w:t xml:space="preserve">Current milestone: Make a transparent first version. Keep a trace of how one </w:t>
-      </w:r>
-      <w:r>
-        <w:rPr>
-          <w:b/>
-        </w:rPr>
-        <w:t>input</w:t>
-      </w:r>
-      <w:r>
-        <w:rPr>
-          <w:b w:val="0"/>
-        </w:rPr>
-        <w:t xml:space="preserve"> becomes an </w:t>
-      </w:r>
-      <w:r>
-        <w:rPr>
-          <w:b/>
-        </w:rPr>
-        <w:t>output</w:t>
-      </w:r>
-      <w:r>
-        <w:rPr>
-          <w:b w:val="0"/>
-        </w:rPr>
-        <w:t>; explain the rule or learned component.</w:t>
-      </w:r>
-    </w:p>
-    <w:p>
-      <w:pPr>
-        <w:spacing w:line="336" w:lineRule="auto" w:after="180"/>
-      </w:pPr>
-      <w:r>
-        <w:rPr>
-          <w:b w:val="0"/>
-        </w:rPr>
-        <w:t xml:space="preserve">For your Responsible Plant Classifier, save the </w:t>
-      </w:r>
-      <w:r>
-        <w:rPr>
-          <w:b/>
-        </w:rPr>
-        <w:t>input</w:t>
-      </w:r>
-      <w:r>
-        <w:rPr>
-          <w:b w:val="0"/>
-        </w:rPr>
-        <w:t>, procedure, observed result and limitation of this check.</w:t>
-      </w:r>
-    </w:p>
-    <w:p>
-      <w:pPr>
-        <w:spacing w:line="336" w:lineRule="auto" w:after="180"/>
-      </w:pPr>
-      <w:r>
-        <w:rPr>
-          <w:b w:val="0"/>
-        </w:rPr>
-        <w:t>Label this worked example as practice; use a different, previously unreviewed case when checking independent understanding.</w:t>
+        <w:pStyle w:val="ListBullet"/>
+      </w:pPr>
+      <w:r>
+        <w:t>Current milestone: Make a transparent first version. Keep a trace of how one input becomes an output; explain the rule or learned component.</w:t>
+      </w:r>
+    </w:p>
+    <w:p>
+      <w:pPr>
+        <w:pStyle w:val="ListBullet"/>
+      </w:pPr>
+      <w:r>
+        <w:t>For your Responsible Plant Classifier, save the input, procedure, observed result and limitation of this check. Label this worked example as practice; use a different, previously unreviewed case when checking independent understanding.</w:t>
       </w:r>
     </w:p>
     <w:tbl>
@@ -2443,12 +1898,538 @@
         <w:pStyle w:val="Heading1"/>
       </w:pPr>
       <w:r>
-        <w:t>20. Supported practice and learning evidence</w:t>
-      </w:r>
-    </w:p>
-    <w:p>
-      <w:r>
-        <w:t>Try the supported questions before comparing with hints and feedback. Record what you repaired and the evidence you retained.</w:t>
+        <w:t>20. Extra practice · Predict, check and repair</w:t>
+      </w:r>
+    </w:p>
+    <w:p>
+      <w:r>
+        <w:t>Keep supported feedback separate from the reserved independent case.</w:t>
+      </w:r>
+    </w:p>
+    <w:p>
+      <w:pPr>
+        <w:pStyle w:val="Heading2"/>
+      </w:pPr>
+      <w:r>
+        <w:t>First supported question and hint</w:t>
+      </w:r>
+    </w:p>
+    <w:p>
+      <w:pPr>
+        <w:pStyle w:val="ListBullet"/>
+      </w:pPr>
+      <w:r>
+        <w:t>Make a simple baseline earn its place before claiming a better classifier.</w:t>
+      </w:r>
+    </w:p>
+    <w:p>
+      <w:pPr>
+        <w:pStyle w:val="Heading3"/>
+      </w:pPr>
+      <w:r>
+        <w:t>Practice 1: explain the deciding evidence</w:t>
+      </w:r>
+    </w:p>
+    <w:p>
+      <w:pPr>
+        <w:pStyle w:val="ListBullet"/>
+      </w:pPr>
+      <w:r>
+        <w:t>Which labelled step matches this detail? Supplied candidate predictions healthy, spotted, spotted, spotted match 3/4: 75%.</w:t>
+      </w:r>
+    </w:p>
+    <w:p>
+      <w:pPr>
+        <w:pStyle w:val="ListBullet"/>
+      </w:pPr>
+      <w:r>
+        <w:t>1. Fit baseline</w:t>
+      </w:r>
+    </w:p>
+    <w:p>
+      <w:pPr>
+        <w:pStyle w:val="ListBullet"/>
+      </w:pPr>
+      <w:r>
+        <w:t>2. Score baseline</w:t>
+      </w:r>
+    </w:p>
+    <w:p>
+      <w:pPr>
+        <w:pStyle w:val="ListBullet"/>
+      </w:pPr>
+      <w:r>
+        <w:t>3. Compare candidate</w:t>
+      </w:r>
+    </w:p>
+    <w:p>
+      <w:pPr>
+        <w:pStyle w:val="Heading3"/>
+      </w:pPr>
+      <w:r>
+        <w:t>My selected conclusion, deciding fact and explanation</w:t>
+      </w:r>
+    </w:p>
+    <w:p>
+      <w:r>
+        <w:t>________________________________________________________________</w:t>
+      </w:r>
+    </w:p>
+    <w:p>
+      <w:r>
+        <w:t>________________________________________________________________</w:t>
+      </w:r>
+    </w:p>
+    <w:p>
+      <w:r>
+        <w:t>________________________________________________________________</w:t>
+      </w:r>
+    </w:p>
+    <w:p>
+      <w:r>
+        <w:t>________________________________________________________________</w:t>
+      </w:r>
+    </w:p>
+    <w:p>
+      <w:r>
+        <w:t>________________________________________________________________</w:t>
+      </w:r>
+    </w:p>
+    <w:p>
+      <w:pPr>
+        <w:pStyle w:val="ListBullet"/>
+      </w:pPr>
+      <w:r>
+        <w:t>Hint if needed: Read the steps in the pictorial case. Match the supplied detail to the stage that performs or records it.</w:t>
+      </w:r>
+    </w:p>
+    <w:p>
+      <w:pPr>
+        <w:pStyle w:val="Heading2"/>
+      </w:pPr>
+      <w:r>
+        <w:t>Check the first explanation · reference / check after trying</w:t>
+      </w:r>
+    </w:p>
+    <w:p>
+      <w:pPr>
+        <w:spacing w:line="336" w:lineRule="auto" w:after="180"/>
+      </w:pPr>
+      <w:r>
+        <w:rPr>
+          <w:b w:val="0"/>
+        </w:rPr>
+        <w:t xml:space="preserve">After your attempt, compare with the supported explanation: Compare candidate Supplied candidate </w:t>
+      </w:r>
+      <w:r>
+        <w:rPr>
+          <w:b/>
+        </w:rPr>
+        <w:t>prediction</w:t>
+      </w:r>
+      <w:r>
+        <w:rPr>
+          <w:b w:val="0"/>
+        </w:rPr>
+        <w:t>s healthy, spotted, spotted, spotted match 3/4: 75%. Read the picture in order.</w:t>
+      </w:r>
+    </w:p>
+    <w:p>
+      <w:pPr>
+        <w:spacing w:line="336" w:lineRule="auto" w:after="180"/>
+      </w:pPr>
+      <w:r>
+        <w:rPr>
+          <w:b w:val="0"/>
+        </w:rPr>
+        <w:t xml:space="preserve">Supplied candidate </w:t>
+      </w:r>
+      <w:r>
+        <w:rPr>
+          <w:b/>
+        </w:rPr>
+        <w:t>prediction</w:t>
+      </w:r>
+      <w:r>
+        <w:rPr>
+          <w:b w:val="0"/>
+        </w:rPr>
+        <w:t xml:space="preserve">s healthy, spotted, spotted, spotted match 3/4: 75%. The arrows show which recorded </w:t>
+      </w:r>
+      <w:r>
+        <w:rPr>
+          <w:b/>
+        </w:rPr>
+        <w:t>input</w:t>
+      </w:r>
+      <w:r>
+        <w:rPr>
+          <w:b w:val="0"/>
+        </w:rPr>
+        <w:t xml:space="preserve"> or intermediate result each decision uses.</w:t>
+      </w:r>
+    </w:p>
+    <w:p>
+      <w:pPr>
+        <w:spacing w:line="336" w:lineRule="auto" w:after="180"/>
+      </w:pPr>
+      <w:r>
+        <w:rPr>
+          <w:b w:val="0"/>
+        </w:rPr>
+        <w:t>Explain the deciding step aloud before checking the changed case; pointing to the final answer alone does not show how it follows.</w:t>
+      </w:r>
+    </w:p>
+    <w:p>
+      <w:pPr>
+        <w:pStyle w:val="Heading2"/>
+      </w:pPr>
+      <w:r>
+        <w:t>Changed-case question and hint</w:t>
+      </w:r>
+    </w:p>
+    <w:p>
+      <w:pPr>
+        <w:pStyle w:val="Heading3"/>
+      </w:pPr>
+      <w:r>
+        <w:t>Practice 2: explain the deciding evidence</w:t>
+      </w:r>
+    </w:p>
+    <w:p>
+      <w:pPr>
+        <w:pStyle w:val="ListBullet"/>
+      </w:pPr>
+      <w:r>
+        <w:t>Changed-case practice: Change the third candidate prediction from spotted to healthy. Which conclusion is supported by the supplied facts?</w:t>
+      </w:r>
+    </w:p>
+    <w:p>
+      <w:pPr>
+        <w:pStyle w:val="ListBullet"/>
+      </w:pPr>
+      <w:r>
+        <w:t>1. Candidate becomes correct on all 4 validation cases.</w:t>
+      </w:r>
+    </w:p>
+    <w:p>
+      <w:pPr>
+        <w:pStyle w:val="ListBullet"/>
+      </w:pPr>
+      <w:r>
+        <w:t>2. We can decide the result without examining the changed input or the procedure.</w:t>
+      </w:r>
+    </w:p>
+    <w:p>
+      <w:pPr>
+        <w:pStyle w:val="ListBullet"/>
+      </w:pPr>
+      <w:r>
+        <w:t>3. This one example guarantees correct results for every future input.</w:t>
+      </w:r>
+    </w:p>
+    <w:p>
+      <w:pPr>
+        <w:pStyle w:val="Heading3"/>
+      </w:pPr>
+      <w:r>
+        <w:t>My selected conclusion, deciding fact and explanation</w:t>
+      </w:r>
+    </w:p>
+    <w:p>
+      <w:r>
+        <w:t>________________________________________________________________</w:t>
+      </w:r>
+    </w:p>
+    <w:p>
+      <w:r>
+        <w:t>________________________________________________________________</w:t>
+      </w:r>
+    </w:p>
+    <w:p>
+      <w:r>
+        <w:t>________________________________________________________________</w:t>
+      </w:r>
+    </w:p>
+    <w:p>
+      <w:r>
+        <w:t>________________________________________________________________</w:t>
+      </w:r>
+    </w:p>
+    <w:p>
+      <w:r>
+        <w:t>________________________________________________________________</w:t>
+      </w:r>
+    </w:p>
+    <w:p>
+      <w:pPr>
+        <w:pStyle w:val="ListBullet"/>
+      </w:pPr>
+      <w:r>
+        <w:t>Hint if needed: Use the changed condition and the deciding step in the pictorial trace. The answer must say what follows from those facts.</w:t>
+      </w:r>
+    </w:p>
+    <w:p>
+      <w:pPr>
+        <w:pStyle w:val="Heading2"/>
+      </w:pPr>
+      <w:r>
+        <w:t>Check the changed explanation · reference / check after trying</w:t>
+      </w:r>
+    </w:p>
+    <w:p>
+      <w:pPr>
+        <w:spacing w:line="336" w:lineRule="auto" w:after="180"/>
+      </w:pPr>
+      <w:r>
+        <w:rPr>
+          <w:b w:val="0"/>
+        </w:rPr>
+        <w:t xml:space="preserve">After your attempt, compare with the supported explanation: Candidate becomes correct on all 4 validation cases. Only the previously wrong third decision changes; </w:t>
+      </w:r>
+      <w:r>
+        <w:rPr>
+          <w:b/>
+        </w:rPr>
+        <w:t>baseline</w:t>
+      </w:r>
+      <w:r>
+        <w:rPr>
+          <w:b w:val="0"/>
+        </w:rPr>
+        <w:t xml:space="preserve"> stays fixed at 2/4.</w:t>
+      </w:r>
+    </w:p>
+    <w:p>
+      <w:pPr>
+        <w:pStyle w:val="Heading2"/>
+      </w:pPr>
+      <w:r>
+        <w:t>Repair and keep the record</w:t>
+      </w:r>
+    </w:p>
+    <w:p>
+      <w:pPr>
+        <w:spacing w:line="336" w:lineRule="auto" w:after="180"/>
+      </w:pPr>
+      <w:r>
+        <w:rPr>
+          <w:b w:val="0"/>
+        </w:rPr>
+        <w:t>Review Dataset Cards (ai-4/9). Goal: Inspect row meaning missing values and repeated records. Short practice: What two counts should the revised card show?</w:t>
+      </w:r>
+    </w:p>
+    <w:p>
+      <w:pPr>
+        <w:spacing w:line="336" w:lineRule="auto" w:after="180"/>
+      </w:pPr>
+      <w:r>
+        <w:rPr>
+          <w:b w:val="0"/>
+        </w:rPr>
+        <w:t xml:space="preserve">Point to the relevant step in the picture, then write the changed result and the rule or </w:t>
+      </w:r>
+      <w:r>
+        <w:rPr>
+          <w:b/>
+        </w:rPr>
+        <w:t>evidence</w:t>
+      </w:r>
+      <w:r>
+        <w:rPr>
+          <w:b w:val="0"/>
+        </w:rPr>
+        <w:t xml:space="preserve"> that supports it.. Return to this week and explain what you changed.</w:t>
+      </w:r>
+    </w:p>
+    <w:p>
+      <w:pPr>
+        <w:spacing w:line="336" w:lineRule="auto" w:after="180"/>
+      </w:pPr>
+      <w:r>
+        <w:rPr>
+          <w:b w:val="0"/>
+        </w:rPr>
+        <w:t xml:space="preserve">Review Sampling and Intended Use (ai-4/7). Goal: Define the population and conditions in an intended-use statement. Short practice: Which collection would address the intended-use gap most directly? Point to the relevant step in the picture, then write the changed result and the rule or </w:t>
+      </w:r>
+      <w:r>
+        <w:rPr>
+          <w:b/>
+        </w:rPr>
+        <w:t>evidence</w:t>
+      </w:r>
+      <w:r>
+        <w:rPr>
+          <w:b w:val="0"/>
+        </w:rPr>
+        <w:t xml:space="preserve"> that supports it.. Return to this week and explain what you changed.</w:t>
+      </w:r>
+    </w:p>
+    <w:p>
+      <w:pPr>
+        <w:spacing w:line="336" w:lineRule="auto" w:after="180"/>
+      </w:pPr>
+      <w:r>
+        <w:rPr>
+          <w:b w:val="0"/>
+        </w:rPr>
+        <w:t>Review Python and Table Readiness (ai-4/4). Goal: Specify a table schema. Short practice: Why should the missing value not silently become zero?</w:t>
+      </w:r>
+    </w:p>
+    <w:p>
+      <w:pPr>
+        <w:spacing w:line="336" w:lineRule="auto" w:after="180"/>
+      </w:pPr>
+      <w:r>
+        <w:rPr>
+          <w:b w:val="0"/>
+        </w:rPr>
+        <w:t xml:space="preserve">Point to the relevant step in the picture, then write the changed result and the rule or </w:t>
+      </w:r>
+      <w:r>
+        <w:rPr>
+          <w:b/>
+        </w:rPr>
+        <w:t>evidence</w:t>
+      </w:r>
+      <w:r>
+        <w:rPr>
+          <w:b w:val="0"/>
+        </w:rPr>
+        <w:t xml:space="preserve"> that supports it.. Return to this week and explain what you changed.</w:t>
+      </w:r>
+    </w:p>
+    <w:p>
+      <w:pPr>
+        <w:spacing w:line="336" w:lineRule="auto" w:after="180"/>
+      </w:pPr>
+      <w:r>
+        <w:rPr>
+          <w:b w:val="0"/>
+        </w:rPr>
+        <w:t xml:space="preserve">The browser lab lets you edit the supported Python examples already included in this lesson. Predict first, run, inspect the actual </w:t>
+      </w:r>
+      <w:r>
+        <w:rPr>
+          <w:b/>
+        </w:rPr>
+        <w:t>output</w:t>
+      </w:r>
+      <w:r>
+        <w:rPr>
+          <w:b w:val="0"/>
+        </w:rPr>
+        <w:t xml:space="preserve"> or error, change one </w:t>
+      </w:r>
+      <w:r>
+        <w:rPr>
+          <w:b/>
+        </w:rPr>
+        <w:t>input</w:t>
+      </w:r>
+      <w:r>
+        <w:rPr>
+          <w:b w:val="0"/>
+        </w:rPr>
+        <w:t>, then run again.</w:t>
+      </w:r>
+    </w:p>
+    <w:p>
+      <w:pPr>
+        <w:spacing w:line="336" w:lineRule="auto" w:after="180"/>
+      </w:pPr>
+      <w:r>
+        <w:rPr>
+          <w:b w:val="0"/>
+        </w:rPr>
+        <w:t xml:space="preserve">Keep code, </w:t>
+      </w:r>
+      <w:r>
+        <w:rPr>
+          <w:b/>
+        </w:rPr>
+        <w:t>prediction</w:t>
+      </w:r>
+      <w:r>
+        <w:rPr>
+          <w:b w:val="0"/>
+        </w:rPr>
+        <w:t>s, actual results and a reasoned revision together. On paper, label your result as a trace rather than an execution.</w:t>
+      </w:r>
+    </w:p>
+    <w:p>
+      <w:pPr>
+        <w:spacing w:line="336" w:lineRule="auto" w:after="180"/>
+      </w:pPr>
+      <w:r>
+        <w:rPr>
+          <w:b w:val="0"/>
+        </w:rPr>
+        <w:t xml:space="preserve">Use Download completed work in the hosted lesson to export your answers, reflections, practice feedback and code-run </w:t>
+      </w:r>
+      <w:r>
+        <w:rPr>
+          <w:b/>
+        </w:rPr>
+        <w:t>evidence</w:t>
+      </w:r>
+      <w:r>
+        <w:rPr>
+          <w:b w:val="0"/>
+        </w:rPr>
+        <w:t>. Open the HTML copy to read or print it.</w:t>
+      </w:r>
+    </w:p>
+    <w:p>
+      <w:pPr>
+        <w:spacing w:line="336" w:lineRule="auto" w:after="180"/>
+      </w:pPr>
+      <w:r>
+        <w:rPr>
+          <w:b w:val="0"/>
+        </w:rPr>
+        <w:t>Drafts stay in this browser when storage is available; clear drafts on a shared device.</w:t>
+      </w:r>
+    </w:p>
+    <w:p>
+      <w:pPr>
+        <w:pStyle w:val="Heading3"/>
+      </w:pPr>
+      <w:r>
+        <w:t>What I repaired, the evidence I kept and the next test</w:t>
+      </w:r>
+    </w:p>
+    <w:p>
+      <w:r>
+        <w:t>________________________________________________________________</w:t>
+      </w:r>
+    </w:p>
+    <w:p>
+      <w:r>
+        <w:t>________________________________________________________________</w:t>
+      </w:r>
+    </w:p>
+    <w:p>
+      <w:r>
+        <w:t>________________________________________________________________</w:t>
+      </w:r>
+    </w:p>
+    <w:p>
+      <w:r>
+        <w:t>________________________________________________________________</w:t>
+      </w:r>
+    </w:p>
+    <w:p>
+      <w:r>
+        <w:t>________________________________________________________________</w:t>
+      </w:r>
+    </w:p>
+    <w:p>
+      <w:pPr>
+        <w:pStyle w:val="Heading2"/>
+      </w:pPr>
+      <w:r>
+        <w:t>Earlier wording, alternatives and picture transcripts · reference / check after trying</w:t>
       </w:r>
     </w:p>
     <w:p>
@@ -2464,104 +2445,10 @@
     </w:p>
     <w:p>
       <w:pPr>
-        <w:spacing w:line="336" w:lineRule="auto" w:after="180"/>
-      </w:pPr>
-      <w:r>
-        <w:rPr>
-          <w:b w:val="0"/>
-        </w:rPr>
-        <w:t xml:space="preserve">Make a simple </w:t>
-      </w:r>
-      <w:r>
-        <w:rPr>
-          <w:b/>
-        </w:rPr>
-        <w:t>baseline</w:t>
-      </w:r>
-      <w:r>
-        <w:rPr>
-          <w:b w:val="0"/>
-        </w:rPr>
-        <w:t xml:space="preserve"> earn its place before claiming a better classifier.</w:t>
-      </w:r>
-    </w:p>
-    <w:p>
-      <w:pPr>
         <w:pStyle w:val="Heading3"/>
       </w:pPr>
       <w:r>
-        <w:t>Practice 1: explain the deciding evidence</w:t>
-      </w:r>
-    </w:p>
-    <w:p>
-      <w:pPr>
-        <w:spacing w:line="336" w:lineRule="auto" w:after="180"/>
-      </w:pPr>
-      <w:r>
-        <w:rPr>
-          <w:b w:val="0"/>
-        </w:rPr>
-        <w:t xml:space="preserve">Which labelled step matches this detail? Supplied candidate </w:t>
-      </w:r>
-      <w:r>
-        <w:rPr>
-          <w:b/>
-        </w:rPr>
-        <w:t>prediction</w:t>
-      </w:r>
-      <w:r>
-        <w:rPr>
-          <w:b w:val="0"/>
-        </w:rPr>
-        <w:t>s healthy, spotted, spotted, spotted match 3/4: 75%.</w:t>
-      </w:r>
-    </w:p>
-    <w:p>
-      <w:pPr>
-        <w:spacing w:line="336" w:lineRule="auto" w:after="180"/>
-        <w:shd w:fill="F4F9FC"/>
-      </w:pPr>
-      <w:r>
-        <w:rPr>
-          <w:b w:val="0"/>
-        </w:rPr>
-        <w:t xml:space="preserve">1. Fit </w:t>
-      </w:r>
-      <w:r>
-        <w:rPr>
-          <w:b/>
-        </w:rPr>
-        <w:t>baseline</w:t>
-      </w:r>
-    </w:p>
-    <w:p>
-      <w:pPr>
-        <w:spacing w:line="336" w:lineRule="auto" w:after="180"/>
-        <w:shd w:fill="F4F9FC"/>
-      </w:pPr>
-      <w:r>
-        <w:rPr>
-          <w:b w:val="0"/>
-        </w:rPr>
-        <w:t xml:space="preserve">2. Score </w:t>
-      </w:r>
-      <w:r>
-        <w:rPr>
-          <w:b/>
-        </w:rPr>
-        <w:t>baseline</w:t>
-      </w:r>
-    </w:p>
-    <w:p>
-      <w:pPr>
-        <w:spacing w:line="336" w:lineRule="auto" w:after="180"/>
-        <w:shd w:fill="F4F9FC"/>
-      </w:pPr>
-      <w:r>
-        <w:rPr>
-          <w:b w:val="0"/>
-        </w:rPr>
-        <w:t>3. Compare candidate</w:t>
+        <w:t>Repair a missing building block</w:t>
       </w:r>
     </w:p>
     <w:p>
@@ -2569,32 +2456,7 @@
         <w:pStyle w:val="Heading3"/>
       </w:pPr>
       <w:r>
-        <w:t>My selected conclusion, deciding fact and explanation</w:t>
-      </w:r>
-    </w:p>
-    <w:p>
-      <w:r>
-        <w:t>________________________________________________________________</w:t>
-      </w:r>
-    </w:p>
-    <w:p>
-      <w:r>
-        <w:t>________________________________________________________________</w:t>
-      </w:r>
-    </w:p>
-    <w:p>
-      <w:r>
-        <w:t>________________________________________________________________</w:t>
-      </w:r>
-    </w:p>
-    <w:p>
-      <w:r>
-        <w:t>________________________________________________________________</w:t>
-      </w:r>
-    </w:p>
-    <w:p>
-      <w:r>
-        <w:t>________________________________________________________________</w:t>
+        <w:t>Predict, run and debug</w:t>
       </w:r>
     </w:p>
     <w:p>
@@ -2602,553 +2464,25 @@
         <w:pStyle w:val="Heading3"/>
       </w:pPr>
       <w:r>
-        <w:t>Hint · try first</w:t>
-      </w:r>
-    </w:p>
-    <w:p>
-      <w:pPr>
-        <w:spacing w:line="336" w:lineRule="auto" w:after="180"/>
-        <w:shd w:fill="F1F6F8"/>
-      </w:pPr>
-      <w:r>
-        <w:rPr>
-          <w:b w:val="0"/>
-        </w:rPr>
-        <w:t>Hint if needed: Read the steps in the pictorial case. Match the supplied detail to the stage that performs or records it.</w:t>
-      </w:r>
-    </w:p>
-    <w:p>
-      <w:pPr>
-        <w:pStyle w:val="Heading3"/>
-      </w:pPr>
-      <w:r>
-        <w:t>Feedback · compare after trying</w:t>
-      </w:r>
-    </w:p>
-    <w:p>
-      <w:pPr>
-        <w:spacing w:line="336" w:lineRule="auto" w:after="180"/>
-        <w:shd w:fill="F1F6FC"/>
-      </w:pPr>
-      <w:r>
-        <w:rPr>
-          <w:b w:val="0"/>
-        </w:rPr>
-        <w:t xml:space="preserve">After your attempt, compare with the supported explanation: Compare candidate Supplied candidate </w:t>
-      </w:r>
-      <w:r>
-        <w:rPr>
-          <w:b/>
-        </w:rPr>
-        <w:t>prediction</w:t>
-      </w:r>
-      <w:r>
-        <w:rPr>
-          <w:b w:val="0"/>
-        </w:rPr>
-        <w:t>s healthy, spotted, spotted, spotted match 3/4: 75%. Read the picture in order.</w:t>
-      </w:r>
-    </w:p>
-    <w:p>
-      <w:pPr>
-        <w:spacing w:line="336" w:lineRule="auto" w:after="180"/>
-        <w:shd w:fill="F1F6FC"/>
-      </w:pPr>
-      <w:r>
-        <w:rPr>
-          <w:b w:val="0"/>
-        </w:rPr>
-        <w:t xml:space="preserve">Supplied candidate </w:t>
-      </w:r>
-      <w:r>
-        <w:rPr>
-          <w:b/>
-        </w:rPr>
-        <w:t>prediction</w:t>
-      </w:r>
-      <w:r>
-        <w:rPr>
-          <w:b w:val="0"/>
-        </w:rPr>
-        <w:t xml:space="preserve">s healthy, spotted, spotted, spotted match 3/4: 75%. The arrows show which recorded </w:t>
-      </w:r>
-      <w:r>
-        <w:rPr>
-          <w:b/>
-        </w:rPr>
-        <w:t>input</w:t>
-      </w:r>
-      <w:r>
-        <w:rPr>
-          <w:b w:val="0"/>
-        </w:rPr>
-        <w:t xml:space="preserve"> or intermediate result each decision uses.</w:t>
-      </w:r>
-    </w:p>
-    <w:p>
-      <w:pPr>
-        <w:spacing w:line="336" w:lineRule="auto" w:after="180"/>
-        <w:shd w:fill="F1F6FC"/>
-      </w:pPr>
-      <w:r>
-        <w:rPr>
-          <w:b w:val="0"/>
-        </w:rPr>
-        <w:t>Explain the deciding step aloud before checking the changed case; pointing to the final answer alone does not show how it follows.</w:t>
-      </w:r>
-    </w:p>
-    <w:p>
-      <w:pPr>
-        <w:pStyle w:val="Heading3"/>
-      </w:pPr>
-      <w:r>
-        <w:t>Practice 2: explain the deciding evidence</w:t>
-      </w:r>
-    </w:p>
-    <w:p>
-      <w:pPr>
-        <w:pStyle w:val="Heading3"/>
-      </w:pPr>
-      <w:r>
-        <w:t>Changed case · predict first</w:t>
-      </w:r>
-    </w:p>
-    <w:p>
-      <w:pPr>
-        <w:spacing w:line="336" w:lineRule="auto" w:after="180"/>
-        <w:shd w:fill="F5F1FB"/>
-      </w:pPr>
-      <w:r>
-        <w:rPr>
-          <w:b w:val="0"/>
-        </w:rPr>
-        <w:t xml:space="preserve">Changed-case practice: Change the third candidate </w:t>
-      </w:r>
-      <w:r>
-        <w:rPr>
-          <w:b/>
-        </w:rPr>
-        <w:t>prediction</w:t>
-      </w:r>
-      <w:r>
-        <w:rPr>
-          <w:b w:val="0"/>
-        </w:rPr>
-        <w:t xml:space="preserve"> from spotted to healthy. Which conclusion is supported by the supplied facts?</w:t>
-      </w:r>
-    </w:p>
-    <w:p>
-      <w:pPr>
-        <w:spacing w:line="336" w:lineRule="auto" w:after="180"/>
-        <w:shd w:fill="F4F9FC"/>
-      </w:pPr>
-      <w:r>
-        <w:rPr>
-          <w:b w:val="0"/>
-        </w:rPr>
-        <w:t>1. Candidate becomes correct on all 4 validation cases.</w:t>
-      </w:r>
-    </w:p>
-    <w:p>
-      <w:pPr>
-        <w:spacing w:line="336" w:lineRule="auto" w:after="180"/>
-        <w:shd w:fill="F4F9FC"/>
-      </w:pPr>
-      <w:r>
-        <w:rPr>
-          <w:b w:val="0"/>
-        </w:rPr>
-        <w:t xml:space="preserve">2. We can decide the result without examining the changed </w:t>
-      </w:r>
-      <w:r>
-        <w:rPr>
-          <w:b/>
-        </w:rPr>
-        <w:t>input</w:t>
-      </w:r>
-      <w:r>
-        <w:rPr>
-          <w:b w:val="0"/>
-        </w:rPr>
-        <w:t xml:space="preserve"> or the procedure.</w:t>
-      </w:r>
-    </w:p>
-    <w:p>
-      <w:pPr>
-        <w:spacing w:line="336" w:lineRule="auto" w:after="180"/>
-        <w:shd w:fill="F4F9FC"/>
-      </w:pPr>
-      <w:r>
-        <w:rPr>
-          <w:b w:val="0"/>
-        </w:rPr>
-        <w:t xml:space="preserve">3. This one example guarantees correct results for every future </w:t>
-      </w:r>
-      <w:r>
-        <w:rPr>
-          <w:b/>
-        </w:rPr>
-        <w:t>input</w:t>
-      </w:r>
-      <w:r>
-        <w:rPr>
-          <w:b w:val="0"/>
-        </w:rPr>
-        <w:t>.</w:t>
-      </w:r>
-    </w:p>
-    <w:p>
-      <w:pPr>
-        <w:pStyle w:val="Heading3"/>
-      </w:pPr>
-      <w:r>
-        <w:t>My selected conclusion, deciding fact and explanation</w:t>
-      </w:r>
-    </w:p>
-    <w:p>
-      <w:r>
-        <w:t>________________________________________________________________</w:t>
-      </w:r>
-    </w:p>
-    <w:p>
-      <w:r>
-        <w:t>________________________________________________________________</w:t>
-      </w:r>
-    </w:p>
-    <w:p>
-      <w:r>
-        <w:t>________________________________________________________________</w:t>
-      </w:r>
-    </w:p>
-    <w:p>
-      <w:r>
-        <w:t>________________________________________________________________</w:t>
-      </w:r>
-    </w:p>
-    <w:p>
-      <w:r>
-        <w:t>________________________________________________________________</w:t>
-      </w:r>
-    </w:p>
-    <w:p>
-      <w:pPr>
-        <w:pStyle w:val="Heading3"/>
-      </w:pPr>
-      <w:r>
-        <w:t>Hint · try first</w:t>
-      </w:r>
-    </w:p>
-    <w:p>
-      <w:pPr>
-        <w:spacing w:line="336" w:lineRule="auto" w:after="180"/>
-        <w:shd w:fill="F1F6F8"/>
-      </w:pPr>
-      <w:r>
-        <w:rPr>
-          <w:b w:val="0"/>
-        </w:rPr>
-        <w:t>Hint if needed: Use the changed condition and the deciding step in the pictorial trace. The answer must say what follows from those facts.</w:t>
-      </w:r>
-    </w:p>
-    <w:p>
-      <w:pPr>
-        <w:pStyle w:val="Heading3"/>
-      </w:pPr>
-      <w:r>
-        <w:t>Feedback · compare after trying</w:t>
-      </w:r>
-    </w:p>
-    <w:p>
-      <w:pPr>
-        <w:spacing w:line="336" w:lineRule="auto" w:after="180"/>
-        <w:shd w:fill="F1F6FC"/>
-      </w:pPr>
-      <w:r>
-        <w:rPr>
-          <w:b w:val="0"/>
-        </w:rPr>
-        <w:t xml:space="preserve">After your attempt, compare with the supported explanation: Candidate becomes correct on all 4 validation cases. Only the previously wrong third decision changes; </w:t>
-      </w:r>
-      <w:r>
-        <w:rPr>
-          <w:b/>
-        </w:rPr>
-        <w:t>baseline</w:t>
-      </w:r>
-      <w:r>
-        <w:rPr>
-          <w:b w:val="0"/>
-        </w:rPr>
-        <w:t xml:space="preserve"> stays fixed at 2/4.</w:t>
-      </w:r>
-    </w:p>
-    <w:p>
-      <w:pPr>
-        <w:pStyle w:val="Heading3"/>
-      </w:pPr>
-      <w:r>
-        <w:t>Repair a missing building block</w:t>
-      </w:r>
-    </w:p>
-    <w:p>
-      <w:pPr>
-        <w:spacing w:line="336" w:lineRule="auto" w:after="180"/>
-      </w:pPr>
-      <w:r>
-        <w:rPr>
-          <w:b w:val="0"/>
-        </w:rPr>
-        <w:t>Review Dataset Cards (ai-4/9). Goal: Inspect row meaning missing values and repeated records. Short practice: What two counts should the revised card show?</w:t>
-      </w:r>
-    </w:p>
-    <w:p>
-      <w:pPr>
-        <w:spacing w:line="336" w:lineRule="auto" w:after="180"/>
-      </w:pPr>
-      <w:r>
-        <w:rPr>
-          <w:b w:val="0"/>
-        </w:rPr>
-        <w:t xml:space="preserve">Point to the relevant step in the picture, then write the changed result and the rule or </w:t>
-      </w:r>
-      <w:r>
-        <w:rPr>
-          <w:b/>
-        </w:rPr>
-        <w:t>evidence</w:t>
-      </w:r>
-      <w:r>
-        <w:rPr>
-          <w:b w:val="0"/>
-        </w:rPr>
-        <w:t xml:space="preserve"> that supports it.. Return to this week and explain what you changed.</w:t>
-      </w:r>
-    </w:p>
-    <w:p>
-      <w:pPr>
-        <w:spacing w:line="336" w:lineRule="auto" w:after="180"/>
-      </w:pPr>
-      <w:r>
-        <w:rPr>
-          <w:b w:val="0"/>
-        </w:rPr>
-        <w:t>Review Sampling and Intended Use (ai-4/7). Goal: Inspect row meaning missing values and repeated records. Short practice: Which collection would address the intended-use gap most directly?</w:t>
-      </w:r>
-    </w:p>
-    <w:p>
-      <w:pPr>
-        <w:spacing w:line="336" w:lineRule="auto" w:after="180"/>
-      </w:pPr>
-      <w:r>
-        <w:rPr>
-          <w:b w:val="0"/>
-        </w:rPr>
-        <w:t xml:space="preserve">Point to the relevant step in the picture, then write the changed result and the rule or </w:t>
-      </w:r>
-      <w:r>
-        <w:rPr>
-          <w:b/>
-        </w:rPr>
-        <w:t>evidence</w:t>
-      </w:r>
-      <w:r>
-        <w:rPr>
-          <w:b w:val="0"/>
-        </w:rPr>
-        <w:t xml:space="preserve"> that supports it.. Return to this week and explain what you changed.</w:t>
-      </w:r>
-    </w:p>
-    <w:p>
-      <w:pPr>
-        <w:spacing w:line="336" w:lineRule="auto" w:after="180"/>
-      </w:pPr>
-      <w:r>
-        <w:rPr>
-          <w:b w:val="0"/>
-        </w:rPr>
-        <w:t>Review Python and Table Readiness (ai-4/4). Goal: Specify a table schema. Short practice: Why should the missing value not silently become zero?</w:t>
-      </w:r>
-    </w:p>
-    <w:p>
-      <w:pPr>
-        <w:spacing w:line="336" w:lineRule="auto" w:after="180"/>
-      </w:pPr>
-      <w:r>
-        <w:rPr>
-          <w:b w:val="0"/>
-        </w:rPr>
-        <w:t xml:space="preserve">Point to the relevant step in the picture, then write the changed result and the rule or </w:t>
-      </w:r>
-      <w:r>
-        <w:rPr>
-          <w:b/>
-        </w:rPr>
-        <w:t>evidence</w:t>
-      </w:r>
-      <w:r>
-        <w:rPr>
-          <w:b w:val="0"/>
-        </w:rPr>
-        <w:t xml:space="preserve"> that supports it.. Return to this week and explain what you changed.</w:t>
-      </w:r>
-    </w:p>
-    <w:p>
-      <w:pPr>
-        <w:pStyle w:val="Heading3"/>
-      </w:pPr>
-      <w:r>
-        <w:t>Predict, run and debug</w:t>
-      </w:r>
-    </w:p>
-    <w:p>
-      <w:pPr>
-        <w:spacing w:line="336" w:lineRule="auto" w:after="180"/>
-      </w:pPr>
-      <w:r>
-        <w:rPr>
-          <w:b w:val="0"/>
-        </w:rPr>
-        <w:t xml:space="preserve">The browser lab lets you edit the supported Python examples already included in this lesson. Predict first, run, inspect the actual </w:t>
-      </w:r>
-      <w:r>
-        <w:rPr>
-          <w:b/>
-        </w:rPr>
-        <w:t>output</w:t>
-      </w:r>
-      <w:r>
-        <w:rPr>
-          <w:b w:val="0"/>
-        </w:rPr>
-        <w:t xml:space="preserve"> or error, change one </w:t>
-      </w:r>
-      <w:r>
-        <w:rPr>
-          <w:b/>
-        </w:rPr>
-        <w:t>input</w:t>
-      </w:r>
-      <w:r>
-        <w:rPr>
-          <w:b w:val="0"/>
-        </w:rPr>
-        <w:t>, then run again.</w:t>
-      </w:r>
-    </w:p>
-    <w:p>
-      <w:pPr>
-        <w:spacing w:line="336" w:lineRule="auto" w:after="180"/>
-      </w:pPr>
-      <w:r>
-        <w:rPr>
-          <w:b w:val="0"/>
-        </w:rPr>
-        <w:t xml:space="preserve">Keep code, </w:t>
-      </w:r>
-      <w:r>
-        <w:rPr>
-          <w:b/>
-        </w:rPr>
-        <w:t>prediction</w:t>
-      </w:r>
-      <w:r>
-        <w:rPr>
-          <w:b w:val="0"/>
-        </w:rPr>
-        <w:t>s, actual results and a reasoned revision together. On paper, label your result as a trace rather than an execution.</w:t>
-      </w:r>
-    </w:p>
-    <w:p>
-      <w:pPr>
-        <w:pStyle w:val="Heading3"/>
-      </w:pPr>
-      <w:r>
         <w:t>Keep your completed work</w:t>
       </w:r>
     </w:p>
     <w:p>
       <w:pPr>
-        <w:spacing w:line="336" w:lineRule="auto" w:after="180"/>
-      </w:pPr>
-      <w:r>
-        <w:rPr>
-          <w:b w:val="0"/>
-        </w:rPr>
-        <w:t xml:space="preserve">Use Download completed work in the hosted lesson to export your answers, reflections, practice feedback and code-run </w:t>
-      </w:r>
-      <w:r>
-        <w:rPr>
-          <w:b/>
-        </w:rPr>
-        <w:t>evidence</w:t>
-      </w:r>
-      <w:r>
-        <w:rPr>
-          <w:b w:val="0"/>
-        </w:rPr>
-        <w:t>. Open the HTML copy to read or print it.</w:t>
-      </w:r>
-    </w:p>
-    <w:p>
-      <w:pPr>
-        <w:spacing w:line="336" w:lineRule="auto" w:after="180"/>
-      </w:pPr>
-      <w:r>
-        <w:rPr>
-          <w:b w:val="0"/>
-        </w:rPr>
-        <w:t>Drafts stay in this browser when storage is available; clear drafts on a shared device.</w:t>
-      </w:r>
-    </w:p>
-    <w:p>
-      <w:pPr>
-        <w:pStyle w:val="Heading3"/>
-      </w:pPr>
-      <w:r>
-        <w:t>What I repaired, the evidence I kept and the next test</w:t>
-      </w:r>
-    </w:p>
-    <w:p>
-      <w:r>
-        <w:t>________________________________________________________________</w:t>
-      </w:r>
-    </w:p>
-    <w:p>
-      <w:r>
-        <w:t>________________________________________________________________</w:t>
-      </w:r>
-    </w:p>
-    <w:p>
-      <w:r>
-        <w:t>________________________________________________________________</w:t>
-      </w:r>
-    </w:p>
-    <w:p>
-      <w:r>
-        <w:t>________________________________________________________________</w:t>
-      </w:r>
-    </w:p>
-    <w:p>
-      <w:r>
-        <w:t>________________________________________________________________</w:t>
-      </w:r>
-    </w:p>
-    <w:p>
-      <w:pPr>
         <w:pStyle w:val="Heading1"/>
       </w:pPr>
       <w:r>
-        <w:t>21. Visual concept journey</w:t>
-      </w:r>
-    </w:p>
-    <w:p>
-      <w:r>
-        <w:t>Explain each Baselines First picture from its labels, then record a relevant limit.</w:t>
-      </w:r>
-    </w:p>
-    <w:p>
-      <w:pPr>
-        <w:pStyle w:val="Heading3"/>
+        <w:t>21. Reference · Six-picture response sheets</w:t>
+      </w:r>
+    </w:p>
+    <w:p>
+      <w:r>
+        <w:t>Choose the relevant picture instead of repeating every task.</w:t>
+      </w:r>
+    </w:p>
+    <w:p>
+      <w:pPr>
+        <w:pStyle w:val="Heading2"/>
       </w:pPr>
       <w:r>
         <w:t>01. Baselines First: the case</w:t>
@@ -3263,7 +2597,6 @@
     <w:p>
       <w:pPr>
         <w:spacing w:line="336" w:lineRule="auto" w:after="180"/>
-        <w:shd w:fill="F5F1FB"/>
       </w:pPr>
       <w:r>
         <w:rPr>
@@ -3302,7 +2635,7 @@
     </w:p>
     <w:p>
       <w:pPr>
-        <w:pStyle w:val="Heading3"/>
+        <w:pStyle w:val="Heading2"/>
       </w:pPr>
       <w:r>
         <w:t>02. Follow the deciding steps</w:t>
@@ -3406,7 +2739,6 @@
     <w:p>
       <w:pPr>
         <w:spacing w:line="336" w:lineRule="auto" w:after="180"/>
-        <w:shd w:fill="F5F1FB"/>
       </w:pPr>
       <w:r>
         <w:rPr>
@@ -3457,7 +2789,7 @@
     </w:p>
     <w:p>
       <w:pPr>
-        <w:pStyle w:val="Heading3"/>
+        <w:pStyle w:val="Heading2"/>
       </w:pPr>
       <w:r>
         <w:t>03. Keep fitting separate from scoring</w:t>
@@ -3584,7 +2916,6 @@
     <w:p>
       <w:pPr>
         <w:spacing w:line="336" w:lineRule="auto" w:after="180"/>
-        <w:shd w:fill="F5F1FB"/>
       </w:pPr>
       <w:r>
         <w:rPr>
@@ -3623,7 +2954,7 @@
     </w:p>
     <w:p>
       <w:pPr>
-        <w:pStyle w:val="Heading3"/>
+        <w:pStyle w:val="Heading2"/>
       </w:pPr>
       <w:r>
         <w:t>04. Change one thing. Trace what follows.</w:t>
@@ -3726,7 +3057,6 @@
     <w:p>
       <w:pPr>
         <w:spacing w:line="336" w:lineRule="auto" w:after="180"/>
-        <w:shd w:fill="F5F1FB"/>
       </w:pPr>
       <w:r>
         <w:rPr>
@@ -3765,7 +3095,7 @@
     </w:p>
     <w:p>
       <w:pPr>
-        <w:pStyle w:val="Heading3"/>
+        <w:pStyle w:val="Heading2"/>
       </w:pPr>
       <w:r>
         <w:t>05. Connect the explanation to its limit</w:t>
@@ -3891,7 +3221,6 @@
     <w:p>
       <w:pPr>
         <w:spacing w:line="336" w:lineRule="auto" w:after="180"/>
-        <w:shd w:fill="F5F1FB"/>
       </w:pPr>
       <w:r>
         <w:rPr>
@@ -3930,7 +3259,7 @@
     </w:p>
     <w:p>
       <w:pPr>
-        <w:pStyle w:val="Heading3"/>
+        <w:pStyle w:val="Heading2"/>
       </w:pPr>
       <w:r>
         <w:t>06. Make the idea visible in your project</w:t>
@@ -4068,7 +3397,6 @@
     <w:p>
       <w:pPr>
         <w:spacing w:line="336" w:lineRule="auto" w:after="180"/>
-        <w:shd w:fill="F5F1FB"/>
       </w:pPr>
       <w:r>
         <w:rPr>
@@ -4115,6 +3443,62 @@
     <w:p>
       <w:r>
         <w:t>________________________________________________________________</w:t>
+      </w:r>
+    </w:p>
+    <w:p>
+      <w:pPr>
+        <w:pStyle w:val="Heading2"/>
+      </w:pPr>
+      <w:r>
+        <w:t>Earlier wording, alternatives and picture transcripts · reference / check after trying</w:t>
+      </w:r>
+    </w:p>
+    <w:p>
+      <w:pPr>
+        <w:pStyle w:val="Heading3"/>
+      </w:pPr>
+      <w:r>
+        <w:t>01. Baselines First: the case</w:t>
+      </w:r>
+    </w:p>
+    <w:p>
+      <w:pPr>
+        <w:pStyle w:val="Heading3"/>
+      </w:pPr>
+      <w:r>
+        <w:t>02. Follow the deciding steps</w:t>
+      </w:r>
+    </w:p>
+    <w:p>
+      <w:pPr>
+        <w:pStyle w:val="Heading3"/>
+      </w:pPr>
+      <w:r>
+        <w:t>03. Keep fitting separate from scoring</w:t>
+      </w:r>
+    </w:p>
+    <w:p>
+      <w:pPr>
+        <w:pStyle w:val="Heading3"/>
+      </w:pPr>
+      <w:r>
+        <w:t>04. Change one thing. Trace what follows.</w:t>
+      </w:r>
+    </w:p>
+    <w:p>
+      <w:pPr>
+        <w:pStyle w:val="Heading3"/>
+      </w:pPr>
+      <w:r>
+        <w:t>05. Connect the explanation to its limit</w:t>
+      </w:r>
+    </w:p>
+    <w:p>
+      <w:pPr>
+        <w:pStyle w:val="Heading3"/>
+      </w:pPr>
+      <w:r>
+        <w:t>06. Make the idea visible in your project</w:t>
       </w:r>
     </w:p>
     <w:sectPr>
